--- a/template.docx
+++ b/template.docx
@@ -441,7 +441,7 @@
           <w:szCs w:val="22"/>
           <w:lang w:val="id-ID"/>
         </w:rPr>
-        <w:t>{{asal_upt}}</w:t>
+        <w:t>{{upt}}</w:t>
       </w:r>
     </w:p>
     <w:p>
@@ -1019,7 +1019,7 @@
                 <w:szCs w:val="22"/>
                 <w:lang w:val="id-ID"/>
               </w:rPr>
-              <w:t>{{asal_upt}}</w:t>
+              <w:t>{{upt}}</w:t>
             </w:r>
             <w:r>
               <w:rPr>
@@ -1032,15 +1032,28 @@
               <w:t xml:space="preserve"> nomor </w:t>
             </w:r>
             <w:r>
+              <w:rPr>
+                <w:rFonts w:ascii="Arial" w:hAnsi="Arial" w:cs="Arial"/>
+                <w:sz w:val="22"/>
+                <w:szCs w:val="22"/>
+              </w:rPr>
               <w:t>{{no_surat}}</w:t>
             </w:r>
             <w:r>
               <w:rPr>
+                <w:rFonts w:ascii="Arial" w:hAnsi="Arial" w:cs="Arial"/>
+                <w:sz w:val="22"/>
+                <w:szCs w:val="22"/>
                 <w:lang w:val="id-ID"/>
               </w:rPr>
               <w:t xml:space="preserve"> tanggal </w:t>
             </w:r>
             <w:r>
+              <w:rPr>
+                <w:rFonts w:ascii="Arial" w:hAnsi="Arial" w:cs="Arial"/>
+                <w:sz w:val="22"/>
+                <w:szCs w:val="22"/>
+              </w:rPr>
               <w:t>{{tgl_surat}}</w:t>
             </w:r>
             <w:r>
@@ -1426,7 +1439,7 @@
                                 <wp:inline distT="0" distB="0" distL="0" distR="0" wp14:anchorId="713666D3" wp14:editId="4F139062">
                                   <wp:extent cx="1678675" cy="488950"/>
                                   <wp:effectExtent l="0" t="0" r="0" b="6350"/>
-                                  <wp:docPr id="1977497892" name="Picture 32"/>
+                                  <wp:docPr id="1977497892" name="Picture 31"/>
                                   <wp:cNvGraphicFramePr>
                                     <a:graphicFrameLocks xmlns:a="http://schemas.openxmlformats.org/drawingml/2006/main" noChangeAspect="1"/>
                                   </wp:cNvGraphicFramePr>
@@ -1664,7 +1677,7 @@
                           <wp:inline distT="0" distB="0" distL="0" distR="0" wp14:anchorId="713666D3" wp14:editId="4F139062">
                             <wp:extent cx="1678675" cy="488950"/>
                             <wp:effectExtent l="0" t="0" r="0" b="6350"/>
-                            <wp:docPr id="1977497892" name="Picture 32"/>
+                            <wp:docPr id="1977497892" name="Picture 31"/>
                             <wp:cNvGraphicFramePr>
                               <a:graphicFrameLocks xmlns:a="http://schemas.openxmlformats.org/drawingml/2006/main" noChangeAspect="1"/>
                             </wp:cNvGraphicFramePr>
@@ -2933,23 +2946,13 @@
           <w:lang w:val="id-ID"/>
         </w:rPr>
       </w:pPr>
-      <w:proofErr w:type="gramStart"/>
       <w:r>
         <w:rPr>
           <w:rFonts w:ascii="Arial" w:hAnsi="Arial" w:cs="Arial"/>
           <w:sz w:val="19"/>
           <w:szCs w:val="19"/>
         </w:rPr>
-        <w:t>Laman :</w:t>
-      </w:r>
-      <w:proofErr w:type="gramEnd"/>
-      <w:r>
-        <w:rPr>
-          <w:rFonts w:ascii="Arial" w:hAnsi="Arial" w:cs="Arial"/>
-          <w:sz w:val="19"/>
-          <w:szCs w:val="19"/>
-        </w:rPr>
-        <w:t xml:space="preserve"> https://bapasbalikpapan.kemenkumham.go.id Surel : </w:t>
+        <w:t xml:space="preserve">Laman : https://bapasbalikpapan.kemenkumham.go.id Surel : </w:t>
       </w:r>
       <w:hyperlink r:id="rId10" w:history="1">
         <w:r>
@@ -2988,18 +2991,8 @@
           <w:b/>
           <w:sz w:val="32"/>
         </w:rPr>
-        <w:t xml:space="preserve">R A H A S I </w:t>
-      </w:r>
-      <w:proofErr w:type="gramStart"/>
-      <w:r>
-        <w:rPr>
-          <w:rFonts w:ascii="Arial" w:hAnsi="Arial" w:cs="Arial"/>
-          <w:b/>
-          <w:sz w:val="32"/>
-        </w:rPr>
-        <w:t>A</w:t>
-      </w:r>
-      <w:proofErr w:type="gramEnd"/>
+        <w:t>R A H A S I A</w:t>
+      </w:r>
     </w:p>
     <w:p>
       <w:pPr>
@@ -3271,7 +3264,7 @@
           <w:noProof/>
           <w:sz w:val="28"/>
           <w:szCs w:val="28"/>
-          <w:lang w:val="sv-SE"/>
+          <w:lang w:val="id-ID"/>
         </w:rPr>
       </w:pPr>
       <w:r>
@@ -3318,7 +3311,7 @@
           <w:szCs w:val="28"/>
           <w:lang w:val="sv-SE"/>
         </w:rPr>
-        <w:t>{{perkara}}</w:t>
+        <w:t xml:space="preserve">{{perkara}} </w:t>
       </w:r>
       <w:r>
         <w:rPr>
@@ -3328,9 +3321,21 @@
           <w:noProof/>
           <w:sz w:val="28"/>
           <w:szCs w:val="28"/>
-          <w:lang w:val="sv-SE"/>
-        </w:rPr>
-        <w:t xml:space="preserve"> </w:t>
+          <w:lang w:val="id-ID"/>
+        </w:rPr>
+        <w:t xml:space="preserve">/ </w:t>
+      </w:r>
+      <w:r>
+        <w:rPr>
+          <w:rFonts w:ascii="Arial" w:hAnsi="Arial" w:cs="Arial"/>
+          <w:b/>
+          <w:bCs/>
+          <w:noProof/>
+          <w:sz w:val="28"/>
+          <w:szCs w:val="28"/>
+          <w:lang w:val="id-ID"/>
+        </w:rPr>
+        <w:t>{{pasal}}</w:t>
       </w:r>
     </w:p>
     <w:p>
@@ -3394,7 +3399,7 @@
           <w:sz w:val="28"/>
           <w:lang w:val="sv-SE"/>
         </w:rPr>
-        <w:t>{{ alamat_klien }}</w:t>
+        <w:t>{{alamat_klien}}</w:t>
       </w:r>
     </w:p>
     <w:p>
@@ -4606,7 +4611,30 @@
           <w:sz w:val="22"/>
           <w:szCs w:val="22"/>
         </w:rPr>
-        <w:t>{{PROGRAM}}</w:t>
+        <w:t>{{</w:t>
+      </w:r>
+      <w:r>
+        <w:rPr>
+          <w:b/>
+          <w:bCs/>
+          <w:noProof/>
+          <w:spacing w:val="-1"/>
+          <w:sz w:val="22"/>
+          <w:szCs w:val="22"/>
+          <w:lang w:val="id-ID"/>
+        </w:rPr>
+        <w:t>program</w:t>
+      </w:r>
+      <w:r>
+        <w:rPr>
+          <w:b/>
+          <w:bCs/>
+          <w:noProof/>
+          <w:spacing w:val="-1"/>
+          <w:sz w:val="22"/>
+          <w:szCs w:val="22"/>
+        </w:rPr>
+        <w:t>}}</w:t>
       </w:r>
     </w:p>
     <w:p>
@@ -4982,7 +5010,7 @@
         <w:rPr>
           <w:sz w:val="22"/>
           <w:szCs w:val="22"/>
-          <w:lang w:val="sv-SE"/>
+          <w:lang w:val="id-ID"/>
         </w:rPr>
       </w:pPr>
       <w:r>
@@ -5010,6 +5038,24 @@
           <w:lang w:val="sv-SE"/>
         </w:rPr>
         <w:t>{{perkara}}</w:t>
+      </w:r>
+      <w:r>
+        <w:rPr>
+          <w:noProof/>
+          <w:sz w:val="22"/>
+          <w:szCs w:val="22"/>
+          <w:lang w:val="id-ID"/>
+        </w:rPr>
+        <w:t xml:space="preserve">/ </w:t>
+      </w:r>
+      <w:r>
+        <w:rPr>
+          <w:noProof/>
+          <w:sz w:val="22"/>
+          <w:szCs w:val="22"/>
+          <w:lang w:val="id-ID"/>
+        </w:rPr>
+        <w:t>{{pasal}}</w:t>
       </w:r>
     </w:p>
     <w:p>
@@ -5081,7 +5127,7 @@
           <w:sz w:val="22"/>
           <w:szCs w:val="22"/>
         </w:rPr>
-        <w:t>{{asal_upt}}</w:t>
+        <w:t>{{upt}}</w:t>
       </w:r>
       <w:r>
         <w:rPr>
@@ -5692,7 +5738,24 @@
                 <w:sz w:val="22"/>
                 <w:szCs w:val="22"/>
               </w:rPr>
-              <w:t>{{no_reg}}</w:t>
+              <w:t>{{no_reg</w:t>
+            </w:r>
+            <w:r>
+              <w:rPr>
+                <w:noProof/>
+                <w:sz w:val="22"/>
+                <w:szCs w:val="22"/>
+                <w:lang w:val="id-ID"/>
+              </w:rPr>
+              <w:t>_bin</w:t>
+            </w:r>
+            <w:r>
+              <w:rPr>
+                <w:noProof/>
+                <w:sz w:val="22"/>
+                <w:szCs w:val="22"/>
+              </w:rPr>
+              <w:t>}}</w:t>
             </w:r>
           </w:p>
         </w:tc>
@@ -6314,7 +6377,7 @@
                 <w:sz w:val="22"/>
                 <w:szCs w:val="22"/>
               </w:rPr>
-              <w:t>{{agama_klien}}</w:t>
+              <w:t>{{agama}}</w:t>
             </w:r>
           </w:p>
         </w:tc>
@@ -6452,7 +6515,32 @@
                 <w:sz w:val="22"/>
                 <w:szCs w:val="22"/>
               </w:rPr>
-              <w:t>{{suku_klien}}/{{warga_negara}}</w:t>
+              <w:t>{{suku</w:t>
+            </w:r>
+            <w:r>
+              <w:rPr>
+                <w:noProof/>
+                <w:sz w:val="22"/>
+                <w:szCs w:val="22"/>
+              </w:rPr>
+              <w:t xml:space="preserve"> </w:t>
+            </w:r>
+            <w:r>
+              <w:rPr>
+                <w:noProof/>
+                <w:sz w:val="22"/>
+                <w:szCs w:val="22"/>
+              </w:rPr>
+              <w:t>}}/</w:t>
+            </w:r>
+            <w:r>
+              <w:rPr>
+                <w:noProof/>
+                <w:sz w:val="22"/>
+                <w:szCs w:val="22"/>
+                <w:lang w:val="id-ID"/>
+              </w:rPr>
+              <w:t xml:space="preserve"> Indonesia</w:t>
             </w:r>
           </w:p>
         </w:tc>
@@ -6818,7 +6906,7 @@
                 <w:sz w:val="22"/>
                 <w:szCs w:val="22"/>
               </w:rPr>
-              <w:t>{{status_nikah_klien}</w:t>
+              <w:t>{{status_nikah</w:t>
             </w:r>
             <w:r>
               <w:rPr>
@@ -6826,7 +6914,15 @@
                 <w:sz w:val="22"/>
                 <w:szCs w:val="22"/>
               </w:rPr>
-              <w:t>}</w:t>
+              <w:t xml:space="preserve"> </w:t>
+            </w:r>
+            <w:r>
+              <w:rPr>
+                <w:noProof/>
+                <w:sz w:val="22"/>
+                <w:szCs w:val="22"/>
+              </w:rPr>
+              <w:t>}}</w:t>
             </w:r>
           </w:p>
         </w:tc>
@@ -7067,7 +7163,7 @@
                 <w:sz w:val="22"/>
                 <w:szCs w:val="22"/>
               </w:rPr>
-              <w:t>{{ciri_klien}}</w:t>
+              <w:t>{{ciri}}</w:t>
             </w:r>
           </w:p>
         </w:tc>
@@ -7639,7 +7735,16 @@
                 <w:szCs w:val="22"/>
                 <w:lang w:val="id-ID"/>
               </w:rPr>
-              <w:t>{{suku_ayah}}/{{warga_negara}}</w:t>
+              <w:t>{{suku_ayah}}/</w:t>
+            </w:r>
+            <w:r>
+              <w:rPr>
+                <w:noProof/>
+                <w:sz w:val="22"/>
+                <w:szCs w:val="22"/>
+                <w:lang w:val="id-ID"/>
+              </w:rPr>
+              <w:t xml:space="preserve"> Indonesia</w:t>
             </w:r>
           </w:p>
         </w:tc>
@@ -8126,6 +8231,14 @@
                 <w:lang w:val="id-ID"/>
               </w:rPr>
               <w:t>{{ket_ayah}}</w:t>
+            </w:r>
+            <w:r>
+              <w:rPr>
+                <w:sz w:val="22"/>
+                <w:szCs w:val="22"/>
+                <w:lang w:val="id-ID"/>
+              </w:rPr>
+              <w:t xml:space="preserve"> / {{no_hp_ayah}}</w:t>
             </w:r>
           </w:p>
         </w:tc>
@@ -8293,6 +8406,10 @@
               </w:rPr>
             </w:pPr>
             <w:r>
+              <w:rPr>
+                <w:sz w:val="22"/>
+                <w:szCs w:val="22"/>
+              </w:rPr>
               <w:t>{{nama_ibu}}</w:t>
             </w:r>
           </w:p>
@@ -8431,6 +8548,10 @@
               </w:rPr>
             </w:pPr>
             <w:r>
+              <w:rPr>
+                <w:sz w:val="22"/>
+                <w:szCs w:val="22"/>
+              </w:rPr>
               <w:t>{{ttl_ibu}}</w:t>
             </w:r>
           </w:p>
@@ -8568,6 +8689,10 @@
               </w:rPr>
             </w:pPr>
             <w:r>
+              <w:rPr>
+                <w:sz w:val="22"/>
+                <w:szCs w:val="22"/>
+              </w:rPr>
               <w:t>{{agama_ibu}}</w:t>
             </w:r>
           </w:p>
@@ -8705,7 +8830,20 @@
               </w:rPr>
             </w:pPr>
             <w:r>
-              <w:t>{{suku_ibu}}/{{warga_negara}}</w:t>
+              <w:rPr>
+                <w:sz w:val="22"/>
+                <w:szCs w:val="22"/>
+              </w:rPr>
+              <w:t>{{suku_ibu}}/</w:t>
+            </w:r>
+            <w:r>
+              <w:rPr>
+                <w:noProof/>
+                <w:sz w:val="22"/>
+                <w:szCs w:val="22"/>
+                <w:lang w:val="id-ID"/>
+              </w:rPr>
+              <w:t xml:space="preserve"> Indonesia</w:t>
             </w:r>
           </w:p>
         </w:tc>
@@ -8843,6 +8981,10 @@
               </w:rPr>
             </w:pPr>
             <w:r>
+              <w:rPr>
+                <w:sz w:val="22"/>
+                <w:szCs w:val="22"/>
+              </w:rPr>
               <w:t>{{pend_ibu}}</w:t>
             </w:r>
           </w:p>
@@ -8981,6 +9123,10 @@
               </w:rPr>
             </w:pPr>
             <w:r>
+              <w:rPr>
+                <w:sz w:val="22"/>
+                <w:szCs w:val="22"/>
+              </w:rPr>
               <w:t>{{kerja_ibu}}</w:t>
             </w:r>
           </w:p>
@@ -9118,6 +9264,10 @@
               </w:rPr>
             </w:pPr>
             <w:r>
+              <w:rPr>
+                <w:sz w:val="22"/>
+                <w:szCs w:val="22"/>
+              </w:rPr>
               <w:t>{{alamat_ibu}}</w:t>
             </w:r>
           </w:p>
@@ -9256,7 +9406,19 @@
               </w:rPr>
             </w:pPr>
             <w:r>
+              <w:rPr>
+                <w:sz w:val="22"/>
+                <w:szCs w:val="22"/>
+              </w:rPr>
               <w:t>{{ket_ibu}}</w:t>
+            </w:r>
+            <w:r>
+              <w:rPr>
+                <w:sz w:val="22"/>
+                <w:szCs w:val="22"/>
+                <w:lang w:val="id-ID"/>
+              </w:rPr>
+              <w:t xml:space="preserve"> / {{no_hp_ibu}}</w:t>
             </w:r>
           </w:p>
         </w:tc>
@@ -9298,6 +9460,1196 @@
       </w:pPr>
       <w:r>
         <w:rPr>
+          <w:b/>
+          <w:sz w:val="22"/>
+          <w:szCs w:val="22"/>
+        </w:rPr>
+        <w:t xml:space="preserve">3. Penjamin </w:t>
+      </w:r>
+    </w:p>
+    <w:tbl>
+      <w:tblPr>
+        <w:tblStyle w:val="TableGrid"/>
+        <w:tblW w:w="8822" w:type="dxa"/>
+        <w:tblInd w:w="817" w:type="dxa"/>
+        <w:tblBorders>
+          <w:top w:val="none" w:sz="0" w:space="0" w:color="auto"/>
+          <w:left w:val="none" w:sz="0" w:space="0" w:color="auto"/>
+          <w:bottom w:val="none" w:sz="0" w:space="0" w:color="auto"/>
+          <w:right w:val="none" w:sz="0" w:space="0" w:color="auto"/>
+          <w:insideH w:val="none" w:sz="0" w:space="0" w:color="auto"/>
+          <w:insideV w:val="none" w:sz="0" w:space="0" w:color="auto"/>
+        </w:tblBorders>
+        <w:tblLook w:val="04A0" w:firstRow="1" w:lastRow="0" w:firstColumn="1" w:lastColumn="0" w:noHBand="0" w:noVBand="1"/>
+      </w:tblPr>
+      <w:tblGrid>
+        <w:gridCol w:w="567"/>
+        <w:gridCol w:w="3128"/>
+        <w:gridCol w:w="304"/>
+        <w:gridCol w:w="4823"/>
+      </w:tblGrid>
+      <w:tr>
+        <w:trPr>
+          <w:trHeight w:val="240"/>
+        </w:trPr>
+        <w:tc>
+          <w:tcPr>
+            <w:tcW w:w="567" w:type="dxa"/>
+          </w:tcPr>
+          <w:p>
+            <w:pPr>
+              <w:pStyle w:val="ListParagraph"/>
+              <w:tabs>
+                <w:tab w:val="left" w:pos="990"/>
+                <w:tab w:val="left" w:pos="3960"/>
+              </w:tabs>
+              <w:spacing w:line="360" w:lineRule="auto"/>
+              <w:ind w:left="0"/>
+              <w:rPr>
+                <w:bCs/>
+                <w:sz w:val="22"/>
+                <w:szCs w:val="22"/>
+              </w:rPr>
+            </w:pPr>
+            <w:r>
+              <w:rPr>
+                <w:bCs/>
+                <w:sz w:val="22"/>
+                <w:szCs w:val="22"/>
+              </w:rPr>
+              <w:t>a.</w:t>
+            </w:r>
+          </w:p>
+        </w:tc>
+        <w:tc>
+          <w:tcPr>
+            <w:tcW w:w="3128" w:type="dxa"/>
+          </w:tcPr>
+          <w:p>
+            <w:pPr>
+              <w:pStyle w:val="ListParagraph"/>
+              <w:tabs>
+                <w:tab w:val="left" w:pos="990"/>
+                <w:tab w:val="left" w:pos="3960"/>
+              </w:tabs>
+              <w:spacing w:line="360" w:lineRule="auto"/>
+              <w:ind w:left="0"/>
+              <w:rPr>
+                <w:bCs/>
+                <w:sz w:val="22"/>
+                <w:szCs w:val="22"/>
+              </w:rPr>
+            </w:pPr>
+            <w:r>
+              <w:rPr>
+                <w:bCs/>
+                <w:sz w:val="22"/>
+                <w:szCs w:val="22"/>
+              </w:rPr>
+              <w:t>Nama</w:t>
+            </w:r>
+          </w:p>
+        </w:tc>
+        <w:tc>
+          <w:tcPr>
+            <w:tcW w:w="304" w:type="dxa"/>
+          </w:tcPr>
+          <w:p>
+            <w:pPr>
+              <w:pStyle w:val="ListParagraph"/>
+              <w:tabs>
+                <w:tab w:val="left" w:pos="990"/>
+                <w:tab w:val="left" w:pos="3960"/>
+              </w:tabs>
+              <w:spacing w:line="360" w:lineRule="auto"/>
+              <w:ind w:left="0"/>
+              <w:rPr>
+                <w:bCs/>
+                <w:sz w:val="22"/>
+                <w:szCs w:val="22"/>
+              </w:rPr>
+            </w:pPr>
+            <w:r>
+              <w:rPr>
+                <w:bCs/>
+                <w:sz w:val="22"/>
+                <w:szCs w:val="22"/>
+              </w:rPr>
+              <w:t>:</w:t>
+            </w:r>
+          </w:p>
+        </w:tc>
+        <w:tc>
+          <w:tcPr>
+            <w:tcW w:w="4823" w:type="dxa"/>
+            <w:vAlign w:val="center"/>
+          </w:tcPr>
+          <w:p>
+            <w:pPr>
+              <w:pStyle w:val="ListParagraph"/>
+              <w:tabs>
+                <w:tab w:val="left" w:pos="990"/>
+              </w:tabs>
+              <w:spacing w:line="360" w:lineRule="auto"/>
+              <w:ind w:left="0"/>
+              <w:jc w:val="both"/>
+              <w:rPr>
+                <w:bCs/>
+                <w:sz w:val="22"/>
+                <w:szCs w:val="22"/>
+              </w:rPr>
+            </w:pPr>
+            <w:r>
+              <w:rPr>
+                <w:noProof/>
+                <w:sz w:val="22"/>
+                <w:szCs w:val="22"/>
+              </w:rPr>
+              <w:t>{{nama_pjm}}</w:t>
+            </w:r>
+          </w:p>
+        </w:tc>
+      </w:tr>
+      <w:tr>
+        <w:trPr>
+          <w:trHeight w:val="240"/>
+        </w:trPr>
+        <w:tc>
+          <w:tcPr>
+            <w:tcW w:w="567" w:type="dxa"/>
+          </w:tcPr>
+          <w:p>
+            <w:pPr>
+              <w:pStyle w:val="ListParagraph"/>
+              <w:tabs>
+                <w:tab w:val="left" w:pos="990"/>
+                <w:tab w:val="left" w:pos="3960"/>
+              </w:tabs>
+              <w:spacing w:line="360" w:lineRule="auto"/>
+              <w:ind w:left="0"/>
+              <w:rPr>
+                <w:b/>
+                <w:sz w:val="22"/>
+                <w:szCs w:val="22"/>
+              </w:rPr>
+            </w:pPr>
+            <w:r>
+              <w:rPr>
+                <w:bCs/>
+                <w:sz w:val="22"/>
+                <w:szCs w:val="22"/>
+              </w:rPr>
+              <w:t>b.</w:t>
+            </w:r>
+          </w:p>
+        </w:tc>
+        <w:tc>
+          <w:tcPr>
+            <w:tcW w:w="3128" w:type="dxa"/>
+          </w:tcPr>
+          <w:p>
+            <w:pPr>
+              <w:pStyle w:val="ListParagraph"/>
+              <w:tabs>
+                <w:tab w:val="left" w:pos="990"/>
+                <w:tab w:val="left" w:pos="3960"/>
+              </w:tabs>
+              <w:spacing w:line="360" w:lineRule="auto"/>
+              <w:ind w:left="0"/>
+              <w:rPr>
+                <w:b/>
+                <w:bCs/>
+                <w:sz w:val="22"/>
+                <w:szCs w:val="22"/>
+              </w:rPr>
+            </w:pPr>
+            <w:r>
+              <w:rPr>
+                <w:bCs/>
+                <w:sz w:val="22"/>
+                <w:szCs w:val="22"/>
+              </w:rPr>
+              <w:t>Tempat/ Tanggal Lahir</w:t>
+            </w:r>
+          </w:p>
+        </w:tc>
+        <w:tc>
+          <w:tcPr>
+            <w:tcW w:w="304" w:type="dxa"/>
+          </w:tcPr>
+          <w:p>
+            <w:pPr>
+              <w:pStyle w:val="ListParagraph"/>
+              <w:tabs>
+                <w:tab w:val="left" w:pos="990"/>
+                <w:tab w:val="left" w:pos="3960"/>
+              </w:tabs>
+              <w:spacing w:line="360" w:lineRule="auto"/>
+              <w:ind w:left="0"/>
+              <w:rPr>
+                <w:b/>
+                <w:sz w:val="22"/>
+                <w:szCs w:val="22"/>
+              </w:rPr>
+            </w:pPr>
+            <w:r>
+              <w:rPr>
+                <w:bCs/>
+                <w:sz w:val="22"/>
+                <w:szCs w:val="22"/>
+              </w:rPr>
+              <w:t>:</w:t>
+            </w:r>
+          </w:p>
+        </w:tc>
+        <w:tc>
+          <w:tcPr>
+            <w:tcW w:w="4823" w:type="dxa"/>
+            <w:vAlign w:val="center"/>
+          </w:tcPr>
+          <w:p>
+            <w:pPr>
+              <w:pStyle w:val="ListParagraph"/>
+              <w:tabs>
+                <w:tab w:val="left" w:pos="990"/>
+                <w:tab w:val="left" w:pos="3960"/>
+              </w:tabs>
+              <w:spacing w:line="360" w:lineRule="auto"/>
+              <w:ind w:left="0"/>
+              <w:jc w:val="both"/>
+              <w:rPr>
+                <w:sz w:val="22"/>
+                <w:szCs w:val="22"/>
+              </w:rPr>
+            </w:pPr>
+            <w:r>
+              <w:rPr>
+                <w:noProof/>
+                <w:sz w:val="22"/>
+                <w:szCs w:val="22"/>
+              </w:rPr>
+              <w:t>{{ttl_pjm}}</w:t>
+            </w:r>
+          </w:p>
+        </w:tc>
+      </w:tr>
+      <w:tr>
+        <w:trPr>
+          <w:trHeight w:val="240"/>
+        </w:trPr>
+        <w:tc>
+          <w:tcPr>
+            <w:tcW w:w="567" w:type="dxa"/>
+          </w:tcPr>
+          <w:p>
+            <w:pPr>
+              <w:pStyle w:val="ListParagraph"/>
+              <w:tabs>
+                <w:tab w:val="left" w:pos="990"/>
+                <w:tab w:val="left" w:pos="3960"/>
+              </w:tabs>
+              <w:spacing w:line="360" w:lineRule="auto"/>
+              <w:ind w:left="0"/>
+              <w:rPr>
+                <w:bCs/>
+                <w:sz w:val="22"/>
+                <w:szCs w:val="22"/>
+              </w:rPr>
+            </w:pPr>
+            <w:r>
+              <w:rPr>
+                <w:bCs/>
+                <w:sz w:val="22"/>
+                <w:szCs w:val="22"/>
+              </w:rPr>
+              <w:t>c.</w:t>
+            </w:r>
+          </w:p>
+        </w:tc>
+        <w:tc>
+          <w:tcPr>
+            <w:tcW w:w="3128" w:type="dxa"/>
+          </w:tcPr>
+          <w:p>
+            <w:pPr>
+              <w:pStyle w:val="ListParagraph"/>
+              <w:tabs>
+                <w:tab w:val="left" w:pos="990"/>
+                <w:tab w:val="left" w:pos="3960"/>
+              </w:tabs>
+              <w:spacing w:line="360" w:lineRule="auto"/>
+              <w:ind w:left="0"/>
+              <w:rPr>
+                <w:bCs/>
+                <w:sz w:val="22"/>
+                <w:szCs w:val="22"/>
+              </w:rPr>
+            </w:pPr>
+            <w:r>
+              <w:rPr>
+                <w:bCs/>
+                <w:sz w:val="22"/>
+                <w:szCs w:val="22"/>
+              </w:rPr>
+              <w:t>Agama</w:t>
+            </w:r>
+          </w:p>
+        </w:tc>
+        <w:tc>
+          <w:tcPr>
+            <w:tcW w:w="304" w:type="dxa"/>
+          </w:tcPr>
+          <w:p>
+            <w:pPr>
+              <w:pStyle w:val="ListParagraph"/>
+              <w:tabs>
+                <w:tab w:val="left" w:pos="990"/>
+                <w:tab w:val="left" w:pos="3960"/>
+              </w:tabs>
+              <w:spacing w:line="360" w:lineRule="auto"/>
+              <w:ind w:left="0"/>
+              <w:rPr>
+                <w:bCs/>
+                <w:sz w:val="22"/>
+                <w:szCs w:val="22"/>
+              </w:rPr>
+            </w:pPr>
+            <w:r>
+              <w:rPr>
+                <w:bCs/>
+                <w:sz w:val="22"/>
+                <w:szCs w:val="22"/>
+              </w:rPr>
+              <w:t>:</w:t>
+            </w:r>
+          </w:p>
+        </w:tc>
+        <w:tc>
+          <w:tcPr>
+            <w:tcW w:w="4823" w:type="dxa"/>
+            <w:vAlign w:val="bottom"/>
+          </w:tcPr>
+          <w:p>
+            <w:pPr>
+              <w:pStyle w:val="ListParagraph"/>
+              <w:tabs>
+                <w:tab w:val="left" w:pos="990"/>
+                <w:tab w:val="left" w:pos="3960"/>
+              </w:tabs>
+              <w:spacing w:line="360" w:lineRule="auto"/>
+              <w:ind w:left="0"/>
+              <w:jc w:val="both"/>
+              <w:rPr>
+                <w:sz w:val="22"/>
+                <w:szCs w:val="22"/>
+              </w:rPr>
+            </w:pPr>
+            <w:r>
+              <w:rPr>
+                <w:sz w:val="22"/>
+                <w:szCs w:val="22"/>
+              </w:rPr>
+              <w:t>{{agama_pjm}}</w:t>
+            </w:r>
+          </w:p>
+        </w:tc>
+      </w:tr>
+      <w:tr>
+        <w:trPr>
+          <w:trHeight w:val="252"/>
+        </w:trPr>
+        <w:tc>
+          <w:tcPr>
+            <w:tcW w:w="567" w:type="dxa"/>
+          </w:tcPr>
+          <w:p>
+            <w:pPr>
+              <w:pStyle w:val="ListParagraph"/>
+              <w:tabs>
+                <w:tab w:val="left" w:pos="990"/>
+                <w:tab w:val="left" w:pos="3960"/>
+              </w:tabs>
+              <w:spacing w:line="360" w:lineRule="auto"/>
+              <w:ind w:left="0"/>
+              <w:rPr>
+                <w:bCs/>
+                <w:sz w:val="22"/>
+                <w:szCs w:val="22"/>
+              </w:rPr>
+            </w:pPr>
+            <w:r>
+              <w:rPr>
+                <w:bCs/>
+                <w:sz w:val="22"/>
+                <w:szCs w:val="22"/>
+              </w:rPr>
+              <w:t>d.</w:t>
+            </w:r>
+          </w:p>
+        </w:tc>
+        <w:tc>
+          <w:tcPr>
+            <w:tcW w:w="3128" w:type="dxa"/>
+          </w:tcPr>
+          <w:p>
+            <w:pPr>
+              <w:pStyle w:val="ListParagraph"/>
+              <w:tabs>
+                <w:tab w:val="left" w:pos="990"/>
+                <w:tab w:val="left" w:pos="3960"/>
+              </w:tabs>
+              <w:spacing w:line="360" w:lineRule="auto"/>
+              <w:ind w:left="0"/>
+              <w:rPr>
+                <w:bCs/>
+                <w:sz w:val="22"/>
+                <w:szCs w:val="22"/>
+              </w:rPr>
+            </w:pPr>
+            <w:r>
+              <w:rPr>
+                <w:bCs/>
+                <w:sz w:val="22"/>
+                <w:szCs w:val="22"/>
+              </w:rPr>
+              <w:t>Suku/ Kewarganegaraan</w:t>
+            </w:r>
+          </w:p>
+        </w:tc>
+        <w:tc>
+          <w:tcPr>
+            <w:tcW w:w="304" w:type="dxa"/>
+          </w:tcPr>
+          <w:p>
+            <w:pPr>
+              <w:pStyle w:val="ListParagraph"/>
+              <w:tabs>
+                <w:tab w:val="left" w:pos="990"/>
+                <w:tab w:val="left" w:pos="3960"/>
+              </w:tabs>
+              <w:spacing w:line="360" w:lineRule="auto"/>
+              <w:ind w:left="0"/>
+              <w:rPr>
+                <w:bCs/>
+                <w:sz w:val="22"/>
+                <w:szCs w:val="22"/>
+              </w:rPr>
+            </w:pPr>
+            <w:r>
+              <w:rPr>
+                <w:bCs/>
+                <w:sz w:val="22"/>
+                <w:szCs w:val="22"/>
+              </w:rPr>
+              <w:t>:</w:t>
+            </w:r>
+          </w:p>
+        </w:tc>
+        <w:tc>
+          <w:tcPr>
+            <w:tcW w:w="4823" w:type="dxa"/>
+            <w:vAlign w:val="center"/>
+          </w:tcPr>
+          <w:p>
+            <w:pPr>
+              <w:pStyle w:val="ListParagraph"/>
+              <w:tabs>
+                <w:tab w:val="left" w:pos="990"/>
+                <w:tab w:val="left" w:pos="3960"/>
+              </w:tabs>
+              <w:spacing w:line="360" w:lineRule="auto"/>
+              <w:ind w:left="0"/>
+              <w:jc w:val="both"/>
+              <w:rPr>
+                <w:sz w:val="22"/>
+                <w:szCs w:val="22"/>
+              </w:rPr>
+            </w:pPr>
+            <w:r>
+              <w:rPr>
+                <w:sz w:val="22"/>
+                <w:szCs w:val="22"/>
+              </w:rPr>
+              <w:t>{{suku_pjm}}/</w:t>
+            </w:r>
+            <w:r>
+              <w:rPr>
+                <w:noProof/>
+                <w:sz w:val="22"/>
+                <w:szCs w:val="22"/>
+                <w:lang w:val="id-ID"/>
+              </w:rPr>
+              <w:t xml:space="preserve"> Indonesia</w:t>
+            </w:r>
+          </w:p>
+        </w:tc>
+      </w:tr>
+      <w:tr>
+        <w:trPr>
+          <w:trHeight w:val="181"/>
+        </w:trPr>
+        <w:tc>
+          <w:tcPr>
+            <w:tcW w:w="567" w:type="dxa"/>
+          </w:tcPr>
+          <w:p>
+            <w:pPr>
+              <w:pStyle w:val="ListParagraph"/>
+              <w:tabs>
+                <w:tab w:val="left" w:pos="990"/>
+                <w:tab w:val="left" w:pos="3960"/>
+              </w:tabs>
+              <w:spacing w:line="360" w:lineRule="auto"/>
+              <w:ind w:left="0"/>
+              <w:rPr>
+                <w:bCs/>
+                <w:sz w:val="22"/>
+                <w:szCs w:val="22"/>
+              </w:rPr>
+            </w:pPr>
+            <w:r>
+              <w:rPr>
+                <w:bCs/>
+                <w:sz w:val="22"/>
+                <w:szCs w:val="22"/>
+              </w:rPr>
+              <w:t>e.</w:t>
+            </w:r>
+          </w:p>
+        </w:tc>
+        <w:tc>
+          <w:tcPr>
+            <w:tcW w:w="3128" w:type="dxa"/>
+          </w:tcPr>
+          <w:p>
+            <w:pPr>
+              <w:pStyle w:val="ListParagraph"/>
+              <w:tabs>
+                <w:tab w:val="left" w:pos="990"/>
+                <w:tab w:val="left" w:pos="3960"/>
+              </w:tabs>
+              <w:spacing w:line="360" w:lineRule="auto"/>
+              <w:ind w:left="0"/>
+              <w:rPr>
+                <w:bCs/>
+                <w:sz w:val="22"/>
+                <w:szCs w:val="22"/>
+              </w:rPr>
+            </w:pPr>
+            <w:r>
+              <w:rPr>
+                <w:bCs/>
+                <w:sz w:val="22"/>
+                <w:szCs w:val="22"/>
+              </w:rPr>
+              <w:t>Pendidikan</w:t>
+            </w:r>
+          </w:p>
+        </w:tc>
+        <w:tc>
+          <w:tcPr>
+            <w:tcW w:w="304" w:type="dxa"/>
+          </w:tcPr>
+          <w:p>
+            <w:pPr>
+              <w:pStyle w:val="ListParagraph"/>
+              <w:tabs>
+                <w:tab w:val="left" w:pos="990"/>
+                <w:tab w:val="left" w:pos="3960"/>
+              </w:tabs>
+              <w:spacing w:line="360" w:lineRule="auto"/>
+              <w:ind w:left="0"/>
+              <w:rPr>
+                <w:bCs/>
+                <w:sz w:val="22"/>
+                <w:szCs w:val="22"/>
+              </w:rPr>
+            </w:pPr>
+            <w:r>
+              <w:rPr>
+                <w:bCs/>
+                <w:sz w:val="22"/>
+                <w:szCs w:val="22"/>
+              </w:rPr>
+              <w:t>:</w:t>
+            </w:r>
+          </w:p>
+        </w:tc>
+        <w:tc>
+          <w:tcPr>
+            <w:tcW w:w="4823" w:type="dxa"/>
+            <w:vAlign w:val="bottom"/>
+          </w:tcPr>
+          <w:p>
+            <w:pPr>
+              <w:pStyle w:val="ListParagraph"/>
+              <w:tabs>
+                <w:tab w:val="left" w:pos="990"/>
+                <w:tab w:val="left" w:pos="3960"/>
+              </w:tabs>
+              <w:spacing w:line="360" w:lineRule="auto"/>
+              <w:ind w:left="0"/>
+              <w:jc w:val="both"/>
+              <w:rPr>
+                <w:sz w:val="22"/>
+                <w:szCs w:val="22"/>
+              </w:rPr>
+            </w:pPr>
+            <w:r>
+              <w:rPr>
+                <w:sz w:val="22"/>
+                <w:szCs w:val="22"/>
+              </w:rPr>
+              <w:t>{{pend_pjm}}</w:t>
+            </w:r>
+          </w:p>
+        </w:tc>
+      </w:tr>
+      <w:tr>
+        <w:trPr>
+          <w:trHeight w:val="240"/>
+        </w:trPr>
+        <w:tc>
+          <w:tcPr>
+            <w:tcW w:w="567" w:type="dxa"/>
+          </w:tcPr>
+          <w:p>
+            <w:pPr>
+              <w:pStyle w:val="ListParagraph"/>
+              <w:tabs>
+                <w:tab w:val="left" w:pos="990"/>
+                <w:tab w:val="left" w:pos="3960"/>
+              </w:tabs>
+              <w:spacing w:line="360" w:lineRule="auto"/>
+              <w:ind w:left="0"/>
+              <w:rPr>
+                <w:bCs/>
+                <w:sz w:val="22"/>
+                <w:szCs w:val="22"/>
+              </w:rPr>
+            </w:pPr>
+            <w:r>
+              <w:rPr>
+                <w:bCs/>
+                <w:sz w:val="22"/>
+                <w:szCs w:val="22"/>
+              </w:rPr>
+              <w:t>f.</w:t>
+            </w:r>
+          </w:p>
+        </w:tc>
+        <w:tc>
+          <w:tcPr>
+            <w:tcW w:w="3128" w:type="dxa"/>
+          </w:tcPr>
+          <w:p>
+            <w:pPr>
+              <w:pStyle w:val="ListParagraph"/>
+              <w:tabs>
+                <w:tab w:val="left" w:pos="990"/>
+                <w:tab w:val="left" w:pos="3960"/>
+              </w:tabs>
+              <w:spacing w:line="360" w:lineRule="auto"/>
+              <w:ind w:left="0"/>
+              <w:rPr>
+                <w:bCs/>
+                <w:sz w:val="22"/>
+                <w:szCs w:val="22"/>
+              </w:rPr>
+            </w:pPr>
+            <w:r>
+              <w:rPr>
+                <w:bCs/>
+                <w:sz w:val="22"/>
+                <w:szCs w:val="22"/>
+              </w:rPr>
+              <w:t>Pekerjaan</w:t>
+            </w:r>
+          </w:p>
+        </w:tc>
+        <w:tc>
+          <w:tcPr>
+            <w:tcW w:w="304" w:type="dxa"/>
+          </w:tcPr>
+          <w:p>
+            <w:pPr>
+              <w:pStyle w:val="ListParagraph"/>
+              <w:tabs>
+                <w:tab w:val="left" w:pos="990"/>
+                <w:tab w:val="left" w:pos="3960"/>
+              </w:tabs>
+              <w:spacing w:line="360" w:lineRule="auto"/>
+              <w:ind w:left="0"/>
+              <w:rPr>
+                <w:bCs/>
+                <w:sz w:val="22"/>
+                <w:szCs w:val="22"/>
+              </w:rPr>
+            </w:pPr>
+            <w:r>
+              <w:rPr>
+                <w:bCs/>
+                <w:sz w:val="22"/>
+                <w:szCs w:val="22"/>
+              </w:rPr>
+              <w:t>:</w:t>
+            </w:r>
+          </w:p>
+        </w:tc>
+        <w:tc>
+          <w:tcPr>
+            <w:tcW w:w="4823" w:type="dxa"/>
+            <w:vAlign w:val="center"/>
+          </w:tcPr>
+          <w:p>
+            <w:pPr>
+              <w:pStyle w:val="ListParagraph"/>
+              <w:tabs>
+                <w:tab w:val="left" w:pos="990"/>
+                <w:tab w:val="left" w:pos="3960"/>
+              </w:tabs>
+              <w:spacing w:line="360" w:lineRule="auto"/>
+              <w:ind w:left="0"/>
+              <w:jc w:val="both"/>
+              <w:rPr>
+                <w:sz w:val="22"/>
+                <w:szCs w:val="22"/>
+              </w:rPr>
+            </w:pPr>
+            <w:r>
+              <w:rPr>
+                <w:noProof/>
+                <w:sz w:val="22"/>
+                <w:szCs w:val="22"/>
+              </w:rPr>
+              <w:t>{{kerja_pjm}}</w:t>
+            </w:r>
+          </w:p>
+        </w:tc>
+      </w:tr>
+      <w:tr>
+        <w:trPr>
+          <w:trHeight w:val="240"/>
+        </w:trPr>
+        <w:tc>
+          <w:tcPr>
+            <w:tcW w:w="567" w:type="dxa"/>
+          </w:tcPr>
+          <w:p>
+            <w:pPr>
+              <w:pStyle w:val="ListParagraph"/>
+              <w:tabs>
+                <w:tab w:val="left" w:pos="990"/>
+                <w:tab w:val="left" w:pos="3960"/>
+              </w:tabs>
+              <w:spacing w:line="360" w:lineRule="auto"/>
+              <w:ind w:left="0"/>
+              <w:rPr>
+                <w:bCs/>
+                <w:sz w:val="22"/>
+                <w:szCs w:val="22"/>
+              </w:rPr>
+            </w:pPr>
+            <w:r>
+              <w:rPr>
+                <w:bCs/>
+                <w:sz w:val="22"/>
+                <w:szCs w:val="22"/>
+              </w:rPr>
+              <w:t>g.</w:t>
+            </w:r>
+          </w:p>
+        </w:tc>
+        <w:tc>
+          <w:tcPr>
+            <w:tcW w:w="3128" w:type="dxa"/>
+          </w:tcPr>
+          <w:p>
+            <w:pPr>
+              <w:pStyle w:val="ListParagraph"/>
+              <w:tabs>
+                <w:tab w:val="left" w:pos="990"/>
+                <w:tab w:val="left" w:pos="3960"/>
+              </w:tabs>
+              <w:spacing w:line="360" w:lineRule="auto"/>
+              <w:ind w:left="0"/>
+              <w:rPr>
+                <w:bCs/>
+                <w:sz w:val="22"/>
+                <w:szCs w:val="22"/>
+              </w:rPr>
+            </w:pPr>
+            <w:r>
+              <w:rPr>
+                <w:bCs/>
+                <w:sz w:val="22"/>
+                <w:szCs w:val="22"/>
+              </w:rPr>
+              <w:t>Alamat</w:t>
+            </w:r>
+          </w:p>
+        </w:tc>
+        <w:tc>
+          <w:tcPr>
+            <w:tcW w:w="304" w:type="dxa"/>
+          </w:tcPr>
+          <w:p>
+            <w:pPr>
+              <w:pStyle w:val="ListParagraph"/>
+              <w:tabs>
+                <w:tab w:val="left" w:pos="990"/>
+                <w:tab w:val="left" w:pos="3960"/>
+              </w:tabs>
+              <w:spacing w:line="360" w:lineRule="auto"/>
+              <w:ind w:left="0"/>
+              <w:rPr>
+                <w:bCs/>
+                <w:sz w:val="22"/>
+                <w:szCs w:val="22"/>
+              </w:rPr>
+            </w:pPr>
+            <w:r>
+              <w:rPr>
+                <w:bCs/>
+                <w:sz w:val="22"/>
+                <w:szCs w:val="22"/>
+              </w:rPr>
+              <w:t>:</w:t>
+            </w:r>
+          </w:p>
+        </w:tc>
+        <w:tc>
+          <w:tcPr>
+            <w:tcW w:w="4823" w:type="dxa"/>
+            <w:vAlign w:val="center"/>
+          </w:tcPr>
+          <w:p>
+            <w:pPr>
+              <w:pStyle w:val="ListParagraph"/>
+              <w:tabs>
+                <w:tab w:val="left" w:pos="990"/>
+                <w:tab w:val="left" w:pos="3960"/>
+              </w:tabs>
+              <w:spacing w:line="360" w:lineRule="auto"/>
+              <w:ind w:left="0"/>
+              <w:jc w:val="both"/>
+              <w:rPr>
+                <w:noProof/>
+                <w:sz w:val="22"/>
+                <w:szCs w:val="22"/>
+              </w:rPr>
+            </w:pPr>
+            <w:r>
+              <w:rPr>
+                <w:sz w:val="22"/>
+                <w:szCs w:val="22"/>
+              </w:rPr>
+              <w:t>{{alamat_pjm}}</w:t>
+            </w:r>
+          </w:p>
+        </w:tc>
+      </w:tr>
+      <w:tr>
+        <w:trPr>
+          <w:trHeight w:val="240"/>
+        </w:trPr>
+        <w:tc>
+          <w:tcPr>
+            <w:tcW w:w="567" w:type="dxa"/>
+          </w:tcPr>
+          <w:p>
+            <w:pPr>
+              <w:pStyle w:val="ListParagraph"/>
+              <w:tabs>
+                <w:tab w:val="left" w:pos="990"/>
+                <w:tab w:val="left" w:pos="3960"/>
+              </w:tabs>
+              <w:spacing w:line="360" w:lineRule="auto"/>
+              <w:ind w:left="0"/>
+              <w:rPr>
+                <w:bCs/>
+                <w:sz w:val="22"/>
+                <w:szCs w:val="22"/>
+              </w:rPr>
+            </w:pPr>
+            <w:r>
+              <w:rPr>
+                <w:bCs/>
+                <w:sz w:val="22"/>
+                <w:szCs w:val="22"/>
+              </w:rPr>
+              <w:t>h.</w:t>
+            </w:r>
+          </w:p>
+        </w:tc>
+        <w:tc>
+          <w:tcPr>
+            <w:tcW w:w="3128" w:type="dxa"/>
+          </w:tcPr>
+          <w:p>
+            <w:pPr>
+              <w:pStyle w:val="ListParagraph"/>
+              <w:tabs>
+                <w:tab w:val="left" w:pos="990"/>
+                <w:tab w:val="left" w:pos="3960"/>
+              </w:tabs>
+              <w:spacing w:line="360" w:lineRule="auto"/>
+              <w:ind w:left="0"/>
+              <w:rPr>
+                <w:bCs/>
+                <w:sz w:val="22"/>
+                <w:szCs w:val="22"/>
+              </w:rPr>
+            </w:pPr>
+            <w:r>
+              <w:rPr>
+                <w:bCs/>
+                <w:sz w:val="22"/>
+                <w:szCs w:val="22"/>
+                <w:lang w:val="id-ID"/>
+              </w:rPr>
+              <w:t>Keterangan</w:t>
+            </w:r>
+          </w:p>
+        </w:tc>
+        <w:tc>
+          <w:tcPr>
+            <w:tcW w:w="304" w:type="dxa"/>
+          </w:tcPr>
+          <w:p>
+            <w:pPr>
+              <w:pStyle w:val="ListParagraph"/>
+              <w:tabs>
+                <w:tab w:val="left" w:pos="990"/>
+                <w:tab w:val="left" w:pos="3960"/>
+              </w:tabs>
+              <w:spacing w:line="360" w:lineRule="auto"/>
+              <w:ind w:left="0"/>
+              <w:rPr>
+                <w:bCs/>
+                <w:sz w:val="22"/>
+                <w:szCs w:val="22"/>
+              </w:rPr>
+            </w:pPr>
+            <w:r>
+              <w:rPr>
+                <w:bCs/>
+                <w:sz w:val="22"/>
+                <w:szCs w:val="22"/>
+              </w:rPr>
+              <w:t>:</w:t>
+            </w:r>
+          </w:p>
+        </w:tc>
+        <w:tc>
+          <w:tcPr>
+            <w:tcW w:w="4823" w:type="dxa"/>
+            <w:vAlign w:val="bottom"/>
+          </w:tcPr>
+          <w:p>
+            <w:pPr>
+              <w:pStyle w:val="ListParagraph"/>
+              <w:tabs>
+                <w:tab w:val="left" w:pos="990"/>
+                <w:tab w:val="left" w:pos="3960"/>
+              </w:tabs>
+              <w:spacing w:line="360" w:lineRule="auto"/>
+              <w:ind w:left="0"/>
+              <w:jc w:val="both"/>
+              <w:rPr>
+                <w:sz w:val="22"/>
+                <w:szCs w:val="22"/>
+              </w:rPr>
+            </w:pPr>
+            <w:r>
+              <w:rPr>
+                <w:sz w:val="22"/>
+                <w:szCs w:val="22"/>
+              </w:rPr>
+              <w:t>{{hub_pjm}}</w:t>
+            </w:r>
+          </w:p>
+        </w:tc>
+      </w:tr>
+      <w:tr>
+        <w:trPr>
+          <w:trHeight w:val="240"/>
+        </w:trPr>
+        <w:tc>
+          <w:tcPr>
+            <w:tcW w:w="567" w:type="dxa"/>
+          </w:tcPr>
+          <w:p>
+            <w:pPr>
+              <w:pStyle w:val="ListParagraph"/>
+              <w:tabs>
+                <w:tab w:val="left" w:pos="990"/>
+                <w:tab w:val="left" w:pos="3960"/>
+              </w:tabs>
+              <w:spacing w:line="360" w:lineRule="auto"/>
+              <w:ind w:left="0"/>
+              <w:rPr>
+                <w:bCs/>
+                <w:sz w:val="22"/>
+                <w:szCs w:val="22"/>
+              </w:rPr>
+            </w:pPr>
+            <w:r>
+              <w:rPr>
+                <w:bCs/>
+                <w:sz w:val="22"/>
+                <w:szCs w:val="22"/>
+              </w:rPr>
+              <w:t>i.</w:t>
+            </w:r>
+          </w:p>
+        </w:tc>
+        <w:tc>
+          <w:tcPr>
+            <w:tcW w:w="3128" w:type="dxa"/>
+          </w:tcPr>
+          <w:p>
+            <w:pPr>
+              <w:pStyle w:val="ListParagraph"/>
+              <w:tabs>
+                <w:tab w:val="left" w:pos="990"/>
+                <w:tab w:val="left" w:pos="3960"/>
+              </w:tabs>
+              <w:spacing w:line="360" w:lineRule="auto"/>
+              <w:ind w:left="0"/>
+              <w:rPr>
+                <w:bCs/>
+                <w:sz w:val="22"/>
+                <w:szCs w:val="22"/>
+              </w:rPr>
+            </w:pPr>
+            <w:r>
+              <w:rPr>
+                <w:bCs/>
+                <w:sz w:val="22"/>
+                <w:szCs w:val="22"/>
+              </w:rPr>
+              <w:t>No. Hp</w:t>
+            </w:r>
+          </w:p>
+        </w:tc>
+        <w:tc>
+          <w:tcPr>
+            <w:tcW w:w="304" w:type="dxa"/>
+          </w:tcPr>
+          <w:p>
+            <w:pPr>
+              <w:pStyle w:val="ListParagraph"/>
+              <w:tabs>
+                <w:tab w:val="left" w:pos="990"/>
+                <w:tab w:val="left" w:pos="3960"/>
+              </w:tabs>
+              <w:spacing w:line="360" w:lineRule="auto"/>
+              <w:ind w:left="0"/>
+              <w:rPr>
+                <w:bCs/>
+                <w:sz w:val="22"/>
+                <w:szCs w:val="22"/>
+              </w:rPr>
+            </w:pPr>
+            <w:r>
+              <w:rPr>
+                <w:bCs/>
+                <w:sz w:val="22"/>
+                <w:szCs w:val="22"/>
+              </w:rPr>
+              <w:t>:</w:t>
+            </w:r>
+          </w:p>
+        </w:tc>
+        <w:tc>
+          <w:tcPr>
+            <w:tcW w:w="4823" w:type="dxa"/>
+            <w:vAlign w:val="bottom"/>
+          </w:tcPr>
+          <w:p>
+            <w:pPr>
+              <w:pStyle w:val="ListParagraph"/>
+              <w:tabs>
+                <w:tab w:val="left" w:pos="990"/>
+                <w:tab w:val="left" w:pos="3960"/>
+              </w:tabs>
+              <w:spacing w:line="360" w:lineRule="auto"/>
+              <w:ind w:left="0"/>
+              <w:jc w:val="both"/>
+              <w:rPr>
+                <w:sz w:val="22"/>
+                <w:szCs w:val="22"/>
+              </w:rPr>
+            </w:pPr>
+            <w:r>
+              <w:rPr>
+                <w:sz w:val="22"/>
+                <w:szCs w:val="22"/>
+              </w:rPr>
+              <w:t>{{no_hp_pjm}}</w:t>
+            </w:r>
+          </w:p>
+        </w:tc>
+      </w:tr>
+    </w:tbl>
+    <w:p>
+      <w:pPr>
+        <w:tabs>
+          <w:tab w:val="left" w:pos="3960"/>
+        </w:tabs>
+        <w:spacing w:line="360" w:lineRule="auto"/>
+        <w:ind w:left="450"/>
+        <w:rPr>
+          <w:b/>
+          <w:sz w:val="22"/>
+          <w:szCs w:val="22"/>
+        </w:rPr>
+      </w:pPr>
+    </w:p>
+    <w:p>
+      <w:pPr>
+        <w:tabs>
+          <w:tab w:val="left" w:pos="3960"/>
+        </w:tabs>
+        <w:spacing w:line="360" w:lineRule="auto"/>
+        <w:ind w:left="450"/>
+        <w:rPr>
+          <w:b/>
+          <w:sz w:val="22"/>
+          <w:szCs w:val="22"/>
+        </w:rPr>
+      </w:pPr>
+      <w:r>
+        <w:rPr>
+          <w:b/>
+          <w:sz w:val="22"/>
+          <w:szCs w:val="22"/>
+        </w:rPr>
+        <w:t xml:space="preserve">C. Susunan Keluarga </w:t>
+      </w:r>
+    </w:p>
+    <w:p>
+      <w:pPr>
+        <w:pStyle w:val="BodyText"/>
+        <w:widowControl w:val="0"/>
+        <w:numPr>
+          <w:ilvl w:val="1"/>
+          <w:numId w:val="14"/>
+        </w:numPr>
+        <w:tabs>
+          <w:tab w:val="left" w:pos="3686"/>
+          <w:tab w:val="left" w:pos="3828"/>
+        </w:tabs>
+        <w:spacing w:after="0" w:line="360" w:lineRule="auto"/>
+        <w:ind w:left="1134"/>
+        <w:rPr>
+          <w:sz w:val="22"/>
+          <w:szCs w:val="22"/>
+        </w:rPr>
+      </w:pPr>
+      <w:r>
+        <w:rPr>
           <w:noProof/>
           <w:sz w:val="22"/>
           <w:szCs w:val="22"/>
@@ -9305,13 +10657,13 @@
         <mc:AlternateContent>
           <mc:Choice Requires="wps">
             <w:drawing>
-              <wp:anchor distT="45720" distB="45720" distL="114300" distR="114300" simplePos="0" relativeHeight="251664384" behindDoc="0" locked="0" layoutInCell="1" allowOverlap="1" wp14:anchorId="67C89038" wp14:editId="1451ABDB">
+              <wp:anchor distT="45720" distB="45720" distL="114300" distR="114300" simplePos="0" relativeHeight="251664384" behindDoc="0" locked="0" layoutInCell="1" allowOverlap="1" wp14:anchorId="67C89038" wp14:editId="75849D2D">
                 <wp:simplePos x="0" y="0"/>
                 <wp:positionH relativeFrom="column">
-                  <wp:posOffset>5268562</wp:posOffset>
+                  <wp:posOffset>5648960</wp:posOffset>
                 </wp:positionH>
                 <wp:positionV relativeFrom="paragraph">
-                  <wp:posOffset>2831721</wp:posOffset>
+                  <wp:posOffset>1362075</wp:posOffset>
                 </wp:positionV>
                 <wp:extent cx="1170305" cy="1404620"/>
                 <wp:effectExtent l="0" t="0" r="10795" b="24765"/>
@@ -9390,7 +10742,7 @@
           </mc:Choice>
           <mc:Fallback>
             <w:pict>
-              <v:shape w14:anchorId="67C89038" id="Text Box 12" o:spid="_x0000_s1031" type="#_x0000_t202" style="position:absolute;left:0;text-align:left;margin-left:414.85pt;margin-top:222.95pt;width:92.15pt;height:110.6pt;z-index:251664384;visibility:visible;mso-wrap-style:square;mso-width-percent:0;mso-height-percent:0;mso-wrap-distance-left:9pt;mso-wrap-distance-top:3.6pt;mso-wrap-distance-right:9pt;mso-wrap-distance-bottom:3.6pt;mso-position-horizontal:absolute;mso-position-horizontal-relative:text;mso-position-vertical:absolute;mso-position-vertical-relative:text;mso-width-percent:0;mso-height-percent:0;mso-width-relative:margin;mso-height-relative:margin;v-text-anchor:top" o:gfxdata="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" strokecolor="white [3212]">
+              <v:shape w14:anchorId="67C89038" id="Text Box 12" o:spid="_x0000_s1031" type="#_x0000_t202" style="position:absolute;left:0;text-align:left;margin-left:444.8pt;margin-top:107.25pt;width:92.15pt;height:110.6pt;z-index:251664384;visibility:visible;mso-wrap-style:square;mso-width-percent:0;mso-height-percent:0;mso-wrap-distance-left:9pt;mso-wrap-distance-top:3.6pt;mso-wrap-distance-right:9pt;mso-wrap-distance-bottom:3.6pt;mso-position-horizontal:absolute;mso-position-horizontal-relative:text;mso-position-vertical:absolute;mso-position-vertical-relative:text;mso-width-percent:0;mso-height-percent:0;mso-width-relative:margin;mso-height-relative:margin;v-text-anchor:top" o:gfxdata="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" strokecolor="white [3212]">
                 <v:textbox style="mso-fit-shape-to-text:t">
                   <w:txbxContent>
                     <w:p>
@@ -9426,1196 +10778,17 @@
       </w:r>
       <w:r>
         <w:rPr>
-          <w:b/>
-          <w:sz w:val="22"/>
-          <w:szCs w:val="22"/>
-        </w:rPr>
-        <w:t xml:space="preserve">3. Penjamin </w:t>
+          <w:sz w:val="22"/>
+          <w:szCs w:val="22"/>
+        </w:rPr>
+        <w:t>Susunan Keluarga Klien</w:t>
       </w:r>
     </w:p>
     <w:tbl>
       <w:tblPr>
-        <w:tblStyle w:val="TableGrid"/>
-        <w:tblW w:w="8822" w:type="dxa"/>
-        <w:tblInd w:w="817" w:type="dxa"/>
-        <w:tblBorders>
-          <w:top w:val="none" w:sz="0" w:space="0" w:color="auto"/>
-          <w:left w:val="none" w:sz="0" w:space="0" w:color="auto"/>
-          <w:bottom w:val="none" w:sz="0" w:space="0" w:color="auto"/>
-          <w:right w:val="none" w:sz="0" w:space="0" w:color="auto"/>
-          <w:insideH w:val="none" w:sz="0" w:space="0" w:color="auto"/>
-          <w:insideV w:val="none" w:sz="0" w:space="0" w:color="auto"/>
-        </w:tblBorders>
-        <w:tblLook w:val="04A0" w:firstRow="1" w:lastRow="0" w:firstColumn="1" w:lastColumn="0" w:noHBand="0" w:noVBand="1"/>
-      </w:tblPr>
-      <w:tblGrid>
-        <w:gridCol w:w="567"/>
-        <w:gridCol w:w="3128"/>
-        <w:gridCol w:w="304"/>
-        <w:gridCol w:w="4823"/>
-      </w:tblGrid>
-      <w:tr>
-        <w:trPr>
-          <w:trHeight w:val="240"/>
-        </w:trPr>
-        <w:tc>
-          <w:tcPr>
-            <w:tcW w:w="567" w:type="dxa"/>
-          </w:tcPr>
-          <w:p>
-            <w:pPr>
-              <w:pStyle w:val="ListParagraph"/>
-              <w:tabs>
-                <w:tab w:val="left" w:pos="990"/>
-                <w:tab w:val="left" w:pos="3960"/>
-              </w:tabs>
-              <w:spacing w:line="360" w:lineRule="auto"/>
-              <w:ind w:left="0"/>
-              <w:rPr>
-                <w:bCs/>
-                <w:sz w:val="22"/>
-                <w:szCs w:val="22"/>
-              </w:rPr>
-            </w:pPr>
-            <w:r>
-              <w:rPr>
-                <w:bCs/>
-                <w:sz w:val="22"/>
-                <w:szCs w:val="22"/>
-              </w:rPr>
-              <w:t>a.</w:t>
-            </w:r>
-          </w:p>
-        </w:tc>
-        <w:tc>
-          <w:tcPr>
-            <w:tcW w:w="3128" w:type="dxa"/>
-          </w:tcPr>
-          <w:p>
-            <w:pPr>
-              <w:pStyle w:val="ListParagraph"/>
-              <w:tabs>
-                <w:tab w:val="left" w:pos="990"/>
-                <w:tab w:val="left" w:pos="3960"/>
-              </w:tabs>
-              <w:spacing w:line="360" w:lineRule="auto"/>
-              <w:ind w:left="0"/>
-              <w:rPr>
-                <w:bCs/>
-                <w:sz w:val="22"/>
-                <w:szCs w:val="22"/>
-              </w:rPr>
-            </w:pPr>
-            <w:r>
-              <w:rPr>
-                <w:bCs/>
-                <w:sz w:val="22"/>
-                <w:szCs w:val="22"/>
-              </w:rPr>
-              <w:t>Nama</w:t>
-            </w:r>
-          </w:p>
-        </w:tc>
-        <w:tc>
-          <w:tcPr>
-            <w:tcW w:w="304" w:type="dxa"/>
-          </w:tcPr>
-          <w:p>
-            <w:pPr>
-              <w:pStyle w:val="ListParagraph"/>
-              <w:tabs>
-                <w:tab w:val="left" w:pos="990"/>
-                <w:tab w:val="left" w:pos="3960"/>
-              </w:tabs>
-              <w:spacing w:line="360" w:lineRule="auto"/>
-              <w:ind w:left="0"/>
-              <w:rPr>
-                <w:bCs/>
-                <w:sz w:val="22"/>
-                <w:szCs w:val="22"/>
-              </w:rPr>
-            </w:pPr>
-            <w:r>
-              <w:rPr>
-                <w:bCs/>
-                <w:sz w:val="22"/>
-                <w:szCs w:val="22"/>
-              </w:rPr>
-              <w:t>:</w:t>
-            </w:r>
-          </w:p>
-        </w:tc>
-        <w:tc>
-          <w:tcPr>
-            <w:tcW w:w="4823" w:type="dxa"/>
-            <w:vAlign w:val="center"/>
-          </w:tcPr>
-          <w:p>
-            <w:pPr>
-              <w:pStyle w:val="ListParagraph"/>
-              <w:tabs>
-                <w:tab w:val="left" w:pos="990"/>
-              </w:tabs>
-              <w:spacing w:line="360" w:lineRule="auto"/>
-              <w:ind w:left="0"/>
-              <w:jc w:val="both"/>
-              <w:rPr>
-                <w:bCs/>
-                <w:sz w:val="22"/>
-                <w:szCs w:val="22"/>
-              </w:rPr>
-            </w:pPr>
-            <w:r>
-              <w:rPr>
-                <w:noProof/>
-                <w:color w:val="000000"/>
-                <w:sz w:val="20"/>
-                <w:szCs w:val="20"/>
-              </w:rPr>
-              <w:t>{{nama_pjm}}</w:t>
-            </w:r>
-          </w:p>
-        </w:tc>
-      </w:tr>
-      <w:tr>
-        <w:trPr>
-          <w:trHeight w:val="240"/>
-        </w:trPr>
-        <w:tc>
-          <w:tcPr>
-            <w:tcW w:w="567" w:type="dxa"/>
-          </w:tcPr>
-          <w:p>
-            <w:pPr>
-              <w:pStyle w:val="ListParagraph"/>
-              <w:tabs>
-                <w:tab w:val="left" w:pos="990"/>
-                <w:tab w:val="left" w:pos="3960"/>
-              </w:tabs>
-              <w:spacing w:line="360" w:lineRule="auto"/>
-              <w:ind w:left="0"/>
-              <w:rPr>
-                <w:b/>
-                <w:sz w:val="22"/>
-                <w:szCs w:val="22"/>
-              </w:rPr>
-            </w:pPr>
-            <w:r>
-              <w:rPr>
-                <w:bCs/>
-                <w:sz w:val="22"/>
-                <w:szCs w:val="22"/>
-              </w:rPr>
-              <w:t>b.</w:t>
-            </w:r>
-          </w:p>
-        </w:tc>
-        <w:tc>
-          <w:tcPr>
-            <w:tcW w:w="3128" w:type="dxa"/>
-          </w:tcPr>
-          <w:p>
-            <w:pPr>
-              <w:pStyle w:val="ListParagraph"/>
-              <w:tabs>
-                <w:tab w:val="left" w:pos="990"/>
-                <w:tab w:val="left" w:pos="3960"/>
-              </w:tabs>
-              <w:spacing w:line="360" w:lineRule="auto"/>
-              <w:ind w:left="0"/>
-              <w:rPr>
-                <w:b/>
-                <w:bCs/>
-                <w:sz w:val="22"/>
-                <w:szCs w:val="22"/>
-              </w:rPr>
-            </w:pPr>
-            <w:r>
-              <w:rPr>
-                <w:bCs/>
-                <w:sz w:val="22"/>
-                <w:szCs w:val="22"/>
-              </w:rPr>
-              <w:t>Tempat/ Tanggal Lahir</w:t>
-            </w:r>
-          </w:p>
-        </w:tc>
-        <w:tc>
-          <w:tcPr>
-            <w:tcW w:w="304" w:type="dxa"/>
-          </w:tcPr>
-          <w:p>
-            <w:pPr>
-              <w:pStyle w:val="ListParagraph"/>
-              <w:tabs>
-                <w:tab w:val="left" w:pos="990"/>
-                <w:tab w:val="left" w:pos="3960"/>
-              </w:tabs>
-              <w:spacing w:line="360" w:lineRule="auto"/>
-              <w:ind w:left="0"/>
-              <w:rPr>
-                <w:b/>
-                <w:sz w:val="22"/>
-                <w:szCs w:val="22"/>
-              </w:rPr>
-            </w:pPr>
-            <w:r>
-              <w:rPr>
-                <w:bCs/>
-                <w:sz w:val="22"/>
-                <w:szCs w:val="22"/>
-              </w:rPr>
-              <w:t>:</w:t>
-            </w:r>
-          </w:p>
-        </w:tc>
-        <w:tc>
-          <w:tcPr>
-            <w:tcW w:w="4823" w:type="dxa"/>
-            <w:vAlign w:val="center"/>
-          </w:tcPr>
-          <w:p>
-            <w:pPr>
-              <w:pStyle w:val="ListParagraph"/>
-              <w:tabs>
-                <w:tab w:val="left" w:pos="990"/>
-                <w:tab w:val="left" w:pos="3960"/>
-              </w:tabs>
-              <w:spacing w:line="360" w:lineRule="auto"/>
-              <w:ind w:left="0"/>
-              <w:jc w:val="both"/>
-              <w:rPr>
-                <w:sz w:val="22"/>
-                <w:szCs w:val="22"/>
-              </w:rPr>
-            </w:pPr>
-            <w:r>
-              <w:rPr>
-                <w:noProof/>
-                <w:color w:val="000000"/>
-                <w:sz w:val="20"/>
-                <w:szCs w:val="20"/>
-              </w:rPr>
-              <w:t>{{ttl_pjm}}</w:t>
-            </w:r>
-          </w:p>
-        </w:tc>
-      </w:tr>
-      <w:tr>
-        <w:trPr>
-          <w:trHeight w:val="240"/>
-        </w:trPr>
-        <w:tc>
-          <w:tcPr>
-            <w:tcW w:w="567" w:type="dxa"/>
-          </w:tcPr>
-          <w:p>
-            <w:pPr>
-              <w:pStyle w:val="ListParagraph"/>
-              <w:tabs>
-                <w:tab w:val="left" w:pos="990"/>
-                <w:tab w:val="left" w:pos="3960"/>
-              </w:tabs>
-              <w:spacing w:line="360" w:lineRule="auto"/>
-              <w:ind w:left="0"/>
-              <w:rPr>
-                <w:bCs/>
-                <w:sz w:val="22"/>
-                <w:szCs w:val="22"/>
-              </w:rPr>
-            </w:pPr>
-            <w:r>
-              <w:rPr>
-                <w:bCs/>
-                <w:sz w:val="22"/>
-                <w:szCs w:val="22"/>
-              </w:rPr>
-              <w:t>c.</w:t>
-            </w:r>
-          </w:p>
-        </w:tc>
-        <w:tc>
-          <w:tcPr>
-            <w:tcW w:w="3128" w:type="dxa"/>
-          </w:tcPr>
-          <w:p>
-            <w:pPr>
-              <w:pStyle w:val="ListParagraph"/>
-              <w:tabs>
-                <w:tab w:val="left" w:pos="990"/>
-                <w:tab w:val="left" w:pos="3960"/>
-              </w:tabs>
-              <w:spacing w:line="360" w:lineRule="auto"/>
-              <w:ind w:left="0"/>
-              <w:rPr>
-                <w:bCs/>
-                <w:sz w:val="22"/>
-                <w:szCs w:val="22"/>
-              </w:rPr>
-            </w:pPr>
-            <w:r>
-              <w:rPr>
-                <w:bCs/>
-                <w:sz w:val="22"/>
-                <w:szCs w:val="22"/>
-              </w:rPr>
-              <w:t>Agama</w:t>
-            </w:r>
-          </w:p>
-        </w:tc>
-        <w:tc>
-          <w:tcPr>
-            <w:tcW w:w="304" w:type="dxa"/>
-          </w:tcPr>
-          <w:p>
-            <w:pPr>
-              <w:pStyle w:val="ListParagraph"/>
-              <w:tabs>
-                <w:tab w:val="left" w:pos="990"/>
-                <w:tab w:val="left" w:pos="3960"/>
-              </w:tabs>
-              <w:spacing w:line="360" w:lineRule="auto"/>
-              <w:ind w:left="0"/>
-              <w:rPr>
-                <w:bCs/>
-                <w:sz w:val="22"/>
-                <w:szCs w:val="22"/>
-              </w:rPr>
-            </w:pPr>
-            <w:r>
-              <w:rPr>
-                <w:bCs/>
-                <w:sz w:val="22"/>
-                <w:szCs w:val="22"/>
-              </w:rPr>
-              <w:t>:</w:t>
-            </w:r>
-          </w:p>
-        </w:tc>
-        <w:tc>
-          <w:tcPr>
-            <w:tcW w:w="4823" w:type="dxa"/>
-            <w:vAlign w:val="bottom"/>
-          </w:tcPr>
-          <w:p>
-            <w:pPr>
-              <w:pStyle w:val="ListParagraph"/>
-              <w:tabs>
-                <w:tab w:val="left" w:pos="990"/>
-                <w:tab w:val="left" w:pos="3960"/>
-              </w:tabs>
-              <w:spacing w:line="360" w:lineRule="auto"/>
-              <w:ind w:left="0"/>
-              <w:jc w:val="both"/>
-              <w:rPr>
-                <w:sz w:val="22"/>
-                <w:szCs w:val="22"/>
-              </w:rPr>
-            </w:pPr>
-            <w:r>
-              <w:rPr>
-                <w:color w:val="000000"/>
-                <w:sz w:val="20"/>
-                <w:szCs w:val="20"/>
-              </w:rPr>
-              <w:t>{{agama_pjm}}</w:t>
-            </w:r>
-          </w:p>
-        </w:tc>
-      </w:tr>
-      <w:tr>
-        <w:trPr>
-          <w:trHeight w:val="252"/>
-        </w:trPr>
-        <w:tc>
-          <w:tcPr>
-            <w:tcW w:w="567" w:type="dxa"/>
-          </w:tcPr>
-          <w:p>
-            <w:pPr>
-              <w:pStyle w:val="ListParagraph"/>
-              <w:tabs>
-                <w:tab w:val="left" w:pos="990"/>
-                <w:tab w:val="left" w:pos="3960"/>
-              </w:tabs>
-              <w:spacing w:line="360" w:lineRule="auto"/>
-              <w:ind w:left="0"/>
-              <w:rPr>
-                <w:bCs/>
-                <w:sz w:val="22"/>
-                <w:szCs w:val="22"/>
-              </w:rPr>
-            </w:pPr>
-            <w:r>
-              <w:rPr>
-                <w:bCs/>
-                <w:sz w:val="22"/>
-                <w:szCs w:val="22"/>
-              </w:rPr>
-              <w:t>d.</w:t>
-            </w:r>
-          </w:p>
-        </w:tc>
-        <w:tc>
-          <w:tcPr>
-            <w:tcW w:w="3128" w:type="dxa"/>
-          </w:tcPr>
-          <w:p>
-            <w:pPr>
-              <w:pStyle w:val="ListParagraph"/>
-              <w:tabs>
-                <w:tab w:val="left" w:pos="990"/>
-                <w:tab w:val="left" w:pos="3960"/>
-              </w:tabs>
-              <w:spacing w:line="360" w:lineRule="auto"/>
-              <w:ind w:left="0"/>
-              <w:rPr>
-                <w:bCs/>
-                <w:sz w:val="22"/>
-                <w:szCs w:val="22"/>
-              </w:rPr>
-            </w:pPr>
-            <w:r>
-              <w:rPr>
-                <w:bCs/>
-                <w:sz w:val="22"/>
-                <w:szCs w:val="22"/>
-              </w:rPr>
-              <w:t>Suku/ Kewarganegaraan</w:t>
-            </w:r>
-          </w:p>
-        </w:tc>
-        <w:tc>
-          <w:tcPr>
-            <w:tcW w:w="304" w:type="dxa"/>
-          </w:tcPr>
-          <w:p>
-            <w:pPr>
-              <w:pStyle w:val="ListParagraph"/>
-              <w:tabs>
-                <w:tab w:val="left" w:pos="990"/>
-                <w:tab w:val="left" w:pos="3960"/>
-              </w:tabs>
-              <w:spacing w:line="360" w:lineRule="auto"/>
-              <w:ind w:left="0"/>
-              <w:rPr>
-                <w:bCs/>
-                <w:sz w:val="22"/>
-                <w:szCs w:val="22"/>
-              </w:rPr>
-            </w:pPr>
-            <w:r>
-              <w:rPr>
-                <w:bCs/>
-                <w:sz w:val="22"/>
-                <w:szCs w:val="22"/>
-              </w:rPr>
-              <w:t>:</w:t>
-            </w:r>
-          </w:p>
-        </w:tc>
-        <w:tc>
-          <w:tcPr>
-            <w:tcW w:w="4823" w:type="dxa"/>
-            <w:vAlign w:val="center"/>
-          </w:tcPr>
-          <w:p>
-            <w:pPr>
-              <w:pStyle w:val="ListParagraph"/>
-              <w:tabs>
-                <w:tab w:val="left" w:pos="990"/>
-                <w:tab w:val="left" w:pos="3960"/>
-              </w:tabs>
-              <w:spacing w:line="360" w:lineRule="auto"/>
-              <w:ind w:left="0"/>
-              <w:jc w:val="both"/>
-              <w:rPr>
-                <w:color w:val="FF0000"/>
-                <w:sz w:val="22"/>
-                <w:szCs w:val="22"/>
-              </w:rPr>
-            </w:pPr>
-            <w:r>
-              <w:rPr>
-                <w:color w:val="444746"/>
-                <w:sz w:val="20"/>
-                <w:szCs w:val="20"/>
-              </w:rPr>
-              <w:t>{{suku_pjm}}/{{warga_negara}}</w:t>
-            </w:r>
-          </w:p>
-        </w:tc>
-      </w:tr>
-      <w:tr>
-        <w:trPr>
-          <w:trHeight w:val="181"/>
-        </w:trPr>
-        <w:tc>
-          <w:tcPr>
-            <w:tcW w:w="567" w:type="dxa"/>
-          </w:tcPr>
-          <w:p>
-            <w:pPr>
-              <w:pStyle w:val="ListParagraph"/>
-              <w:tabs>
-                <w:tab w:val="left" w:pos="990"/>
-                <w:tab w:val="left" w:pos="3960"/>
-              </w:tabs>
-              <w:spacing w:line="360" w:lineRule="auto"/>
-              <w:ind w:left="0"/>
-              <w:rPr>
-                <w:bCs/>
-                <w:sz w:val="22"/>
-                <w:szCs w:val="22"/>
-              </w:rPr>
-            </w:pPr>
-            <w:r>
-              <w:rPr>
-                <w:bCs/>
-                <w:sz w:val="22"/>
-                <w:szCs w:val="22"/>
-              </w:rPr>
-              <w:t>e.</w:t>
-            </w:r>
-          </w:p>
-        </w:tc>
-        <w:tc>
-          <w:tcPr>
-            <w:tcW w:w="3128" w:type="dxa"/>
-          </w:tcPr>
-          <w:p>
-            <w:pPr>
-              <w:pStyle w:val="ListParagraph"/>
-              <w:tabs>
-                <w:tab w:val="left" w:pos="990"/>
-                <w:tab w:val="left" w:pos="3960"/>
-              </w:tabs>
-              <w:spacing w:line="360" w:lineRule="auto"/>
-              <w:ind w:left="0"/>
-              <w:rPr>
-                <w:bCs/>
-                <w:sz w:val="22"/>
-                <w:szCs w:val="22"/>
-              </w:rPr>
-            </w:pPr>
-            <w:r>
-              <w:rPr>
-                <w:bCs/>
-                <w:sz w:val="22"/>
-                <w:szCs w:val="22"/>
-              </w:rPr>
-              <w:t>Pendidikan</w:t>
-            </w:r>
-          </w:p>
-        </w:tc>
-        <w:tc>
-          <w:tcPr>
-            <w:tcW w:w="304" w:type="dxa"/>
-          </w:tcPr>
-          <w:p>
-            <w:pPr>
-              <w:pStyle w:val="ListParagraph"/>
-              <w:tabs>
-                <w:tab w:val="left" w:pos="990"/>
-                <w:tab w:val="left" w:pos="3960"/>
-              </w:tabs>
-              <w:spacing w:line="360" w:lineRule="auto"/>
-              <w:ind w:left="0"/>
-              <w:rPr>
-                <w:bCs/>
-                <w:sz w:val="22"/>
-                <w:szCs w:val="22"/>
-              </w:rPr>
-            </w:pPr>
-            <w:r>
-              <w:rPr>
-                <w:bCs/>
-                <w:sz w:val="22"/>
-                <w:szCs w:val="22"/>
-              </w:rPr>
-              <w:t>:</w:t>
-            </w:r>
-          </w:p>
-        </w:tc>
-        <w:tc>
-          <w:tcPr>
-            <w:tcW w:w="4823" w:type="dxa"/>
-            <w:vAlign w:val="bottom"/>
-          </w:tcPr>
-          <w:p>
-            <w:pPr>
-              <w:pStyle w:val="ListParagraph"/>
-              <w:tabs>
-                <w:tab w:val="left" w:pos="990"/>
-                <w:tab w:val="left" w:pos="3960"/>
-              </w:tabs>
-              <w:spacing w:line="360" w:lineRule="auto"/>
-              <w:ind w:left="0"/>
-              <w:jc w:val="both"/>
-              <w:rPr>
-                <w:color w:val="FF0000"/>
-                <w:sz w:val="22"/>
-                <w:szCs w:val="22"/>
-              </w:rPr>
-            </w:pPr>
-            <w:r>
-              <w:rPr>
-                <w:color w:val="000000"/>
-                <w:sz w:val="20"/>
-                <w:szCs w:val="20"/>
-              </w:rPr>
-              <w:t>{{pend_pjm}}</w:t>
-            </w:r>
-          </w:p>
-        </w:tc>
-      </w:tr>
-      <w:tr>
-        <w:trPr>
-          <w:trHeight w:val="240"/>
-        </w:trPr>
-        <w:tc>
-          <w:tcPr>
-            <w:tcW w:w="567" w:type="dxa"/>
-          </w:tcPr>
-          <w:p>
-            <w:pPr>
-              <w:pStyle w:val="ListParagraph"/>
-              <w:tabs>
-                <w:tab w:val="left" w:pos="990"/>
-                <w:tab w:val="left" w:pos="3960"/>
-              </w:tabs>
-              <w:spacing w:line="360" w:lineRule="auto"/>
-              <w:ind w:left="0"/>
-              <w:rPr>
-                <w:bCs/>
-                <w:sz w:val="22"/>
-                <w:szCs w:val="22"/>
-              </w:rPr>
-            </w:pPr>
-            <w:r>
-              <w:rPr>
-                <w:bCs/>
-                <w:sz w:val="22"/>
-                <w:szCs w:val="22"/>
-              </w:rPr>
-              <w:t>f.</w:t>
-            </w:r>
-          </w:p>
-        </w:tc>
-        <w:tc>
-          <w:tcPr>
-            <w:tcW w:w="3128" w:type="dxa"/>
-          </w:tcPr>
-          <w:p>
-            <w:pPr>
-              <w:pStyle w:val="ListParagraph"/>
-              <w:tabs>
-                <w:tab w:val="left" w:pos="990"/>
-                <w:tab w:val="left" w:pos="3960"/>
-              </w:tabs>
-              <w:spacing w:line="360" w:lineRule="auto"/>
-              <w:ind w:left="0"/>
-              <w:rPr>
-                <w:bCs/>
-                <w:sz w:val="22"/>
-                <w:szCs w:val="22"/>
-              </w:rPr>
-            </w:pPr>
-            <w:r>
-              <w:rPr>
-                <w:bCs/>
-                <w:sz w:val="22"/>
-                <w:szCs w:val="22"/>
-              </w:rPr>
-              <w:t>Pekerjaan</w:t>
-            </w:r>
-          </w:p>
-        </w:tc>
-        <w:tc>
-          <w:tcPr>
-            <w:tcW w:w="304" w:type="dxa"/>
-          </w:tcPr>
-          <w:p>
-            <w:pPr>
-              <w:pStyle w:val="ListParagraph"/>
-              <w:tabs>
-                <w:tab w:val="left" w:pos="990"/>
-                <w:tab w:val="left" w:pos="3960"/>
-              </w:tabs>
-              <w:spacing w:line="360" w:lineRule="auto"/>
-              <w:ind w:left="0"/>
-              <w:rPr>
-                <w:bCs/>
-                <w:sz w:val="22"/>
-                <w:szCs w:val="22"/>
-              </w:rPr>
-            </w:pPr>
-            <w:r>
-              <w:rPr>
-                <w:bCs/>
-                <w:sz w:val="22"/>
-                <w:szCs w:val="22"/>
-              </w:rPr>
-              <w:t>:</w:t>
-            </w:r>
-          </w:p>
-        </w:tc>
-        <w:tc>
-          <w:tcPr>
-            <w:tcW w:w="4823" w:type="dxa"/>
-            <w:vAlign w:val="center"/>
-          </w:tcPr>
-          <w:p>
-            <w:pPr>
-              <w:pStyle w:val="ListParagraph"/>
-              <w:tabs>
-                <w:tab w:val="left" w:pos="990"/>
-                <w:tab w:val="left" w:pos="3960"/>
-              </w:tabs>
-              <w:spacing w:line="360" w:lineRule="auto"/>
-              <w:ind w:left="0"/>
-              <w:jc w:val="both"/>
-              <w:rPr>
-                <w:color w:val="FF0000"/>
-                <w:sz w:val="22"/>
-                <w:szCs w:val="22"/>
-              </w:rPr>
-            </w:pPr>
-            <w:r>
-              <w:rPr>
-                <w:noProof/>
-                <w:color w:val="000000"/>
-                <w:sz w:val="20"/>
-                <w:szCs w:val="20"/>
-              </w:rPr>
-              <w:t>{{kerja_pjm}}</w:t>
-            </w:r>
-          </w:p>
-        </w:tc>
-      </w:tr>
-      <w:tr>
-        <w:trPr>
-          <w:trHeight w:val="240"/>
-        </w:trPr>
-        <w:tc>
-          <w:tcPr>
-            <w:tcW w:w="567" w:type="dxa"/>
-          </w:tcPr>
-          <w:p>
-            <w:pPr>
-              <w:pStyle w:val="ListParagraph"/>
-              <w:tabs>
-                <w:tab w:val="left" w:pos="990"/>
-                <w:tab w:val="left" w:pos="3960"/>
-              </w:tabs>
-              <w:spacing w:line="360" w:lineRule="auto"/>
-              <w:ind w:left="0"/>
-              <w:rPr>
-                <w:bCs/>
-                <w:sz w:val="22"/>
-                <w:szCs w:val="22"/>
-              </w:rPr>
-            </w:pPr>
-            <w:r>
-              <w:rPr>
-                <w:bCs/>
-                <w:sz w:val="22"/>
-                <w:szCs w:val="22"/>
-              </w:rPr>
-              <w:t>g.</w:t>
-            </w:r>
-          </w:p>
-        </w:tc>
-        <w:tc>
-          <w:tcPr>
-            <w:tcW w:w="3128" w:type="dxa"/>
-          </w:tcPr>
-          <w:p>
-            <w:pPr>
-              <w:pStyle w:val="ListParagraph"/>
-              <w:tabs>
-                <w:tab w:val="left" w:pos="990"/>
-                <w:tab w:val="left" w:pos="3960"/>
-              </w:tabs>
-              <w:spacing w:line="360" w:lineRule="auto"/>
-              <w:ind w:left="0"/>
-              <w:rPr>
-                <w:bCs/>
-                <w:sz w:val="22"/>
-                <w:szCs w:val="22"/>
-              </w:rPr>
-            </w:pPr>
-            <w:r>
-              <w:rPr>
-                <w:bCs/>
-                <w:sz w:val="22"/>
-                <w:szCs w:val="22"/>
-              </w:rPr>
-              <w:t>Alamat</w:t>
-            </w:r>
-          </w:p>
-        </w:tc>
-        <w:tc>
-          <w:tcPr>
-            <w:tcW w:w="304" w:type="dxa"/>
-          </w:tcPr>
-          <w:p>
-            <w:pPr>
-              <w:pStyle w:val="ListParagraph"/>
-              <w:tabs>
-                <w:tab w:val="left" w:pos="990"/>
-                <w:tab w:val="left" w:pos="3960"/>
-              </w:tabs>
-              <w:spacing w:line="360" w:lineRule="auto"/>
-              <w:ind w:left="0"/>
-              <w:rPr>
-                <w:bCs/>
-                <w:sz w:val="22"/>
-                <w:szCs w:val="22"/>
-              </w:rPr>
-            </w:pPr>
-            <w:r>
-              <w:rPr>
-                <w:bCs/>
-                <w:sz w:val="22"/>
-                <w:szCs w:val="22"/>
-              </w:rPr>
-              <w:t>:</w:t>
-            </w:r>
-          </w:p>
-        </w:tc>
-        <w:tc>
-          <w:tcPr>
-            <w:tcW w:w="4823" w:type="dxa"/>
-            <w:vAlign w:val="center"/>
-          </w:tcPr>
-          <w:p>
-            <w:pPr>
-              <w:pStyle w:val="ListParagraph"/>
-              <w:tabs>
-                <w:tab w:val="left" w:pos="990"/>
-                <w:tab w:val="left" w:pos="3960"/>
-              </w:tabs>
-              <w:spacing w:line="360" w:lineRule="auto"/>
-              <w:ind w:left="0"/>
-              <w:jc w:val="both"/>
-              <w:rPr>
-                <w:noProof/>
-                <w:sz w:val="22"/>
-                <w:szCs w:val="22"/>
-              </w:rPr>
-            </w:pPr>
-            <w:r>
-              <w:rPr>
-                <w:color w:val="444746"/>
-                <w:sz w:val="20"/>
-                <w:szCs w:val="20"/>
-              </w:rPr>
-              <w:t>{{alamat_pjm}}</w:t>
-            </w:r>
-          </w:p>
-        </w:tc>
-      </w:tr>
-      <w:tr>
-        <w:trPr>
-          <w:trHeight w:val="240"/>
-        </w:trPr>
-        <w:tc>
-          <w:tcPr>
-            <w:tcW w:w="567" w:type="dxa"/>
-          </w:tcPr>
-          <w:p>
-            <w:pPr>
-              <w:pStyle w:val="ListParagraph"/>
-              <w:tabs>
-                <w:tab w:val="left" w:pos="990"/>
-                <w:tab w:val="left" w:pos="3960"/>
-              </w:tabs>
-              <w:spacing w:line="360" w:lineRule="auto"/>
-              <w:ind w:left="0"/>
-              <w:rPr>
-                <w:bCs/>
-                <w:sz w:val="22"/>
-                <w:szCs w:val="22"/>
-              </w:rPr>
-            </w:pPr>
-            <w:r>
-              <w:rPr>
-                <w:bCs/>
-                <w:sz w:val="22"/>
-                <w:szCs w:val="22"/>
-              </w:rPr>
-              <w:t>h.</w:t>
-            </w:r>
-          </w:p>
-        </w:tc>
-        <w:tc>
-          <w:tcPr>
-            <w:tcW w:w="3128" w:type="dxa"/>
-          </w:tcPr>
-          <w:p>
-            <w:pPr>
-              <w:pStyle w:val="ListParagraph"/>
-              <w:tabs>
-                <w:tab w:val="left" w:pos="990"/>
-                <w:tab w:val="left" w:pos="3960"/>
-              </w:tabs>
-              <w:spacing w:line="360" w:lineRule="auto"/>
-              <w:ind w:left="0"/>
-              <w:rPr>
-                <w:bCs/>
-                <w:sz w:val="22"/>
-                <w:szCs w:val="22"/>
-              </w:rPr>
-            </w:pPr>
-            <w:r>
-              <w:rPr>
-                <w:bCs/>
-                <w:sz w:val="22"/>
-                <w:szCs w:val="22"/>
-                <w:lang w:val="id-ID"/>
-              </w:rPr>
-              <w:t>Keterangan</w:t>
-            </w:r>
-          </w:p>
-        </w:tc>
-        <w:tc>
-          <w:tcPr>
-            <w:tcW w:w="304" w:type="dxa"/>
-          </w:tcPr>
-          <w:p>
-            <w:pPr>
-              <w:pStyle w:val="ListParagraph"/>
-              <w:tabs>
-                <w:tab w:val="left" w:pos="990"/>
-                <w:tab w:val="left" w:pos="3960"/>
-              </w:tabs>
-              <w:spacing w:line="360" w:lineRule="auto"/>
-              <w:ind w:left="0"/>
-              <w:rPr>
-                <w:bCs/>
-                <w:sz w:val="22"/>
-                <w:szCs w:val="22"/>
-              </w:rPr>
-            </w:pPr>
-            <w:r>
-              <w:rPr>
-                <w:bCs/>
-                <w:sz w:val="22"/>
-                <w:szCs w:val="22"/>
-              </w:rPr>
-              <w:t>:</w:t>
-            </w:r>
-          </w:p>
-        </w:tc>
-        <w:tc>
-          <w:tcPr>
-            <w:tcW w:w="4823" w:type="dxa"/>
-            <w:vAlign w:val="bottom"/>
-          </w:tcPr>
-          <w:p>
-            <w:pPr>
-              <w:pStyle w:val="ListParagraph"/>
-              <w:tabs>
-                <w:tab w:val="left" w:pos="990"/>
-                <w:tab w:val="left" w:pos="3960"/>
-              </w:tabs>
-              <w:spacing w:line="360" w:lineRule="auto"/>
-              <w:ind w:left="0"/>
-              <w:jc w:val="both"/>
-              <w:rPr>
-                <w:sz w:val="22"/>
-                <w:szCs w:val="22"/>
-              </w:rPr>
-            </w:pPr>
-            <w:r>
-              <w:rPr>
-                <w:color w:val="000000"/>
-                <w:sz w:val="20"/>
-                <w:szCs w:val="20"/>
-              </w:rPr>
-              <w:t>{{hub_pjm}}</w:t>
-            </w:r>
-          </w:p>
-        </w:tc>
-      </w:tr>
-      <w:tr>
-        <w:trPr>
-          <w:trHeight w:val="240"/>
-        </w:trPr>
-        <w:tc>
-          <w:tcPr>
-            <w:tcW w:w="567" w:type="dxa"/>
-          </w:tcPr>
-          <w:p>
-            <w:pPr>
-              <w:pStyle w:val="ListParagraph"/>
-              <w:tabs>
-                <w:tab w:val="left" w:pos="990"/>
-                <w:tab w:val="left" w:pos="3960"/>
-              </w:tabs>
-              <w:spacing w:line="360" w:lineRule="auto"/>
-              <w:ind w:left="0"/>
-              <w:rPr>
-                <w:bCs/>
-                <w:sz w:val="22"/>
-                <w:szCs w:val="22"/>
-              </w:rPr>
-            </w:pPr>
-            <w:r>
-              <w:rPr>
-                <w:bCs/>
-                <w:sz w:val="22"/>
-                <w:szCs w:val="22"/>
-              </w:rPr>
-              <w:t>i.</w:t>
-            </w:r>
-          </w:p>
-        </w:tc>
-        <w:tc>
-          <w:tcPr>
-            <w:tcW w:w="3128" w:type="dxa"/>
-          </w:tcPr>
-          <w:p>
-            <w:pPr>
-              <w:pStyle w:val="ListParagraph"/>
-              <w:tabs>
-                <w:tab w:val="left" w:pos="990"/>
-                <w:tab w:val="left" w:pos="3960"/>
-              </w:tabs>
-              <w:spacing w:line="360" w:lineRule="auto"/>
-              <w:ind w:left="0"/>
-              <w:rPr>
-                <w:bCs/>
-                <w:sz w:val="22"/>
-                <w:szCs w:val="22"/>
-              </w:rPr>
-            </w:pPr>
-            <w:r>
-              <w:rPr>
-                <w:bCs/>
-                <w:sz w:val="22"/>
-                <w:szCs w:val="22"/>
-              </w:rPr>
-              <w:t>No. Hp</w:t>
-            </w:r>
-          </w:p>
-        </w:tc>
-        <w:tc>
-          <w:tcPr>
-            <w:tcW w:w="304" w:type="dxa"/>
-          </w:tcPr>
-          <w:p>
-            <w:pPr>
-              <w:pStyle w:val="ListParagraph"/>
-              <w:tabs>
-                <w:tab w:val="left" w:pos="990"/>
-                <w:tab w:val="left" w:pos="3960"/>
-              </w:tabs>
-              <w:spacing w:line="360" w:lineRule="auto"/>
-              <w:ind w:left="0"/>
-              <w:rPr>
-                <w:bCs/>
-                <w:sz w:val="22"/>
-                <w:szCs w:val="22"/>
-              </w:rPr>
-            </w:pPr>
-            <w:r>
-              <w:rPr>
-                <w:bCs/>
-                <w:sz w:val="22"/>
-                <w:szCs w:val="22"/>
-              </w:rPr>
-              <w:t>:</w:t>
-            </w:r>
-          </w:p>
-        </w:tc>
-        <w:tc>
-          <w:tcPr>
-            <w:tcW w:w="4823" w:type="dxa"/>
-            <w:vAlign w:val="bottom"/>
-          </w:tcPr>
-          <w:p>
-            <w:pPr>
-              <w:pStyle w:val="ListParagraph"/>
-              <w:tabs>
-                <w:tab w:val="left" w:pos="990"/>
-                <w:tab w:val="left" w:pos="3960"/>
-              </w:tabs>
-              <w:spacing w:line="360" w:lineRule="auto"/>
-              <w:ind w:left="0"/>
-              <w:jc w:val="both"/>
-              <w:rPr>
-                <w:sz w:val="22"/>
-                <w:szCs w:val="22"/>
-              </w:rPr>
-            </w:pPr>
-            <w:r>
-              <w:rPr>
-                <w:color w:val="000000"/>
-                <w:sz w:val="20"/>
-                <w:szCs w:val="20"/>
-              </w:rPr>
-              <w:t>{{no_hp_pjm}}</w:t>
-            </w:r>
-          </w:p>
-        </w:tc>
-      </w:tr>
-    </w:tbl>
-    <w:p>
-      <w:pPr>
-        <w:tabs>
-          <w:tab w:val="left" w:pos="3960"/>
-        </w:tabs>
-        <w:spacing w:line="360" w:lineRule="auto"/>
-        <w:ind w:left="450"/>
-        <w:rPr>
-          <w:b/>
-          <w:sz w:val="22"/>
-          <w:szCs w:val="22"/>
-        </w:rPr>
-      </w:pPr>
-      <w:r>
-        <w:rPr>
-          <w:b/>
-          <w:sz w:val="22"/>
-          <w:szCs w:val="22"/>
-        </w:rPr>
-        <w:t xml:space="preserve">C. Susunan Keluarga </w:t>
-      </w:r>
-    </w:p>
-    <w:p>
-      <w:pPr>
-        <w:pStyle w:val="BodyText"/>
-        <w:widowControl w:val="0"/>
-        <w:numPr>
-          <w:ilvl w:val="1"/>
-          <w:numId w:val="14"/>
-        </w:numPr>
-        <w:tabs>
-          <w:tab w:val="left" w:pos="3686"/>
-          <w:tab w:val="left" w:pos="3828"/>
-        </w:tabs>
-        <w:spacing w:after="0" w:line="360" w:lineRule="auto"/>
-        <w:ind w:left="1134"/>
-        <w:rPr>
-          <w:sz w:val="22"/>
-          <w:szCs w:val="22"/>
-        </w:rPr>
-      </w:pPr>
-      <w:r>
-        <w:rPr>
-          <w:sz w:val="22"/>
-          <w:szCs w:val="22"/>
-        </w:rPr>
-        <w:t>Susunan Keluarga Klien</w:t>
-      </w:r>
-    </w:p>
-    <w:tbl>
-      <w:tblPr>
-        <w:tblW w:w="9322" w:type="dxa"/>
+        <w:tblW w:w="13823" w:type="dxa"/>
         <w:tblCellSpacing w:w="15" w:type="dxa"/>
-        <w:tblInd w:w="985" w:type="dxa"/>
+        <w:tblInd w:w="-859" w:type="dxa"/>
         <w:tblCellMar>
           <w:left w:w="0" w:type="dxa"/>
           <w:right w:w="0" w:type="dxa"/>
@@ -10623,13 +10796,14 @@
         <w:tblLook w:val="04A0" w:firstRow="1" w:lastRow="0" w:firstColumn="1" w:lastColumn="0" w:noHBand="0" w:noVBand="1"/>
       </w:tblPr>
       <w:tblGrid>
-        <w:gridCol w:w="1158"/>
-        <w:gridCol w:w="1149"/>
-        <w:gridCol w:w="1076"/>
-        <w:gridCol w:w="927"/>
-        <w:gridCol w:w="1701"/>
-        <w:gridCol w:w="1555"/>
-        <w:gridCol w:w="1756"/>
+        <w:gridCol w:w="1328"/>
+        <w:gridCol w:w="1509"/>
+        <w:gridCol w:w="1765"/>
+        <w:gridCol w:w="1485"/>
+        <w:gridCol w:w="1643"/>
+        <w:gridCol w:w="2271"/>
+        <w:gridCol w:w="2146"/>
+        <w:gridCol w:w="1676"/>
       </w:tblGrid>
       <w:tr>
         <w:trPr>
@@ -10638,7 +10812,30 @@
         </w:trPr>
         <w:tc>
           <w:tcPr>
-            <w:tcW w:w="1113" w:type="dxa"/>
+            <w:tcW w:w="1283" w:type="dxa"/>
+            <w:tcBorders>
+              <w:top w:val="single" w:sz="6" w:space="0" w:color="auto"/>
+              <w:left w:val="single" w:sz="6" w:space="0" w:color="auto"/>
+              <w:bottom w:val="single" w:sz="6" w:space="0" w:color="auto"/>
+              <w:right w:val="single" w:sz="6" w:space="0" w:color="auto"/>
+            </w:tcBorders>
+          </w:tcPr>
+          <w:p>
+            <w:pPr>
+              <w:rPr>
+                <w:rStyle w:val="Strong"/>
+                <w:rFonts w:ascii="Arial" w:hAnsi="Arial" w:cs="Arial"/>
+                <w:color w:val="1F1F1F"/>
+                <w:sz w:val="22"/>
+                <w:szCs w:val="22"/>
+                <w:bdr w:val="none" w:sz="0" w:space="0" w:color="auto" w:frame="1"/>
+              </w:rPr>
+            </w:pPr>
+          </w:p>
+        </w:tc>
+        <w:tc>
+          <w:tcPr>
+            <w:tcW w:w="1479" w:type="dxa"/>
             <w:tcBorders>
               <w:top w:val="single" w:sz="6" w:space="0" w:color="auto"/>
               <w:left w:val="single" w:sz="6" w:space="0" w:color="auto"/>
@@ -10659,6 +10856,8 @@
               <w:rPr>
                 <w:rFonts w:ascii="Arial" w:hAnsi="Arial" w:cs="Arial"/>
                 <w:color w:val="1F1F1F"/>
+                <w:sz w:val="22"/>
+                <w:szCs w:val="22"/>
               </w:rPr>
             </w:pPr>
             <w:r>
@@ -10666,6 +10865,8 @@
                 <w:rStyle w:val="Strong"/>
                 <w:rFonts w:ascii="Arial" w:hAnsi="Arial" w:cs="Arial"/>
                 <w:color w:val="1F1F1F"/>
+                <w:sz w:val="22"/>
+                <w:szCs w:val="22"/>
                 <w:bdr w:val="none" w:sz="0" w:space="0" w:color="auto" w:frame="1"/>
               </w:rPr>
               <w:t>No</w:t>
@@ -10674,7 +10875,7 @@
         </w:tc>
         <w:tc>
           <w:tcPr>
-            <w:tcW w:w="1119" w:type="dxa"/>
+            <w:tcW w:w="1735" w:type="dxa"/>
             <w:tcBorders>
               <w:top w:val="single" w:sz="6" w:space="0" w:color="auto"/>
               <w:left w:val="single" w:sz="6" w:space="0" w:color="auto"/>
@@ -10695,6 +10896,8 @@
               <w:rPr>
                 <w:rFonts w:ascii="Arial" w:hAnsi="Arial" w:cs="Arial"/>
                 <w:color w:val="1F1F1F"/>
+                <w:sz w:val="22"/>
+                <w:szCs w:val="22"/>
               </w:rPr>
             </w:pPr>
             <w:r>
@@ -10702,6 +10905,8 @@
                 <w:rStyle w:val="Strong"/>
                 <w:rFonts w:ascii="Arial" w:hAnsi="Arial" w:cs="Arial"/>
                 <w:color w:val="1F1F1F"/>
+                <w:sz w:val="22"/>
+                <w:szCs w:val="22"/>
                 <w:bdr w:val="none" w:sz="0" w:space="0" w:color="auto" w:frame="1"/>
               </w:rPr>
               <w:t>Nama</w:t>
@@ -10710,7 +10915,7 @@
         </w:tc>
         <w:tc>
           <w:tcPr>
-            <w:tcW w:w="1046" w:type="dxa"/>
+            <w:tcW w:w="1455" w:type="dxa"/>
             <w:tcBorders>
               <w:top w:val="single" w:sz="6" w:space="0" w:color="auto"/>
               <w:left w:val="single" w:sz="6" w:space="0" w:color="auto"/>
@@ -10731,6 +10936,8 @@
               <w:rPr>
                 <w:rFonts w:ascii="Arial" w:hAnsi="Arial" w:cs="Arial"/>
                 <w:color w:val="1F1F1F"/>
+                <w:sz w:val="22"/>
+                <w:szCs w:val="22"/>
               </w:rPr>
             </w:pPr>
             <w:r>
@@ -10738,6 +10945,8 @@
                 <w:rStyle w:val="Strong"/>
                 <w:rFonts w:ascii="Arial" w:hAnsi="Arial" w:cs="Arial"/>
                 <w:color w:val="1F1F1F"/>
+                <w:sz w:val="22"/>
+                <w:szCs w:val="22"/>
                 <w:bdr w:val="none" w:sz="0" w:space="0" w:color="auto" w:frame="1"/>
               </w:rPr>
               <w:t>L/P</w:t>
@@ -10746,7 +10955,7 @@
         </w:tc>
         <w:tc>
           <w:tcPr>
-            <w:tcW w:w="897" w:type="dxa"/>
+            <w:tcW w:w="1613" w:type="dxa"/>
             <w:tcBorders>
               <w:top w:val="single" w:sz="6" w:space="0" w:color="auto"/>
               <w:left w:val="single" w:sz="6" w:space="0" w:color="auto"/>
@@ -10767,6 +10976,8 @@
               <w:rPr>
                 <w:rFonts w:ascii="Arial" w:hAnsi="Arial" w:cs="Arial"/>
                 <w:color w:val="1F1F1F"/>
+                <w:sz w:val="22"/>
+                <w:szCs w:val="22"/>
               </w:rPr>
             </w:pPr>
             <w:r>
@@ -10774,6 +10985,8 @@
                 <w:rStyle w:val="Strong"/>
                 <w:rFonts w:ascii="Arial" w:hAnsi="Arial" w:cs="Arial"/>
                 <w:color w:val="1F1F1F"/>
+                <w:sz w:val="22"/>
+                <w:szCs w:val="22"/>
                 <w:bdr w:val="none" w:sz="0" w:space="0" w:color="auto" w:frame="1"/>
               </w:rPr>
               <w:t>Usia</w:t>
@@ -10803,6 +11016,8 @@
               <w:rPr>
                 <w:rFonts w:ascii="Arial" w:hAnsi="Arial" w:cs="Arial"/>
                 <w:color w:val="1F1F1F"/>
+                <w:sz w:val="22"/>
+                <w:szCs w:val="22"/>
               </w:rPr>
             </w:pPr>
             <w:r>
@@ -10810,6 +11025,8 @@
                 <w:rStyle w:val="Strong"/>
                 <w:rFonts w:ascii="Arial" w:hAnsi="Arial" w:cs="Arial"/>
                 <w:color w:val="1F1F1F"/>
+                <w:sz w:val="22"/>
+                <w:szCs w:val="22"/>
                 <w:bdr w:val="none" w:sz="0" w:space="0" w:color="auto" w:frame="1"/>
               </w:rPr>
               <w:t>Pendidikan</w:t>
@@ -10839,6 +11056,8 @@
               <w:rPr>
                 <w:rFonts w:ascii="Arial" w:hAnsi="Arial" w:cs="Arial"/>
                 <w:color w:val="1F1F1F"/>
+                <w:sz w:val="22"/>
+                <w:szCs w:val="22"/>
               </w:rPr>
             </w:pPr>
             <w:r>
@@ -10846,6 +11065,8 @@
                 <w:rStyle w:val="Strong"/>
                 <w:rFonts w:ascii="Arial" w:hAnsi="Arial" w:cs="Arial"/>
                 <w:color w:val="1F1F1F"/>
+                <w:sz w:val="22"/>
+                <w:szCs w:val="22"/>
                 <w:bdr w:val="none" w:sz="0" w:space="0" w:color="auto" w:frame="1"/>
               </w:rPr>
               <w:t>Pekerjaan</w:t>
@@ -10875,6 +11096,8 @@
               <w:rPr>
                 <w:rFonts w:ascii="Arial" w:hAnsi="Arial" w:cs="Arial"/>
                 <w:color w:val="1F1F1F"/>
+                <w:sz w:val="22"/>
+                <w:szCs w:val="22"/>
               </w:rPr>
             </w:pPr>
             <w:r>
@@ -10882,6 +11105,8 @@
                 <w:rStyle w:val="Strong"/>
                 <w:rFonts w:ascii="Arial" w:hAnsi="Arial" w:cs="Arial"/>
                 <w:color w:val="1F1F1F"/>
+                <w:sz w:val="22"/>
+                <w:szCs w:val="22"/>
                 <w:bdr w:val="none" w:sz="0" w:space="0" w:color="auto" w:frame="1"/>
               </w:rPr>
               <w:t>Keterangan</w:t>
@@ -10895,7 +11120,647 @@
         </w:trPr>
         <w:tc>
           <w:tcPr>
-            <w:tcW w:w="1113" w:type="dxa"/>
+            <w:tcW w:w="1283" w:type="dxa"/>
+            <w:tcBorders>
+              <w:top w:val="single" w:sz="6" w:space="0" w:color="auto"/>
+              <w:left w:val="single" w:sz="6" w:space="0" w:color="auto"/>
+              <w:bottom w:val="single" w:sz="6" w:space="0" w:color="auto"/>
+              <w:right w:val="single" w:sz="6" w:space="0" w:color="auto"/>
+            </w:tcBorders>
+            <w:vAlign w:val="center"/>
+          </w:tcPr>
+          <w:p>
+            <w:pPr>
+              <w:pStyle w:val="NormalWeb"/>
+              <w:rPr>
+                <w:rStyle w:val="HTMLCode"/>
+                <w:rFonts w:ascii="Times New Roman" w:hAnsi="Times New Roman" w:cs="Times New Roman"/>
+                <w:sz w:val="22"/>
+                <w:szCs w:val="22"/>
+              </w:rPr>
+            </w:pPr>
+            <w:r>
+              <w:rPr>
+                <w:sz w:val="22"/>
+                <w:szCs w:val="22"/>
+              </w:rPr>
+              <w:t>{% for row in saudara_data %}</w:t>
+            </w:r>
+          </w:p>
+        </w:tc>
+        <w:tc>
+          <w:tcPr>
+            <w:tcW w:w="1479" w:type="dxa"/>
+            <w:tcBorders>
+              <w:top w:val="single" w:sz="6" w:space="0" w:color="auto"/>
+              <w:left w:val="single" w:sz="6" w:space="0" w:color="auto"/>
+              <w:bottom w:val="single" w:sz="6" w:space="0" w:color="auto"/>
+              <w:right w:val="single" w:sz="6" w:space="0" w:color="auto"/>
+            </w:tcBorders>
+            <w:tcMar>
+              <w:top w:w="120" w:type="dxa"/>
+              <w:left w:w="180" w:type="dxa"/>
+              <w:bottom w:w="120" w:type="dxa"/>
+              <w:right w:w="180" w:type="dxa"/>
+            </w:tcMar>
+            <w:vAlign w:val="center"/>
+          </w:tcPr>
+          <w:p>
+            <w:pPr>
+              <w:rPr>
+                <w:color w:val="1F1F1F"/>
+                <w:sz w:val="22"/>
+                <w:szCs w:val="22"/>
+              </w:rPr>
+            </w:pPr>
+            <w:r>
+              <w:rPr>
+                <w:rStyle w:val="HTMLCode"/>
+                <w:rFonts w:ascii="Times New Roman" w:hAnsi="Times New Roman" w:cs="Times New Roman"/>
+                <w:color w:val="444746"/>
+                <w:sz w:val="22"/>
+                <w:szCs w:val="22"/>
+                <w:bdr w:val="none" w:sz="0" w:space="0" w:color="auto" w:frame="1"/>
+              </w:rPr>
+              <w:t>{{</w:t>
+            </w:r>
+            <w:r>
+              <w:rPr>
+                <w:sz w:val="22"/>
+                <w:szCs w:val="22"/>
+              </w:rPr>
+              <w:t>row</w:t>
+            </w:r>
+            <w:r>
+              <w:rPr>
+                <w:rStyle w:val="HTMLCode"/>
+                <w:rFonts w:ascii="Times New Roman" w:hAnsi="Times New Roman" w:cs="Times New Roman"/>
+                <w:color w:val="444746"/>
+                <w:sz w:val="22"/>
+                <w:szCs w:val="22"/>
+                <w:bdr w:val="none" w:sz="0" w:space="0" w:color="auto" w:frame="1"/>
+              </w:rPr>
+              <w:t>.</w:t>
+            </w:r>
+            <w:r>
+              <w:rPr>
+                <w:rStyle w:val="HTMLCode"/>
+                <w:rFonts w:ascii="Times New Roman" w:hAnsi="Times New Roman" w:cs="Times New Roman"/>
+                <w:color w:val="444746"/>
+                <w:sz w:val="22"/>
+                <w:szCs w:val="22"/>
+                <w:bdr w:val="none" w:sz="0" w:space="0" w:color="auto" w:frame="1"/>
+                <w:lang w:val="id-ID"/>
+              </w:rPr>
+              <w:t>N</w:t>
+            </w:r>
+            <w:r>
+              <w:rPr>
+                <w:rStyle w:val="HTMLCode"/>
+                <w:rFonts w:ascii="Times New Roman" w:hAnsi="Times New Roman" w:cs="Times New Roman"/>
+                <w:color w:val="444746"/>
+                <w:sz w:val="22"/>
+                <w:szCs w:val="22"/>
+                <w:bdr w:val="none" w:sz="0" w:space="0" w:color="auto" w:frame="1"/>
+              </w:rPr>
+              <w:t>o}}</w:t>
+            </w:r>
+          </w:p>
+        </w:tc>
+        <w:tc>
+          <w:tcPr>
+            <w:tcW w:w="1735" w:type="dxa"/>
+            <w:tcBorders>
+              <w:top w:val="single" w:sz="6" w:space="0" w:color="auto"/>
+              <w:left w:val="single" w:sz="6" w:space="0" w:color="auto"/>
+              <w:bottom w:val="single" w:sz="6" w:space="0" w:color="auto"/>
+              <w:right w:val="single" w:sz="6" w:space="0" w:color="auto"/>
+            </w:tcBorders>
+            <w:tcMar>
+              <w:top w:w="120" w:type="dxa"/>
+              <w:left w:w="180" w:type="dxa"/>
+              <w:bottom w:w="120" w:type="dxa"/>
+              <w:right w:w="180" w:type="dxa"/>
+            </w:tcMar>
+            <w:vAlign w:val="center"/>
+          </w:tcPr>
+          <w:p>
+            <w:pPr>
+              <w:rPr>
+                <w:color w:val="1F1F1F"/>
+                <w:sz w:val="22"/>
+                <w:szCs w:val="22"/>
+              </w:rPr>
+            </w:pPr>
+            <w:r>
+              <w:rPr>
+                <w:rStyle w:val="HTMLCode"/>
+                <w:rFonts w:ascii="Times New Roman" w:hAnsi="Times New Roman" w:cs="Times New Roman"/>
+                <w:color w:val="444746"/>
+                <w:sz w:val="22"/>
+                <w:szCs w:val="22"/>
+                <w:bdr w:val="none" w:sz="0" w:space="0" w:color="auto" w:frame="1"/>
+              </w:rPr>
+              <w:t>{{</w:t>
+            </w:r>
+            <w:r>
+              <w:rPr>
+                <w:sz w:val="22"/>
+                <w:szCs w:val="22"/>
+              </w:rPr>
+              <w:t>row</w:t>
+            </w:r>
+            <w:r>
+              <w:rPr>
+                <w:rStyle w:val="HTMLCode"/>
+                <w:rFonts w:ascii="Times New Roman" w:hAnsi="Times New Roman" w:cs="Times New Roman"/>
+                <w:color w:val="444746"/>
+                <w:sz w:val="22"/>
+                <w:szCs w:val="22"/>
+                <w:bdr w:val="none" w:sz="0" w:space="0" w:color="auto" w:frame="1"/>
+              </w:rPr>
+              <w:t>.</w:t>
+            </w:r>
+            <w:r>
+              <w:rPr>
+                <w:rStyle w:val="HTMLCode"/>
+                <w:rFonts w:ascii="Times New Roman" w:hAnsi="Times New Roman" w:cs="Times New Roman"/>
+                <w:color w:val="444746"/>
+                <w:sz w:val="22"/>
+                <w:szCs w:val="22"/>
+                <w:bdr w:val="none" w:sz="0" w:space="0" w:color="auto" w:frame="1"/>
+                <w:lang w:val="id-ID"/>
+              </w:rPr>
+              <w:t>N</w:t>
+            </w:r>
+            <w:r>
+              <w:rPr>
+                <w:rStyle w:val="HTMLCode"/>
+                <w:rFonts w:ascii="Times New Roman" w:hAnsi="Times New Roman" w:cs="Times New Roman"/>
+                <w:color w:val="444746"/>
+                <w:sz w:val="22"/>
+                <w:szCs w:val="22"/>
+                <w:bdr w:val="none" w:sz="0" w:space="0" w:color="auto" w:frame="1"/>
+              </w:rPr>
+              <w:t>ama}}</w:t>
+            </w:r>
+          </w:p>
+        </w:tc>
+        <w:tc>
+          <w:tcPr>
+            <w:tcW w:w="1455" w:type="dxa"/>
+            <w:tcBorders>
+              <w:top w:val="single" w:sz="6" w:space="0" w:color="auto"/>
+              <w:left w:val="single" w:sz="6" w:space="0" w:color="auto"/>
+              <w:bottom w:val="single" w:sz="6" w:space="0" w:color="auto"/>
+              <w:right w:val="single" w:sz="6" w:space="0" w:color="auto"/>
+            </w:tcBorders>
+            <w:tcMar>
+              <w:top w:w="120" w:type="dxa"/>
+              <w:left w:w="180" w:type="dxa"/>
+              <w:bottom w:w="120" w:type="dxa"/>
+              <w:right w:w="180" w:type="dxa"/>
+            </w:tcMar>
+            <w:vAlign w:val="center"/>
+          </w:tcPr>
+          <w:p>
+            <w:pPr>
+              <w:rPr>
+                <w:color w:val="1F1F1F"/>
+                <w:sz w:val="22"/>
+                <w:szCs w:val="22"/>
+              </w:rPr>
+            </w:pPr>
+            <w:r>
+              <w:rPr>
+                <w:rStyle w:val="HTMLCode"/>
+                <w:rFonts w:ascii="Times New Roman" w:hAnsi="Times New Roman" w:cs="Times New Roman"/>
+                <w:color w:val="444746"/>
+                <w:sz w:val="22"/>
+                <w:szCs w:val="22"/>
+                <w:bdr w:val="none" w:sz="0" w:space="0" w:color="auto" w:frame="1"/>
+              </w:rPr>
+              <w:t>{{</w:t>
+            </w:r>
+            <w:r>
+              <w:rPr>
+                <w:sz w:val="22"/>
+                <w:szCs w:val="22"/>
+              </w:rPr>
+              <w:t>row</w:t>
+            </w:r>
+            <w:r>
+              <w:rPr>
+                <w:rStyle w:val="HTMLCode"/>
+                <w:rFonts w:ascii="Times New Roman" w:hAnsi="Times New Roman" w:cs="Times New Roman"/>
+                <w:color w:val="444746"/>
+                <w:sz w:val="22"/>
+                <w:szCs w:val="22"/>
+                <w:bdr w:val="none" w:sz="0" w:space="0" w:color="auto" w:frame="1"/>
+              </w:rPr>
+              <w:t>.</w:t>
+            </w:r>
+            <w:r>
+              <w:rPr>
+                <w:rStyle w:val="HTMLCode"/>
+                <w:rFonts w:ascii="Times New Roman" w:hAnsi="Times New Roman" w:cs="Times New Roman"/>
+                <w:color w:val="444746"/>
+                <w:sz w:val="22"/>
+                <w:szCs w:val="22"/>
+                <w:bdr w:val="none" w:sz="0" w:space="0" w:color="auto" w:frame="1"/>
+                <w:lang w:val="id-ID"/>
+              </w:rPr>
+              <w:t>JK</w:t>
+            </w:r>
+            <w:r>
+              <w:rPr>
+                <w:rStyle w:val="HTMLCode"/>
+                <w:rFonts w:ascii="Times New Roman" w:hAnsi="Times New Roman" w:cs="Times New Roman"/>
+                <w:color w:val="444746"/>
+                <w:sz w:val="22"/>
+                <w:szCs w:val="22"/>
+                <w:bdr w:val="none" w:sz="0" w:space="0" w:color="auto" w:frame="1"/>
+              </w:rPr>
+              <w:t>}}</w:t>
+            </w:r>
+          </w:p>
+        </w:tc>
+        <w:tc>
+          <w:tcPr>
+            <w:tcW w:w="1613" w:type="dxa"/>
+            <w:tcBorders>
+              <w:top w:val="single" w:sz="6" w:space="0" w:color="auto"/>
+              <w:left w:val="single" w:sz="6" w:space="0" w:color="auto"/>
+              <w:bottom w:val="single" w:sz="6" w:space="0" w:color="auto"/>
+              <w:right w:val="single" w:sz="6" w:space="0" w:color="auto"/>
+            </w:tcBorders>
+            <w:tcMar>
+              <w:top w:w="120" w:type="dxa"/>
+              <w:left w:w="180" w:type="dxa"/>
+              <w:bottom w:w="120" w:type="dxa"/>
+              <w:right w:w="180" w:type="dxa"/>
+            </w:tcMar>
+            <w:vAlign w:val="center"/>
+          </w:tcPr>
+          <w:p>
+            <w:pPr>
+              <w:rPr>
+                <w:color w:val="1F1F1F"/>
+                <w:sz w:val="22"/>
+                <w:szCs w:val="22"/>
+              </w:rPr>
+            </w:pPr>
+            <w:r>
+              <w:rPr>
+                <w:rStyle w:val="HTMLCode"/>
+                <w:rFonts w:ascii="Times New Roman" w:hAnsi="Times New Roman" w:cs="Times New Roman"/>
+                <w:color w:val="444746"/>
+                <w:sz w:val="22"/>
+                <w:szCs w:val="22"/>
+                <w:bdr w:val="none" w:sz="0" w:space="0" w:color="auto" w:frame="1"/>
+              </w:rPr>
+              <w:t>{{</w:t>
+            </w:r>
+            <w:r>
+              <w:rPr>
+                <w:sz w:val="22"/>
+                <w:szCs w:val="22"/>
+              </w:rPr>
+              <w:t>row</w:t>
+            </w:r>
+            <w:r>
+              <w:rPr>
+                <w:rStyle w:val="HTMLCode"/>
+                <w:rFonts w:ascii="Times New Roman" w:hAnsi="Times New Roman" w:cs="Times New Roman"/>
+                <w:color w:val="444746"/>
+                <w:sz w:val="22"/>
+                <w:szCs w:val="22"/>
+                <w:bdr w:val="none" w:sz="0" w:space="0" w:color="auto" w:frame="1"/>
+              </w:rPr>
+              <w:t>.</w:t>
+            </w:r>
+            <w:r>
+              <w:rPr>
+                <w:rStyle w:val="HTMLCode"/>
+                <w:rFonts w:ascii="Times New Roman" w:hAnsi="Times New Roman" w:cs="Times New Roman"/>
+                <w:color w:val="444746"/>
+                <w:sz w:val="22"/>
+                <w:szCs w:val="22"/>
+                <w:bdr w:val="none" w:sz="0" w:space="0" w:color="auto" w:frame="1"/>
+                <w:lang w:val="id-ID"/>
+              </w:rPr>
+              <w:t>U</w:t>
+            </w:r>
+            <w:r>
+              <w:rPr>
+                <w:rStyle w:val="HTMLCode"/>
+                <w:rFonts w:ascii="Times New Roman" w:hAnsi="Times New Roman" w:cs="Times New Roman"/>
+                <w:color w:val="444746"/>
+                <w:sz w:val="22"/>
+                <w:szCs w:val="22"/>
+                <w:bdr w:val="none" w:sz="0" w:space="0" w:color="auto" w:frame="1"/>
+              </w:rPr>
+              <w:t>sia}}</w:t>
+            </w:r>
+          </w:p>
+        </w:tc>
+        <w:tc>
+          <w:tcPr>
+            <w:tcW w:w="0" w:type="auto"/>
+            <w:tcBorders>
+              <w:top w:val="single" w:sz="6" w:space="0" w:color="auto"/>
+              <w:left w:val="single" w:sz="6" w:space="0" w:color="auto"/>
+              <w:bottom w:val="single" w:sz="6" w:space="0" w:color="auto"/>
+              <w:right w:val="single" w:sz="6" w:space="0" w:color="auto"/>
+            </w:tcBorders>
+            <w:tcMar>
+              <w:top w:w="120" w:type="dxa"/>
+              <w:left w:w="180" w:type="dxa"/>
+              <w:bottom w:w="120" w:type="dxa"/>
+              <w:right w:w="180" w:type="dxa"/>
+            </w:tcMar>
+            <w:vAlign w:val="center"/>
+          </w:tcPr>
+          <w:p>
+            <w:pPr>
+              <w:rPr>
+                <w:color w:val="1F1F1F"/>
+                <w:sz w:val="22"/>
+                <w:szCs w:val="22"/>
+              </w:rPr>
+            </w:pPr>
+            <w:r>
+              <w:rPr>
+                <w:rStyle w:val="HTMLCode"/>
+                <w:rFonts w:ascii="Times New Roman" w:hAnsi="Times New Roman" w:cs="Times New Roman"/>
+                <w:color w:val="444746"/>
+                <w:sz w:val="22"/>
+                <w:szCs w:val="22"/>
+                <w:bdr w:val="none" w:sz="0" w:space="0" w:color="auto" w:frame="1"/>
+              </w:rPr>
+              <w:t>{{</w:t>
+            </w:r>
+            <w:r>
+              <w:rPr>
+                <w:sz w:val="22"/>
+                <w:szCs w:val="22"/>
+              </w:rPr>
+              <w:t>row</w:t>
+            </w:r>
+            <w:r>
+              <w:rPr>
+                <w:rStyle w:val="HTMLCode"/>
+                <w:rFonts w:ascii="Times New Roman" w:hAnsi="Times New Roman" w:cs="Times New Roman"/>
+                <w:color w:val="444746"/>
+                <w:sz w:val="22"/>
+                <w:szCs w:val="22"/>
+                <w:bdr w:val="none" w:sz="0" w:space="0" w:color="auto" w:frame="1"/>
+              </w:rPr>
+              <w:t>.</w:t>
+            </w:r>
+            <w:r>
+              <w:rPr>
+                <w:rStyle w:val="HTMLCode"/>
+                <w:rFonts w:ascii="Times New Roman" w:hAnsi="Times New Roman" w:cs="Times New Roman"/>
+                <w:color w:val="444746"/>
+                <w:sz w:val="22"/>
+                <w:szCs w:val="22"/>
+                <w:bdr w:val="none" w:sz="0" w:space="0" w:color="auto" w:frame="1"/>
+                <w:lang w:val="id-ID"/>
+              </w:rPr>
+              <w:t>Pendidikan</w:t>
+            </w:r>
+            <w:r>
+              <w:rPr>
+                <w:rStyle w:val="HTMLCode"/>
+                <w:rFonts w:ascii="Times New Roman" w:hAnsi="Times New Roman" w:cs="Times New Roman"/>
+                <w:color w:val="444746"/>
+                <w:sz w:val="22"/>
+                <w:szCs w:val="22"/>
+                <w:bdr w:val="none" w:sz="0" w:space="0" w:color="auto" w:frame="1"/>
+              </w:rPr>
+              <w:t>}}</w:t>
+            </w:r>
+          </w:p>
+        </w:tc>
+        <w:tc>
+          <w:tcPr>
+            <w:tcW w:w="0" w:type="auto"/>
+            <w:tcBorders>
+              <w:top w:val="single" w:sz="6" w:space="0" w:color="auto"/>
+              <w:left w:val="single" w:sz="6" w:space="0" w:color="auto"/>
+              <w:bottom w:val="single" w:sz="6" w:space="0" w:color="auto"/>
+              <w:right w:val="single" w:sz="6" w:space="0" w:color="auto"/>
+            </w:tcBorders>
+            <w:tcMar>
+              <w:top w:w="120" w:type="dxa"/>
+              <w:left w:w="180" w:type="dxa"/>
+              <w:bottom w:w="120" w:type="dxa"/>
+              <w:right w:w="180" w:type="dxa"/>
+            </w:tcMar>
+            <w:vAlign w:val="center"/>
+          </w:tcPr>
+          <w:p>
+            <w:pPr>
+              <w:rPr>
+                <w:color w:val="1F1F1F"/>
+                <w:sz w:val="22"/>
+                <w:szCs w:val="22"/>
+              </w:rPr>
+            </w:pPr>
+            <w:r>
+              <w:rPr>
+                <w:rStyle w:val="HTMLCode"/>
+                <w:rFonts w:ascii="Times New Roman" w:hAnsi="Times New Roman" w:cs="Times New Roman"/>
+                <w:color w:val="444746"/>
+                <w:sz w:val="22"/>
+                <w:szCs w:val="22"/>
+                <w:bdr w:val="none" w:sz="0" w:space="0" w:color="auto" w:frame="1"/>
+              </w:rPr>
+              <w:t>{{</w:t>
+            </w:r>
+            <w:r>
+              <w:rPr>
+                <w:sz w:val="22"/>
+                <w:szCs w:val="22"/>
+              </w:rPr>
+              <w:t>row</w:t>
+            </w:r>
+            <w:r>
+              <w:rPr>
+                <w:rStyle w:val="HTMLCode"/>
+                <w:rFonts w:ascii="Times New Roman" w:hAnsi="Times New Roman" w:cs="Times New Roman"/>
+                <w:color w:val="444746"/>
+                <w:sz w:val="22"/>
+                <w:szCs w:val="22"/>
+                <w:bdr w:val="none" w:sz="0" w:space="0" w:color="auto" w:frame="1"/>
+              </w:rPr>
+              <w:t>.</w:t>
+            </w:r>
+            <w:r>
+              <w:rPr>
+                <w:rStyle w:val="HTMLCode"/>
+                <w:rFonts w:ascii="Times New Roman" w:hAnsi="Times New Roman" w:cs="Times New Roman"/>
+                <w:color w:val="444746"/>
+                <w:sz w:val="22"/>
+                <w:szCs w:val="22"/>
+                <w:bdr w:val="none" w:sz="0" w:space="0" w:color="auto" w:frame="1"/>
+                <w:lang w:val="id-ID"/>
+              </w:rPr>
+              <w:t>Pe</w:t>
+            </w:r>
+            <w:r>
+              <w:rPr>
+                <w:rStyle w:val="HTMLCode"/>
+                <w:rFonts w:ascii="Times New Roman" w:hAnsi="Times New Roman" w:cs="Times New Roman"/>
+                <w:color w:val="444746"/>
+                <w:sz w:val="22"/>
+                <w:szCs w:val="22"/>
+                <w:bdr w:val="none" w:sz="0" w:space="0" w:color="auto" w:frame="1"/>
+              </w:rPr>
+              <w:t>kerja</w:t>
+            </w:r>
+            <w:r>
+              <w:rPr>
+                <w:rStyle w:val="HTMLCode"/>
+                <w:rFonts w:ascii="Times New Roman" w:hAnsi="Times New Roman" w:cs="Times New Roman"/>
+                <w:color w:val="444746"/>
+                <w:sz w:val="22"/>
+                <w:szCs w:val="22"/>
+                <w:bdr w:val="none" w:sz="0" w:space="0" w:color="auto" w:frame="1"/>
+                <w:lang w:val="id-ID"/>
+              </w:rPr>
+              <w:t>an</w:t>
+            </w:r>
+            <w:r>
+              <w:rPr>
+                <w:rStyle w:val="HTMLCode"/>
+                <w:rFonts w:ascii="Times New Roman" w:hAnsi="Times New Roman" w:cs="Times New Roman"/>
+                <w:color w:val="444746"/>
+                <w:sz w:val="22"/>
+                <w:szCs w:val="22"/>
+                <w:bdr w:val="none" w:sz="0" w:space="0" w:color="auto" w:frame="1"/>
+              </w:rPr>
+              <w:t>}}</w:t>
+            </w:r>
+          </w:p>
+        </w:tc>
+        <w:tc>
+          <w:tcPr>
+            <w:tcW w:w="0" w:type="auto"/>
+            <w:tcBorders>
+              <w:top w:val="single" w:sz="6" w:space="0" w:color="auto"/>
+              <w:left w:val="single" w:sz="6" w:space="0" w:color="auto"/>
+              <w:bottom w:val="single" w:sz="6" w:space="0" w:color="auto"/>
+              <w:right w:val="single" w:sz="6" w:space="0" w:color="auto"/>
+            </w:tcBorders>
+            <w:tcMar>
+              <w:top w:w="120" w:type="dxa"/>
+              <w:left w:w="180" w:type="dxa"/>
+              <w:bottom w:w="120" w:type="dxa"/>
+              <w:right w:w="180" w:type="dxa"/>
+            </w:tcMar>
+            <w:vAlign w:val="center"/>
+          </w:tcPr>
+          <w:p>
+            <w:pPr>
+              <w:rPr>
+                <w:color w:val="1F1F1F"/>
+                <w:sz w:val="22"/>
+                <w:szCs w:val="22"/>
+                <w:lang w:val="id-ID"/>
+              </w:rPr>
+            </w:pPr>
+            <w:r>
+              <w:rPr>
+                <w:rStyle w:val="HTMLCode"/>
+                <w:rFonts w:ascii="Times New Roman" w:hAnsi="Times New Roman" w:cs="Times New Roman"/>
+                <w:color w:val="444746"/>
+                <w:sz w:val="22"/>
+                <w:szCs w:val="22"/>
+                <w:bdr w:val="none" w:sz="0" w:space="0" w:color="auto" w:frame="1"/>
+              </w:rPr>
+              <w:t>{{</w:t>
+            </w:r>
+            <w:r>
+              <w:rPr>
+                <w:rStyle w:val="HTMLCode"/>
+                <w:rFonts w:ascii="Times New Roman" w:hAnsi="Times New Roman" w:cs="Times New Roman"/>
+                <w:color w:val="444746"/>
+                <w:sz w:val="22"/>
+                <w:szCs w:val="22"/>
+                <w:bdr w:val="none" w:sz="0" w:space="0" w:color="auto" w:frame="1"/>
+                <w:lang w:val="id-ID"/>
+              </w:rPr>
+              <w:t>row</w:t>
+            </w:r>
+            <w:r>
+              <w:rPr>
+                <w:rStyle w:val="HTMLCode"/>
+                <w:rFonts w:ascii="Times New Roman" w:hAnsi="Times New Roman" w:cs="Times New Roman"/>
+                <w:color w:val="444746"/>
+                <w:sz w:val="22"/>
+                <w:szCs w:val="22"/>
+                <w:bdr w:val="none" w:sz="0" w:space="0" w:color="auto" w:frame="1"/>
+              </w:rPr>
+              <w:t>.</w:t>
+            </w:r>
+            <w:r>
+              <w:rPr>
+                <w:rStyle w:val="HTMLCode"/>
+                <w:rFonts w:ascii="Times New Roman" w:hAnsi="Times New Roman" w:cs="Times New Roman"/>
+                <w:color w:val="444746"/>
+                <w:sz w:val="22"/>
+                <w:szCs w:val="22"/>
+                <w:bdr w:val="none" w:sz="0" w:space="0" w:color="auto" w:frame="1"/>
+                <w:lang w:val="id-ID"/>
+              </w:rPr>
+              <w:t>K</w:t>
+            </w:r>
+            <w:r>
+              <w:rPr>
+                <w:rStyle w:val="HTMLCode"/>
+                <w:rFonts w:ascii="Times New Roman" w:hAnsi="Times New Roman" w:cs="Times New Roman"/>
+                <w:color w:val="444746"/>
+                <w:sz w:val="22"/>
+                <w:szCs w:val="22"/>
+                <w:bdr w:val="none" w:sz="0" w:space="0" w:color="auto" w:frame="1"/>
+              </w:rPr>
+              <w:t>et}}</w:t>
+            </w:r>
+          </w:p>
+        </w:tc>
+      </w:tr>
+      <w:tr>
+        <w:trPr>
+          <w:tblCellSpacing w:w="15" w:type="dxa"/>
+        </w:trPr>
+        <w:tc>
+          <w:tcPr>
+            <w:tcW w:w="1283" w:type="dxa"/>
+            <w:tcBorders>
+              <w:top w:val="single" w:sz="6" w:space="0" w:color="auto"/>
+              <w:left w:val="single" w:sz="6" w:space="0" w:color="auto"/>
+              <w:bottom w:val="single" w:sz="6" w:space="0" w:color="auto"/>
+              <w:right w:val="single" w:sz="6" w:space="0" w:color="auto"/>
+            </w:tcBorders>
+          </w:tcPr>
+          <w:p>
+            <w:pPr>
+              <w:rPr>
+                <w:rStyle w:val="HTMLCode"/>
+                <w:rFonts w:ascii="Arial" w:hAnsi="Arial" w:cs="Arial"/>
+                <w:color w:val="444746"/>
+                <w:sz w:val="22"/>
+                <w:szCs w:val="22"/>
+                <w:bdr w:val="none" w:sz="0" w:space="0" w:color="auto" w:frame="1"/>
+              </w:rPr>
+            </w:pPr>
+          </w:p>
+        </w:tc>
+        <w:tc>
+          <w:tcPr>
+            <w:tcW w:w="1479" w:type="dxa"/>
             <w:tcBorders>
               <w:top w:val="single" w:sz="6" w:space="0" w:color="auto"/>
               <w:left w:val="single" w:sz="6" w:space="0" w:color="auto"/>
@@ -10914,34 +11779,27 @@
           <w:p>
             <w:pPr>
               <w:rPr>
-                <w:rFonts w:ascii="Arial" w:hAnsi="Arial" w:cs="Arial"/>
                 <w:color w:val="1F1F1F"/>
+                <w:sz w:val="22"/>
+                <w:szCs w:val="22"/>
               </w:rPr>
             </w:pPr>
             <w:r>
               <w:rPr>
                 <w:rStyle w:val="HTMLCode"/>
-                <w:rFonts w:ascii="Arial" w:hAnsi="Arial" w:cs="Arial"/>
+                <w:rFonts w:ascii="Times New Roman" w:hAnsi="Times New Roman" w:cs="Times New Roman"/>
                 <w:color w:val="444746"/>
+                <w:sz w:val="22"/>
+                <w:szCs w:val="22"/>
                 <w:bdr w:val="none" w:sz="0" w:space="0" w:color="auto" w:frame="1"/>
               </w:rPr>
-              <w:t xml:space="preserve">{% for s in </w:t>
-            </w:r>
-            <w:r>
-              <w:rPr>
-                <w:rStyle w:val="HTMLCode"/>
-                <w:rFonts w:ascii="Arial" w:hAnsi="Arial" w:cs="Arial"/>
-                <w:color w:val="444746"/>
-                <w:bdr w:val="none" w:sz="0" w:space="0" w:color="auto" w:frame="1"/>
-              </w:rPr>
-              <w:lastRenderedPageBreak/>
-              <w:t>saudara %}</w:t>
-            </w:r>
-          </w:p>
-        </w:tc>
-        <w:tc>
-          <w:tcPr>
-            <w:tcW w:w="1119" w:type="dxa"/>
+              <w:t>{% endfor %}</w:t>
+            </w:r>
+          </w:p>
+        </w:tc>
+        <w:tc>
+          <w:tcPr>
+            <w:tcW w:w="1735" w:type="dxa"/>
             <w:tcBorders>
               <w:top w:val="single" w:sz="6" w:space="0" w:color="auto"/>
               <w:left w:val="single" w:sz="6" w:space="0" w:color="auto"/>
@@ -10960,36 +11818,16 @@
           <w:p>
             <w:pPr>
               <w:rPr>
-                <w:rFonts w:ascii="Arial" w:hAnsi="Arial" w:cs="Arial"/>
                 <w:color w:val="1F1F1F"/>
-              </w:rPr>
-            </w:pPr>
-            <w:proofErr w:type="gramStart"/>
-            <w:r>
-              <w:rPr>
-                <w:rStyle w:val="HTMLCode"/>
-                <w:rFonts w:ascii="Arial" w:hAnsi="Arial" w:cs="Arial"/>
-                <w:color w:val="444746"/>
-                <w:bdr w:val="none" w:sz="0" w:space="0" w:color="auto" w:frame="1"/>
-              </w:rPr>
-              <w:lastRenderedPageBreak/>
-              <w:t>{{ s</w:t>
-            </w:r>
-            <w:proofErr w:type="gramEnd"/>
-            <w:r>
-              <w:rPr>
-                <w:rStyle w:val="HTMLCode"/>
-                <w:rFonts w:ascii="Arial" w:hAnsi="Arial" w:cs="Arial"/>
-                <w:color w:val="444746"/>
-                <w:bdr w:val="none" w:sz="0" w:space="0" w:color="auto" w:frame="1"/>
-              </w:rPr>
-              <w:t>.no }}</w:t>
-            </w:r>
-          </w:p>
-        </w:tc>
-        <w:tc>
-          <w:tcPr>
-            <w:tcW w:w="1046" w:type="dxa"/>
+                <w:sz w:val="22"/>
+                <w:szCs w:val="22"/>
+              </w:rPr>
+            </w:pPr>
+          </w:p>
+        </w:tc>
+        <w:tc>
+          <w:tcPr>
+            <w:tcW w:w="1455" w:type="dxa"/>
             <w:tcBorders>
               <w:top w:val="single" w:sz="6" w:space="0" w:color="auto"/>
               <w:left w:val="single" w:sz="6" w:space="0" w:color="auto"/>
@@ -11008,35 +11846,15 @@
           <w:p>
             <w:pPr>
               <w:rPr>
-                <w:rFonts w:ascii="Arial" w:hAnsi="Arial" w:cs="Arial"/>
-                <w:color w:val="1F1F1F"/>
-              </w:rPr>
-            </w:pPr>
-            <w:proofErr w:type="gramStart"/>
-            <w:r>
-              <w:rPr>
-                <w:rStyle w:val="HTMLCode"/>
-                <w:rFonts w:ascii="Arial" w:hAnsi="Arial" w:cs="Arial"/>
-                <w:color w:val="444746"/>
-                <w:bdr w:val="none" w:sz="0" w:space="0" w:color="auto" w:frame="1"/>
-              </w:rPr>
-              <w:t>{{ s</w:t>
-            </w:r>
-            <w:proofErr w:type="gramEnd"/>
-            <w:r>
-              <w:rPr>
-                <w:rStyle w:val="HTMLCode"/>
-                <w:rFonts w:ascii="Arial" w:hAnsi="Arial" w:cs="Arial"/>
-                <w:color w:val="444746"/>
-                <w:bdr w:val="none" w:sz="0" w:space="0" w:color="auto" w:frame="1"/>
-              </w:rPr>
-              <w:t>.nama }}</w:t>
-            </w:r>
-          </w:p>
-        </w:tc>
-        <w:tc>
-          <w:tcPr>
-            <w:tcW w:w="897" w:type="dxa"/>
+                <w:sz w:val="22"/>
+                <w:szCs w:val="22"/>
+              </w:rPr>
+            </w:pPr>
+          </w:p>
+        </w:tc>
+        <w:tc>
+          <w:tcPr>
+            <w:tcW w:w="1613" w:type="dxa"/>
             <w:tcBorders>
               <w:top w:val="single" w:sz="6" w:space="0" w:color="auto"/>
               <w:left w:val="single" w:sz="6" w:space="0" w:color="auto"/>
@@ -11055,30 +11873,10 @@
           <w:p>
             <w:pPr>
               <w:rPr>
-                <w:rFonts w:ascii="Arial" w:hAnsi="Arial" w:cs="Arial"/>
-                <w:color w:val="1F1F1F"/>
-              </w:rPr>
-            </w:pPr>
-            <w:proofErr w:type="gramStart"/>
-            <w:r>
-              <w:rPr>
-                <w:rStyle w:val="HTMLCode"/>
-                <w:rFonts w:ascii="Arial" w:hAnsi="Arial" w:cs="Arial"/>
-                <w:color w:val="444746"/>
-                <w:bdr w:val="none" w:sz="0" w:space="0" w:color="auto" w:frame="1"/>
-              </w:rPr>
-              <w:t>{{ s</w:t>
-            </w:r>
-            <w:proofErr w:type="gramEnd"/>
-            <w:r>
-              <w:rPr>
-                <w:rStyle w:val="HTMLCode"/>
-                <w:rFonts w:ascii="Arial" w:hAnsi="Arial" w:cs="Arial"/>
-                <w:color w:val="444746"/>
-                <w:bdr w:val="none" w:sz="0" w:space="0" w:color="auto" w:frame="1"/>
-              </w:rPr>
-              <w:t>.jk }}</w:t>
-            </w:r>
+                <w:sz w:val="22"/>
+                <w:szCs w:val="22"/>
+              </w:rPr>
+            </w:pPr>
           </w:p>
         </w:tc>
         <w:tc>
@@ -11102,30 +11900,10 @@
           <w:p>
             <w:pPr>
               <w:rPr>
-                <w:rFonts w:ascii="Arial" w:hAnsi="Arial" w:cs="Arial"/>
-                <w:color w:val="1F1F1F"/>
-              </w:rPr>
-            </w:pPr>
-            <w:proofErr w:type="gramStart"/>
-            <w:r>
-              <w:rPr>
-                <w:rStyle w:val="HTMLCode"/>
-                <w:rFonts w:ascii="Arial" w:hAnsi="Arial" w:cs="Arial"/>
-                <w:color w:val="444746"/>
-                <w:bdr w:val="none" w:sz="0" w:space="0" w:color="auto" w:frame="1"/>
-              </w:rPr>
-              <w:t>{{ s</w:t>
-            </w:r>
-            <w:proofErr w:type="gramEnd"/>
-            <w:r>
-              <w:rPr>
-                <w:rStyle w:val="HTMLCode"/>
-                <w:rFonts w:ascii="Arial" w:hAnsi="Arial" w:cs="Arial"/>
-                <w:color w:val="444746"/>
-                <w:bdr w:val="none" w:sz="0" w:space="0" w:color="auto" w:frame="1"/>
-              </w:rPr>
-              <w:t>.usia }}</w:t>
-            </w:r>
+                <w:sz w:val="22"/>
+                <w:szCs w:val="22"/>
+              </w:rPr>
+            </w:pPr>
           </w:p>
         </w:tc>
         <w:tc>
@@ -11149,30 +11927,10 @@
           <w:p>
             <w:pPr>
               <w:rPr>
-                <w:rFonts w:ascii="Arial" w:hAnsi="Arial" w:cs="Arial"/>
-                <w:color w:val="1F1F1F"/>
-              </w:rPr>
-            </w:pPr>
-            <w:proofErr w:type="gramStart"/>
-            <w:r>
-              <w:rPr>
-                <w:rStyle w:val="HTMLCode"/>
-                <w:rFonts w:ascii="Arial" w:hAnsi="Arial" w:cs="Arial"/>
-                <w:color w:val="444746"/>
-                <w:bdr w:val="none" w:sz="0" w:space="0" w:color="auto" w:frame="1"/>
-              </w:rPr>
-              <w:t>{{ s</w:t>
-            </w:r>
-            <w:proofErr w:type="gramEnd"/>
-            <w:r>
-              <w:rPr>
-                <w:rStyle w:val="HTMLCode"/>
-                <w:rFonts w:ascii="Arial" w:hAnsi="Arial" w:cs="Arial"/>
-                <w:color w:val="444746"/>
-                <w:bdr w:val="none" w:sz="0" w:space="0" w:color="auto" w:frame="1"/>
-              </w:rPr>
-              <w:t>.pend }}</w:t>
-            </w:r>
+                <w:sz w:val="22"/>
+                <w:szCs w:val="22"/>
+              </w:rPr>
+            </w:pPr>
           </w:p>
         </w:tc>
         <w:tc>
@@ -11196,231 +11954,8 @@
           <w:p>
             <w:pPr>
               <w:rPr>
-                <w:rFonts w:ascii="Arial" w:hAnsi="Arial" w:cs="Arial"/>
-                <w:color w:val="1F1F1F"/>
-              </w:rPr>
-            </w:pPr>
-            <w:proofErr w:type="gramStart"/>
-            <w:r>
-              <w:rPr>
-                <w:rStyle w:val="HTMLCode"/>
-                <w:rFonts w:ascii="Arial" w:hAnsi="Arial" w:cs="Arial"/>
-                <w:color w:val="444746"/>
-                <w:bdr w:val="none" w:sz="0" w:space="0" w:color="auto" w:frame="1"/>
-              </w:rPr>
-              <w:t>{{ s</w:t>
-            </w:r>
-            <w:proofErr w:type="gramEnd"/>
-            <w:r>
-              <w:rPr>
-                <w:rStyle w:val="HTMLCode"/>
-                <w:rFonts w:ascii="Arial" w:hAnsi="Arial" w:cs="Arial"/>
-                <w:color w:val="444746"/>
-                <w:bdr w:val="none" w:sz="0" w:space="0" w:color="auto" w:frame="1"/>
-              </w:rPr>
-              <w:t>.kerja }}</w:t>
-            </w:r>
-          </w:p>
-        </w:tc>
-      </w:tr>
-      <w:tr>
-        <w:trPr>
-          <w:tblCellSpacing w:w="15" w:type="dxa"/>
-        </w:trPr>
-        <w:tc>
-          <w:tcPr>
-            <w:tcW w:w="1113" w:type="dxa"/>
-            <w:tcBorders>
-              <w:top w:val="single" w:sz="6" w:space="0" w:color="auto"/>
-              <w:left w:val="single" w:sz="6" w:space="0" w:color="auto"/>
-              <w:bottom w:val="single" w:sz="6" w:space="0" w:color="auto"/>
-              <w:right w:val="single" w:sz="6" w:space="0" w:color="auto"/>
-            </w:tcBorders>
-            <w:tcMar>
-              <w:top w:w="120" w:type="dxa"/>
-              <w:left w:w="180" w:type="dxa"/>
-              <w:bottom w:w="120" w:type="dxa"/>
-              <w:right w:w="180" w:type="dxa"/>
-            </w:tcMar>
-            <w:vAlign w:val="center"/>
-            <w:hideMark/>
-          </w:tcPr>
-          <w:p>
-            <w:pPr>
-              <w:rPr>
-                <w:rFonts w:ascii="Arial" w:hAnsi="Arial" w:cs="Arial"/>
-                <w:color w:val="1F1F1F"/>
-              </w:rPr>
-            </w:pPr>
-            <w:r>
-              <w:rPr>
-                <w:rStyle w:val="HTMLCode"/>
-                <w:rFonts w:ascii="Arial" w:hAnsi="Arial" w:cs="Arial"/>
-                <w:color w:val="444746"/>
-                <w:bdr w:val="none" w:sz="0" w:space="0" w:color="auto" w:frame="1"/>
-              </w:rPr>
-              <w:t>{% endfor %}</w:t>
-            </w:r>
-          </w:p>
-        </w:tc>
-        <w:tc>
-          <w:tcPr>
-            <w:tcW w:w="1119" w:type="dxa"/>
-            <w:tcBorders>
-              <w:top w:val="single" w:sz="6" w:space="0" w:color="auto"/>
-              <w:left w:val="single" w:sz="6" w:space="0" w:color="auto"/>
-              <w:bottom w:val="single" w:sz="6" w:space="0" w:color="auto"/>
-              <w:right w:val="single" w:sz="6" w:space="0" w:color="auto"/>
-            </w:tcBorders>
-            <w:tcMar>
-              <w:top w:w="120" w:type="dxa"/>
-              <w:left w:w="180" w:type="dxa"/>
-              <w:bottom w:w="120" w:type="dxa"/>
-              <w:right w:w="180" w:type="dxa"/>
-            </w:tcMar>
-            <w:vAlign w:val="center"/>
-            <w:hideMark/>
-          </w:tcPr>
-          <w:p>
-            <w:pPr>
-              <w:rPr>
-                <w:rFonts w:ascii="Arial" w:hAnsi="Arial" w:cs="Arial"/>
-                <w:color w:val="1F1F1F"/>
-              </w:rPr>
-            </w:pPr>
-          </w:p>
-        </w:tc>
-        <w:tc>
-          <w:tcPr>
-            <w:tcW w:w="1046" w:type="dxa"/>
-            <w:tcBorders>
-              <w:top w:val="single" w:sz="6" w:space="0" w:color="auto"/>
-              <w:left w:val="single" w:sz="6" w:space="0" w:color="auto"/>
-              <w:bottom w:val="single" w:sz="6" w:space="0" w:color="auto"/>
-              <w:right w:val="single" w:sz="6" w:space="0" w:color="auto"/>
-            </w:tcBorders>
-            <w:tcMar>
-              <w:top w:w="120" w:type="dxa"/>
-              <w:left w:w="180" w:type="dxa"/>
-              <w:bottom w:w="120" w:type="dxa"/>
-              <w:right w:w="180" w:type="dxa"/>
-            </w:tcMar>
-            <w:vAlign w:val="center"/>
-            <w:hideMark/>
-          </w:tcPr>
-          <w:p>
-            <w:pPr>
-              <w:rPr>
-                <w:sz w:val="20"/>
-                <w:szCs w:val="20"/>
-              </w:rPr>
-            </w:pPr>
-          </w:p>
-        </w:tc>
-        <w:tc>
-          <w:tcPr>
-            <w:tcW w:w="897" w:type="dxa"/>
-            <w:tcBorders>
-              <w:top w:val="single" w:sz="6" w:space="0" w:color="auto"/>
-              <w:left w:val="single" w:sz="6" w:space="0" w:color="auto"/>
-              <w:bottom w:val="single" w:sz="6" w:space="0" w:color="auto"/>
-              <w:right w:val="single" w:sz="6" w:space="0" w:color="auto"/>
-            </w:tcBorders>
-            <w:tcMar>
-              <w:top w:w="120" w:type="dxa"/>
-              <w:left w:w="180" w:type="dxa"/>
-              <w:bottom w:w="120" w:type="dxa"/>
-              <w:right w:w="180" w:type="dxa"/>
-            </w:tcMar>
-            <w:vAlign w:val="center"/>
-            <w:hideMark/>
-          </w:tcPr>
-          <w:p>
-            <w:pPr>
-              <w:rPr>
-                <w:sz w:val="20"/>
-                <w:szCs w:val="20"/>
-              </w:rPr>
-            </w:pPr>
-          </w:p>
-        </w:tc>
-        <w:tc>
-          <w:tcPr>
-            <w:tcW w:w="0" w:type="auto"/>
-            <w:tcBorders>
-              <w:top w:val="single" w:sz="6" w:space="0" w:color="auto"/>
-              <w:left w:val="single" w:sz="6" w:space="0" w:color="auto"/>
-              <w:bottom w:val="single" w:sz="6" w:space="0" w:color="auto"/>
-              <w:right w:val="single" w:sz="6" w:space="0" w:color="auto"/>
-            </w:tcBorders>
-            <w:tcMar>
-              <w:top w:w="120" w:type="dxa"/>
-              <w:left w:w="180" w:type="dxa"/>
-              <w:bottom w:w="120" w:type="dxa"/>
-              <w:right w:w="180" w:type="dxa"/>
-            </w:tcMar>
-            <w:vAlign w:val="center"/>
-            <w:hideMark/>
-          </w:tcPr>
-          <w:p>
-            <w:pPr>
-              <w:rPr>
-                <w:sz w:val="20"/>
-                <w:szCs w:val="20"/>
-              </w:rPr>
-            </w:pPr>
-          </w:p>
-        </w:tc>
-        <w:tc>
-          <w:tcPr>
-            <w:tcW w:w="0" w:type="auto"/>
-            <w:tcBorders>
-              <w:top w:val="single" w:sz="6" w:space="0" w:color="auto"/>
-              <w:left w:val="single" w:sz="6" w:space="0" w:color="auto"/>
-              <w:bottom w:val="single" w:sz="6" w:space="0" w:color="auto"/>
-              <w:right w:val="single" w:sz="6" w:space="0" w:color="auto"/>
-            </w:tcBorders>
-            <w:tcMar>
-              <w:top w:w="120" w:type="dxa"/>
-              <w:left w:w="180" w:type="dxa"/>
-              <w:bottom w:w="120" w:type="dxa"/>
-              <w:right w:w="180" w:type="dxa"/>
-            </w:tcMar>
-            <w:vAlign w:val="center"/>
-            <w:hideMark/>
-          </w:tcPr>
-          <w:p>
-            <w:pPr>
-              <w:rPr>
-                <w:sz w:val="20"/>
-                <w:szCs w:val="20"/>
-              </w:rPr>
-            </w:pPr>
-          </w:p>
-        </w:tc>
-        <w:tc>
-          <w:tcPr>
-            <w:tcW w:w="0" w:type="auto"/>
-            <w:tcBorders>
-              <w:top w:val="single" w:sz="6" w:space="0" w:color="auto"/>
-              <w:left w:val="single" w:sz="6" w:space="0" w:color="auto"/>
-              <w:bottom w:val="single" w:sz="6" w:space="0" w:color="auto"/>
-              <w:right w:val="single" w:sz="6" w:space="0" w:color="auto"/>
-            </w:tcBorders>
-            <w:tcMar>
-              <w:top w:w="120" w:type="dxa"/>
-              <w:left w:w="180" w:type="dxa"/>
-              <w:bottom w:w="120" w:type="dxa"/>
-              <w:right w:w="180" w:type="dxa"/>
-            </w:tcMar>
-            <w:vAlign w:val="center"/>
-            <w:hideMark/>
-          </w:tcPr>
-          <w:p>
-            <w:pPr>
-              <w:rPr>
-                <w:sz w:val="20"/>
-                <w:szCs w:val="20"/>
+                <w:sz w:val="22"/>
+                <w:szCs w:val="22"/>
               </w:rPr>
             </w:pPr>
           </w:p>
@@ -12147,20 +12682,26 @@
           <w:sz w:val="22"/>
           <w:szCs w:val="22"/>
         </w:rPr>
-        <w:t xml:space="preserve">Klien memiliki keahlian dan keterampilan dalam bidang </w:t>
-      </w:r>
-      <w:r>
-        <w:rPr>
-          <w:color w:val="FF0000"/>
+        <w:t xml:space="preserve">Klien memiliki keahlian dan keterampilan dalam </w:t>
+      </w:r>
+      <w:r>
+        <w:rPr>
           <w:spacing w:val="-1"/>
           <w:sz w:val="22"/>
           <w:szCs w:val="22"/>
         </w:rPr>
+        <w:t xml:space="preserve">bidang </w:t>
+      </w:r>
+      <w:r>
+        <w:rPr>
+          <w:spacing w:val="-1"/>
+          <w:sz w:val="22"/>
+          <w:szCs w:val="22"/>
+        </w:rPr>
         <w:t>{{minat_bakat}}</w:t>
       </w:r>
       <w:r>
         <w:rPr>
-          <w:color w:val="FF0000"/>
           <w:spacing w:val="-1"/>
           <w:sz w:val="22"/>
           <w:szCs w:val="22"/>
@@ -12267,16 +12808,7 @@
           <w:sz w:val="22"/>
           <w:szCs w:val="22"/>
         </w:rPr>
-        <w:t xml:space="preserve">Meskipun orang tua telah berupaya untuk menanamkan nilai-nilai keagamaan terhadap anak-anaknya, seiring berjalannya waktu, nilai-nilai tersbut perlahan pudar. Klien merupakan sosok yang kurang taat dalam melaksanakan perintah agama yang dianutnya, sehingga mudah terbawa arus negatif dalam </w:t>
-      </w:r>
-      <w:r>
-        <w:rPr>
-          <w:spacing w:val="-1"/>
-          <w:sz w:val="22"/>
-          <w:szCs w:val="22"/>
-        </w:rPr>
-        <w:lastRenderedPageBreak/>
-        <w:t>lingkungan pergaulan. Semenjak Klien menajalani pembinaan, Klien kembali diajarkan nilai-nilai dasar keagamaan sehingga tingkat ketawaan Klien mengalami peningkatan.</w:t>
+        <w:t>Meskipun orang tua telah berupaya untuk menanamkan nilai-nilai keagamaan terhadap anak-anaknya, seiring berjalannya waktu, nilai-nilai tersbut perlahan pudar. Klien merupakan sosok yang kurang taat dalam melaksanakan perintah agama yang dianutnya, sehingga mudah terbawa arus negatif dalam lingkungan pergaulan. Semenjak Klien menajalani pembinaan, Klien kembali diajarkan nilai-nilai dasar keagamaan sehingga tingkat ketawaan Klien mengalami peningkatan.</w:t>
       </w:r>
     </w:p>
     <w:p>
@@ -12296,6 +12828,7 @@
           <w:sz w:val="22"/>
           <w:szCs w:val="22"/>
         </w:rPr>
+        <w:lastRenderedPageBreak/>
         <w:t>4.</w:t>
       </w:r>
       <w:r>
@@ -12813,7 +13346,22 @@
           <w:sz w:val="22"/>
           <w:szCs w:val="22"/>
         </w:rPr>
-        <w:t>{{riwayat_nikah}}</w:t>
+        <w:t>{{riwayat_nikah</w:t>
+      </w:r>
+      <w:r>
+        <w:rPr>
+          <w:sz w:val="22"/>
+          <w:szCs w:val="22"/>
+          <w:lang w:val="id-ID"/>
+        </w:rPr>
+        <w:t>_klien</w:t>
+      </w:r>
+      <w:r>
+        <w:rPr>
+          <w:sz w:val="22"/>
+          <w:szCs w:val="22"/>
+        </w:rPr>
+        <w:t>}}</w:t>
       </w:r>
     </w:p>
     <w:p>
@@ -12887,61 +13435,16 @@
         <w:jc w:val="both"/>
         <w:rPr>
           <w:b/>
-          <w:color w:val="FF0000"/>
-          <w:sz w:val="22"/>
-          <w:szCs w:val="22"/>
-        </w:rPr>
-      </w:pPr>
-      <w:r>
-        <w:rPr>
-          <w:sz w:val="22"/>
-          <w:szCs w:val="22"/>
-        </w:rPr>
-        <w:t xml:space="preserve">Penjamin </w:t>
-      </w:r>
-      <w:r>
-        <w:rPr>
-          <w:color w:val="FF0000"/>
-          <w:sz w:val="22"/>
-          <w:szCs w:val="22"/>
-        </w:rPr>
-        <w:t>menikah pada tahun …</w:t>
-      </w:r>
-      <w:proofErr w:type="gramStart"/>
-      <w:r>
-        <w:rPr>
-          <w:color w:val="FF0000"/>
-          <w:sz w:val="22"/>
-          <w:szCs w:val="22"/>
-        </w:rPr>
-        <w:t>…..</w:t>
-      </w:r>
-      <w:proofErr w:type="gramEnd"/>
-      <w:r>
-        <w:rPr>
-          <w:color w:val="FF0000"/>
-          <w:sz w:val="22"/>
-          <w:szCs w:val="22"/>
-        </w:rPr>
-        <w:t xml:space="preserve"> , pernikahan dilaksanakan secara resmi tercatat di KUA ……… . pernikahan tersebut dikaruniai …</w:t>
-      </w:r>
-      <w:proofErr w:type="gramStart"/>
-      <w:r>
-        <w:rPr>
-          <w:color w:val="FF0000"/>
-          <w:sz w:val="22"/>
-          <w:szCs w:val="22"/>
-        </w:rPr>
-        <w:t>…..</w:t>
-      </w:r>
-      <w:proofErr w:type="gramEnd"/>
-      <w:r>
-        <w:rPr>
-          <w:color w:val="FF0000"/>
-          <w:sz w:val="22"/>
-          <w:szCs w:val="22"/>
-        </w:rPr>
-        <w:t xml:space="preserve"> orang anak.</w:t>
+          <w:sz w:val="20"/>
+          <w:szCs w:val="20"/>
+        </w:rPr>
+      </w:pPr>
+      <w:r>
+        <w:rPr>
+          <w:sz w:val="22"/>
+          <w:szCs w:val="22"/>
+        </w:rPr>
+        <w:t>{{riwayat_nikah_pjm}}</w:t>
       </w:r>
     </w:p>
     <w:p>
@@ -12979,14 +13482,48 @@
           <w:b/>
           <w:sz w:val="22"/>
           <w:szCs w:val="22"/>
-        </w:rPr>
-      </w:pPr>
-      <w:r>
-        <w:rPr>
-          <w:sz w:val="22"/>
-          <w:szCs w:val="22"/>
-        </w:rPr>
-        <w:t>Hubungan antar anggota keluarga dapat terjalin dengan baik, hal ini dinilai dari bentuk dukungan keluarga pada saat Klien menjalani proses pemidanaan, selain itu terdapat tradisi untuk berkumpul pada saat peringatan hari besar keagamaan.</w:t>
+          <w:lang w:val="id-ID"/>
+        </w:rPr>
+      </w:pPr>
+      <w:r>
+        <w:rPr>
+          <w:sz w:val="22"/>
+          <w:szCs w:val="22"/>
+          <w:lang w:val="id-ID"/>
+        </w:rPr>
+        <w:t>{{rel</w:t>
+      </w:r>
+      <w:r>
+        <w:rPr>
+          <w:sz w:val="22"/>
+          <w:szCs w:val="22"/>
+          <w:lang w:val="id-ID"/>
+        </w:rPr>
+        <w:t>asi</w:t>
+      </w:r>
+      <w:r>
+        <w:rPr>
+          <w:sz w:val="22"/>
+          <w:szCs w:val="22"/>
+          <w:lang w:val="id-ID"/>
+        </w:rPr>
+        <w:t>_kel</w:t>
+      </w:r>
+      <w:r>
+        <w:rPr>
+          <w:sz w:val="22"/>
+          <w:szCs w:val="22"/>
+          <w:lang w:val="id-ID"/>
+        </w:rPr>
+        <w:t>uarga</w:t>
+      </w:r>
+      <w:r>
+        <w:rPr>
+          <w:sz w:val="22"/>
+          <w:szCs w:val="22"/>
+          <w:lang w:val="id-ID"/>
+        </w:rPr>
+        <w:t>}}</w:t>
       </w:r>
     </w:p>
     <w:p>
@@ -13017,309 +13554,6 @@
     <w:p>
       <w:pPr>
         <w:pStyle w:val="ListParagraph"/>
-        <w:numPr>
-          <w:ilvl w:val="0"/>
-          <w:numId w:val="16"/>
-        </w:numPr>
-        <w:spacing w:line="360" w:lineRule="auto"/>
-        <w:jc w:val="both"/>
-        <w:rPr>
-          <w:b/>
-          <w:sz w:val="22"/>
-          <w:szCs w:val="22"/>
-        </w:rPr>
-      </w:pPr>
-      <w:r>
-        <w:rPr>
-          <w:sz w:val="22"/>
-          <w:szCs w:val="22"/>
-        </w:rPr>
-        <w:t xml:space="preserve">Pekerjaan. </w:t>
-      </w:r>
-    </w:p>
-    <w:p>
-      <w:pPr>
-        <w:pStyle w:val="ListParagraph"/>
-        <w:spacing w:line="360" w:lineRule="auto"/>
-        <w:ind w:left="1211"/>
-        <w:jc w:val="both"/>
-        <w:rPr>
-          <w:b/>
-          <w:sz w:val="22"/>
-          <w:szCs w:val="22"/>
-        </w:rPr>
-      </w:pPr>
-      <w:r>
-        <w:rPr>
-          <w:sz w:val="22"/>
-          <w:szCs w:val="22"/>
-        </w:rPr>
-        <w:t xml:space="preserve">Menurut hasil wawancara terhadap penjamin, dalam beberapa waktu terakhir, Penjamin bekerja dalam bidang </w:t>
-      </w:r>
-      <w:r>
-        <w:rPr>
-          <w:color w:val="FF0000"/>
-          <w:sz w:val="22"/>
-          <w:szCs w:val="22"/>
-        </w:rPr>
-        <w:t>tenaga keamanan</w:t>
-      </w:r>
-      <w:r>
-        <w:rPr>
-          <w:sz w:val="22"/>
-          <w:szCs w:val="22"/>
-        </w:rPr>
-        <w:t>, dan menjalani kehidupan dengan sumber pendanaan dari gaji/upah yang diperoleh dari pekerjaannya.</w:t>
-      </w:r>
-    </w:p>
-    <w:p>
-      <w:pPr>
-        <w:pStyle w:val="ListParagraph"/>
-        <w:numPr>
-          <w:ilvl w:val="0"/>
-          <w:numId w:val="16"/>
-        </w:numPr>
-        <w:spacing w:line="360" w:lineRule="auto"/>
-        <w:jc w:val="both"/>
-        <w:rPr>
-          <w:sz w:val="22"/>
-          <w:szCs w:val="22"/>
-        </w:rPr>
-      </w:pPr>
-      <w:r>
-        <w:rPr>
-          <w:noProof/>
-          <w:sz w:val="22"/>
-          <w:szCs w:val="22"/>
-        </w:rPr>
-        <mc:AlternateContent>
-          <mc:Choice Requires="wps">
-            <w:drawing>
-              <wp:anchor distT="45720" distB="45720" distL="114300" distR="114300" simplePos="0" relativeHeight="251662336" behindDoc="1" locked="0" layoutInCell="1" allowOverlap="1" wp14:anchorId="1C3ABF89" wp14:editId="44735C83">
-                <wp:simplePos x="0" y="0"/>
-                <wp:positionH relativeFrom="column">
-                  <wp:posOffset>5418398</wp:posOffset>
-                </wp:positionH>
-                <wp:positionV relativeFrom="paragraph">
-                  <wp:posOffset>534376</wp:posOffset>
-                </wp:positionV>
-                <wp:extent cx="1112121" cy="1404620"/>
-                <wp:effectExtent l="0" t="0" r="12065" b="24765"/>
-                <wp:wrapTopAndBottom/>
-                <wp:docPr id="1823834560" name="Text Box 13"/>
-                <wp:cNvGraphicFramePr>
-                  <a:graphicFrameLocks xmlns:a="http://schemas.openxmlformats.org/drawingml/2006/main"/>
-                </wp:cNvGraphicFramePr>
-                <a:graphic xmlns:a="http://schemas.openxmlformats.org/drawingml/2006/main">
-                  <a:graphicData uri="http://schemas.microsoft.com/office/word/2010/wordprocessingShape">
-                    <wps:wsp>
-                      <wps:cNvSpPr txBox="1">
-                        <a:spLocks noChangeArrowheads="1"/>
-                      </wps:cNvSpPr>
-                      <wps:spPr bwMode="auto">
-                        <a:xfrm>
-                          <a:off x="0" y="0"/>
-                          <a:ext cx="1112121" cy="1404620"/>
-                        </a:xfrm>
-                        <a:prstGeom prst="rect">
-                          <a:avLst/>
-                        </a:prstGeom>
-                        <a:solidFill>
-                          <a:srgbClr val="FFFFFF"/>
-                        </a:solidFill>
-                        <a:ln w="9525">
-                          <a:solidFill>
-                            <a:schemeClr val="bg1"/>
-                          </a:solidFill>
-                          <a:miter lim="800000"/>
-                          <a:headEnd/>
-                          <a:tailEnd/>
-                        </a:ln>
-                      </wps:spPr>
-                      <wps:txbx>
-                        <w:txbxContent>
-                          <w:p>
-                            <w:pPr>
-                              <w:rPr>
-                                <w:sz w:val="22"/>
-                                <w:szCs w:val="22"/>
-                              </w:rPr>
-                            </w:pPr>
-                            <w:r>
-                              <w:rPr>
-                                <w:bCs/>
-                                <w:sz w:val="22"/>
-                                <w:szCs w:val="22"/>
-                              </w:rPr>
-                              <w:t xml:space="preserve">4. Kebiasaan </w:t>
-                            </w:r>
-                            <w:r>
-                              <w:rPr>
-                                <w:sz w:val="22"/>
-                                <w:szCs w:val="22"/>
-                              </w:rPr>
-                              <w:t>…</w:t>
-                            </w:r>
-                          </w:p>
-                        </w:txbxContent>
-                      </wps:txbx>
-                      <wps:bodyPr rot="0" vert="horz" wrap="square" lIns="91440" tIns="45720" rIns="91440" bIns="45720" anchor="t" anchorCtr="0">
-                        <a:spAutoFit/>
-                      </wps:bodyPr>
-                    </wps:wsp>
-                  </a:graphicData>
-                </a:graphic>
-                <wp14:sizeRelH relativeFrom="margin">
-                  <wp14:pctWidth>0</wp14:pctWidth>
-                </wp14:sizeRelH>
-                <wp14:sizeRelV relativeFrom="margin">
-                  <wp14:pctHeight>20000</wp14:pctHeight>
-                </wp14:sizeRelV>
-              </wp:anchor>
-            </w:drawing>
-          </mc:Choice>
-          <mc:Fallback>
-            <w:pict>
-              <v:shape w14:anchorId="1C3ABF89" id="Text Box 13" o:spid="_x0000_s1032" type="#_x0000_t202" style="position:absolute;left:0;text-align:left;margin-left:426.65pt;margin-top:42.1pt;width:87.55pt;height:110.6pt;z-index:-251654144;visibility:visible;mso-wrap-style:square;mso-width-percent:0;mso-height-percent:200;mso-wrap-distance-left:9pt;mso-wrap-distance-top:3.6pt;mso-wrap-distance-right:9pt;mso-wrap-distance-bottom:3.6pt;mso-position-horizontal:absolute;mso-position-horizontal-relative:text;mso-position-vertical:absolute;mso-position-vertical-relative:text;mso-width-percent:0;mso-height-percent:200;mso-width-relative:margin;mso-height-relative:margin;v-text-anchor:top" o:gfxdata="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" strokecolor="white [3212]">
-                <v:textbox style="mso-fit-shape-to-text:t">
-                  <w:txbxContent>
-                    <w:p>
-                      <w:pPr>
-                        <w:rPr>
-                          <w:sz w:val="22"/>
-                          <w:szCs w:val="22"/>
-                        </w:rPr>
-                      </w:pPr>
-                      <w:r>
-                        <w:rPr>
-                          <w:bCs/>
-                          <w:sz w:val="22"/>
-                          <w:szCs w:val="22"/>
-                        </w:rPr>
-                        <w:t xml:space="preserve">4. Kebiasaan </w:t>
-                      </w:r>
-                      <w:r>
-                        <w:rPr>
-                          <w:sz w:val="22"/>
-                          <w:szCs w:val="22"/>
-                        </w:rPr>
-                        <w:t>…</w:t>
-                      </w:r>
-                    </w:p>
-                  </w:txbxContent>
-                </v:textbox>
-                <w10:wrap type="topAndBottom"/>
-              </v:shape>
-            </w:pict>
-          </mc:Fallback>
-        </mc:AlternateContent>
-      </w:r>
-      <w:r>
-        <w:rPr>
-          <w:sz w:val="22"/>
-          <w:szCs w:val="22"/>
-        </w:rPr>
-        <w:t>Keadaan Rumah Orang Tua Klien</w:t>
-      </w:r>
-    </w:p>
-    <w:p>
-      <w:pPr>
-        <w:pStyle w:val="ListParagraph"/>
-        <w:spacing w:line="360" w:lineRule="auto"/>
-        <w:ind w:left="1211"/>
-        <w:jc w:val="both"/>
-        <w:rPr>
-          <w:sz w:val="22"/>
-          <w:szCs w:val="22"/>
-        </w:rPr>
-      </w:pPr>
-      <w:r>
-        <w:rPr>
-          <w:sz w:val="22"/>
-          <w:szCs w:val="22"/>
-        </w:rPr>
-        <w:t xml:space="preserve">Rumah </w:t>
-      </w:r>
-      <w:r>
-        <w:rPr>
-          <w:sz w:val="22"/>
-          <w:szCs w:val="22"/>
-          <w:lang w:val="id-ID"/>
-        </w:rPr>
-        <w:t xml:space="preserve">tempat </w:t>
-      </w:r>
-      <w:r>
-        <w:rPr>
-          <w:sz w:val="22"/>
-          <w:szCs w:val="22"/>
-        </w:rPr>
-        <w:t xml:space="preserve">tinggal Penjamin berstatus rumah </w:t>
-      </w:r>
-      <w:r>
-        <w:rPr>
-          <w:color w:val="FF0000"/>
-          <w:sz w:val="22"/>
-          <w:szCs w:val="22"/>
-        </w:rPr>
-        <w:t>pribadi</w:t>
-      </w:r>
-      <w:r>
-        <w:rPr>
-          <w:sz w:val="22"/>
-          <w:szCs w:val="22"/>
-        </w:rPr>
-        <w:t>, yang mulai ditempati sejak lama. Rumah tersebut berupa bangunan …</w:t>
-      </w:r>
-      <w:proofErr w:type="gramStart"/>
-      <w:r>
-        <w:rPr>
-          <w:sz w:val="22"/>
-          <w:szCs w:val="22"/>
-        </w:rPr>
-        <w:t>…..</w:t>
-      </w:r>
-      <w:proofErr w:type="gramEnd"/>
-      <w:r>
-        <w:rPr>
-          <w:sz w:val="22"/>
-          <w:szCs w:val="22"/>
-        </w:rPr>
-        <w:t xml:space="preserve">  satu lantai yang terdiri atas </w:t>
-      </w:r>
-      <w:r>
-        <w:rPr>
-          <w:color w:val="FF0000"/>
-          <w:sz w:val="22"/>
-          <w:szCs w:val="22"/>
-        </w:rPr>
-        <w:t xml:space="preserve">4 kamar </w:t>
-      </w:r>
-      <w:r>
-        <w:rPr>
-          <w:sz w:val="22"/>
-          <w:szCs w:val="22"/>
-        </w:rPr>
-        <w:t xml:space="preserve">tidur, ruang tamu dan kamar mandi. Penerangan menggunakan PLN, serta air yang digunakan untuk mencuci, mandi, minum, dan memasak menggunakan air yang bersumber dari </w:t>
-      </w:r>
-      <w:r>
-        <w:rPr>
-          <w:color w:val="FF0000"/>
-          <w:sz w:val="22"/>
-          <w:szCs w:val="22"/>
-        </w:rPr>
-        <w:t>sumur galian tanah</w:t>
-      </w:r>
-      <w:r>
-        <w:rPr>
-          <w:sz w:val="22"/>
-          <w:szCs w:val="22"/>
-        </w:rPr>
-        <w:t>.</w:t>
-      </w:r>
-    </w:p>
-    <w:p>
-      <w:pPr>
-        <w:pStyle w:val="ListParagraph"/>
         <w:spacing w:line="360" w:lineRule="auto"/>
         <w:ind w:left="851"/>
         <w:jc w:val="both"/>
@@ -13329,6 +13563,46 @@
           <w:lang w:val="id-ID"/>
         </w:rPr>
       </w:pPr>
+      <w:r>
+        <w:rPr>
+          <w:sz w:val="22"/>
+          <w:szCs w:val="22"/>
+          <w:lang w:val="id-ID"/>
+        </w:rPr>
+        <w:t>{{rel</w:t>
+      </w:r>
+      <w:r>
+        <w:rPr>
+          <w:sz w:val="22"/>
+          <w:szCs w:val="22"/>
+          <w:lang w:val="id-ID"/>
+        </w:rPr>
+        <w:t>asi</w:t>
+      </w:r>
+      <w:r>
+        <w:rPr>
+          <w:sz w:val="22"/>
+          <w:szCs w:val="22"/>
+          <w:lang w:val="id-ID"/>
+        </w:rPr>
+        <w:t>_masy</w:t>
+      </w:r>
+      <w:r>
+        <w:rPr>
+          <w:sz w:val="22"/>
+          <w:szCs w:val="22"/>
+          <w:lang w:val="id-ID"/>
+        </w:rPr>
+        <w:t>arakat</w:t>
+      </w:r>
+      <w:r>
+        <w:rPr>
+          <w:sz w:val="22"/>
+          <w:szCs w:val="22"/>
+          <w:lang w:val="id-ID"/>
+        </w:rPr>
+        <w:t>}}</w:t>
+      </w:r>
     </w:p>
     <w:p>
       <w:pPr>
@@ -13351,653 +13625,68 @@
           <w:sz w:val="22"/>
           <w:szCs w:val="22"/>
         </w:rPr>
-        <w:lastRenderedPageBreak/>
         <w:t>KONDISI LINGKUNGAN SOSIAL BUDAYA DAN ALAM TEMPAT TINGGAL KLIEN / PENJAMIN</w:t>
-      </w:r>
-    </w:p>
-    <w:p>
-      <w:pPr>
-        <w:pStyle w:val="ListParagraph"/>
-        <w:numPr>
-          <w:ilvl w:val="0"/>
-          <w:numId w:val="4"/>
-        </w:numPr>
-        <w:spacing w:line="360" w:lineRule="auto"/>
-        <w:ind w:left="851" w:hanging="425"/>
-        <w:jc w:val="both"/>
-        <w:rPr>
-          <w:b/>
-          <w:sz w:val="22"/>
-          <w:szCs w:val="22"/>
-        </w:rPr>
-      </w:pPr>
-      <w:r>
-        <w:rPr>
-          <w:b/>
-          <w:sz w:val="22"/>
-          <w:szCs w:val="22"/>
-        </w:rPr>
-        <w:t>Relasi Sosial Dengan Masyarakat</w:t>
       </w:r>
     </w:p>
     <w:p>
       <w:pPr>
         <w:pStyle w:val="ListParagraph"/>
         <w:spacing w:line="360" w:lineRule="auto"/>
-        <w:ind w:left="851"/>
-        <w:jc w:val="both"/>
-        <w:rPr>
-          <w:sz w:val="22"/>
-          <w:szCs w:val="22"/>
-        </w:rPr>
-      </w:pPr>
-      <w:r>
-        <w:rPr>
-          <w:sz w:val="22"/>
-          <w:szCs w:val="22"/>
-        </w:rPr>
-        <w:t>Kehidupan sosial kemasyarakatan berjalan cukup baik, sesuai SDM yang dimiliki oleh masyarakat disekitar tempat tinggal klien. Norma sopan santun masih dijunjung tinggi dilingkungan masyarakat setempat.</w:t>
-      </w:r>
-    </w:p>
-    <w:p>
-      <w:pPr>
-        <w:pStyle w:val="ListParagraph"/>
-        <w:numPr>
-          <w:ilvl w:val="0"/>
-          <w:numId w:val="4"/>
-        </w:numPr>
-        <w:spacing w:line="360" w:lineRule="auto"/>
-        <w:ind w:left="851" w:hanging="425"/>
-        <w:jc w:val="both"/>
-        <w:rPr>
-          <w:b/>
-          <w:sz w:val="22"/>
-          <w:szCs w:val="22"/>
-        </w:rPr>
-      </w:pPr>
-      <w:r>
-        <w:rPr>
-          <w:b/>
-          <w:sz w:val="22"/>
-          <w:szCs w:val="22"/>
-        </w:rPr>
-        <w:t>Kondisi Alam Tempat Tinggal Klien</w:t>
+        <w:ind w:left="426"/>
+        <w:rPr>
+          <w:bCs/>
+          <w:sz w:val="22"/>
+          <w:szCs w:val="22"/>
+          <w:lang w:val="id-ID"/>
+        </w:rPr>
+      </w:pPr>
+      <w:r>
+        <w:rPr>
+          <w:bCs/>
+          <w:sz w:val="22"/>
+          <w:szCs w:val="22"/>
+          <w:lang w:val="id-ID"/>
+        </w:rPr>
+        <w:t>{{</w:t>
+      </w:r>
+      <w:r>
+        <w:rPr>
+          <w:bCs/>
+          <w:sz w:val="22"/>
+          <w:szCs w:val="22"/>
+          <w:lang w:val="id-ID"/>
+        </w:rPr>
+        <w:t>ai_analisis_</w:t>
+      </w:r>
+      <w:r>
+        <w:rPr>
+          <w:bCs/>
+          <w:sz w:val="22"/>
+          <w:szCs w:val="22"/>
+          <w:lang w:val="id-ID"/>
+        </w:rPr>
+        <w:t>l</w:t>
+      </w:r>
+      <w:r>
+        <w:rPr>
+          <w:bCs/>
+          <w:sz w:val="22"/>
+          <w:szCs w:val="22"/>
+          <w:lang w:val="id-ID"/>
+        </w:rPr>
+        <w:t>ingkungan}}</w:t>
       </w:r>
     </w:p>
     <w:p>
       <w:pPr>
         <w:pStyle w:val="ListParagraph"/>
         <w:spacing w:line="360" w:lineRule="auto"/>
-        <w:ind w:left="851"/>
-        <w:jc w:val="both"/>
-        <w:rPr>
-          <w:noProof/>
-          <w:sz w:val="22"/>
-          <w:szCs w:val="22"/>
-        </w:rPr>
-      </w:pPr>
-      <w:r>
-        <w:rPr>
-          <w:noProof/>
-          <w:sz w:val="22"/>
-          <w:szCs w:val="22"/>
-        </w:rPr>
-        <w:t xml:space="preserve">Kondisi alam tempat tinggal klien berada di daerah </w:t>
-      </w:r>
-      <w:r>
-        <w:rPr>
-          <w:noProof/>
-          <w:color w:val="FF0000"/>
-          <w:sz w:val="22"/>
-          <w:szCs w:val="22"/>
-        </w:rPr>
-        <w:t xml:space="preserve">pedesaan </w:t>
-      </w:r>
-      <w:r>
-        <w:rPr>
-          <w:noProof/>
-          <w:sz w:val="22"/>
-          <w:szCs w:val="22"/>
-        </w:rPr>
-        <w:t xml:space="preserve">tepatnya di wilayah </w:t>
-      </w:r>
-      <w:r>
-        <w:rPr>
-          <w:noProof/>
-          <w:color w:val="FF0000"/>
-          <w:sz w:val="22"/>
-          <w:szCs w:val="22"/>
-        </w:rPr>
-        <w:t>manggar</w:t>
-      </w:r>
-      <w:r>
-        <w:rPr>
-          <w:noProof/>
-          <w:sz w:val="22"/>
-          <w:szCs w:val="22"/>
-        </w:rPr>
-        <w:t xml:space="preserve">, </w:t>
-      </w:r>
-      <w:r>
-        <w:rPr>
-          <w:noProof/>
-          <w:color w:val="FF0000"/>
-          <w:sz w:val="22"/>
-          <w:szCs w:val="22"/>
-        </w:rPr>
-        <w:t>Balikpapan timur</w:t>
-      </w:r>
-      <w:r>
-        <w:rPr>
-          <w:noProof/>
-          <w:sz w:val="22"/>
-          <w:szCs w:val="22"/>
-        </w:rPr>
-        <w:t>. Dinilai dari tata kelola pemukiman dan Infrastruktur tergolong cukup baik dan memadai dan mudah diakses.</w:t>
-      </w:r>
-    </w:p>
-    <w:p>
-      <w:pPr>
-        <w:pStyle w:val="ListParagraph"/>
-        <w:numPr>
-          <w:ilvl w:val="0"/>
-          <w:numId w:val="4"/>
-        </w:numPr>
-        <w:spacing w:line="360" w:lineRule="auto"/>
-        <w:ind w:left="851" w:hanging="425"/>
-        <w:rPr>
-          <w:b/>
+        <w:ind w:left="426"/>
+        <w:rPr>
           <w:bCs/>
           <w:sz w:val="22"/>
           <w:szCs w:val="22"/>
-        </w:rPr>
-      </w:pPr>
-      <w:r>
-        <w:rPr>
-          <w:b/>
-          <w:bCs/>
-          <w:spacing w:val="-1"/>
-          <w:sz w:val="22"/>
-          <w:szCs w:val="22"/>
-        </w:rPr>
-        <w:t>Keadaan</w:t>
-      </w:r>
-      <w:r>
-        <w:rPr>
-          <w:b/>
-          <w:bCs/>
-          <w:spacing w:val="-1"/>
-          <w:sz w:val="22"/>
-          <w:szCs w:val="22"/>
-          <w:lang w:val="id-ID"/>
-        </w:rPr>
-        <w:t xml:space="preserve"> </w:t>
-      </w:r>
-      <w:r>
-        <w:rPr>
-          <w:b/>
-          <w:bCs/>
-          <w:spacing w:val="-1"/>
-          <w:sz w:val="22"/>
-          <w:szCs w:val="22"/>
-        </w:rPr>
-        <w:t>Masyarakat</w:t>
-      </w:r>
-    </w:p>
-    <w:p>
-      <w:pPr>
-        <w:widowControl w:val="0"/>
-        <w:numPr>
-          <w:ilvl w:val="2"/>
-          <w:numId w:val="17"/>
-        </w:numPr>
-        <w:spacing w:line="360" w:lineRule="auto"/>
-        <w:ind w:left="1134" w:right="-1"/>
-        <w:jc w:val="both"/>
-        <w:rPr>
-          <w:sz w:val="22"/>
-          <w:szCs w:val="22"/>
-        </w:rPr>
-      </w:pPr>
-      <w:r>
-        <w:rPr>
-          <w:spacing w:val="-1"/>
-          <w:sz w:val="22"/>
-          <w:szCs w:val="22"/>
-        </w:rPr>
-        <w:t>Penggolongan</w:t>
-      </w:r>
-      <w:r>
-        <w:rPr>
-          <w:spacing w:val="-1"/>
-          <w:sz w:val="22"/>
-          <w:szCs w:val="22"/>
-          <w:lang w:val="id-ID"/>
-        </w:rPr>
-        <w:t xml:space="preserve"> </w:t>
-      </w:r>
-      <w:r>
-        <w:rPr>
-          <w:sz w:val="22"/>
-          <w:szCs w:val="22"/>
-          <w:lang w:val="id-ID"/>
-        </w:rPr>
-        <w:t>p</w:t>
-      </w:r>
-      <w:r>
-        <w:rPr>
-          <w:spacing w:val="-1"/>
-          <w:sz w:val="22"/>
-          <w:szCs w:val="22"/>
-        </w:rPr>
-        <w:t>rofesi dan</w:t>
-      </w:r>
-      <w:r>
-        <w:rPr>
-          <w:spacing w:val="-1"/>
-          <w:sz w:val="22"/>
-          <w:szCs w:val="22"/>
-          <w:lang w:val="id-ID"/>
-        </w:rPr>
-        <w:t xml:space="preserve"> </w:t>
-      </w:r>
-      <w:r>
-        <w:rPr>
-          <w:sz w:val="22"/>
-          <w:szCs w:val="22"/>
-          <w:lang w:val="id-ID"/>
-        </w:rPr>
-        <w:t>m</w:t>
-      </w:r>
-      <w:r>
-        <w:rPr>
-          <w:spacing w:val="-1"/>
-          <w:sz w:val="22"/>
-          <w:szCs w:val="22"/>
-        </w:rPr>
-        <w:t>ata</w:t>
-      </w:r>
-      <w:r>
-        <w:rPr>
-          <w:spacing w:val="-1"/>
-          <w:sz w:val="22"/>
-          <w:szCs w:val="22"/>
-          <w:lang w:val="id-ID"/>
-        </w:rPr>
-        <w:t xml:space="preserve"> </w:t>
-      </w:r>
-      <w:r>
-        <w:rPr>
-          <w:spacing w:val="1"/>
-          <w:sz w:val="22"/>
-          <w:szCs w:val="22"/>
-          <w:lang w:val="id-ID"/>
-        </w:rPr>
-        <w:t>p</w:t>
-      </w:r>
-      <w:r>
-        <w:rPr>
-          <w:spacing w:val="-1"/>
-          <w:sz w:val="22"/>
-          <w:szCs w:val="22"/>
-        </w:rPr>
-        <w:t>encaharian</w:t>
-      </w:r>
-    </w:p>
-    <w:p>
-      <w:pPr>
-        <w:pStyle w:val="ListParagraph"/>
-        <w:spacing w:line="360" w:lineRule="auto"/>
-        <w:ind w:left="1134"/>
-        <w:jc w:val="both"/>
-        <w:rPr>
-          <w:sz w:val="22"/>
-          <w:szCs w:val="22"/>
-        </w:rPr>
-      </w:pPr>
-      <w:r>
-        <w:rPr>
-          <w:sz w:val="22"/>
-          <w:szCs w:val="22"/>
-          <w:lang w:val="en-ID"/>
-        </w:rPr>
-        <w:t xml:space="preserve">Mata pencarian warga di sekitar tempat tinggal klien </w:t>
-      </w:r>
-      <w:r>
-        <w:rPr>
-          <w:sz w:val="22"/>
-          <w:szCs w:val="22"/>
-          <w:lang w:val="id-ID"/>
-        </w:rPr>
-        <w:t>sebagian besar</w:t>
-      </w:r>
-      <w:r>
-        <w:rPr>
-          <w:sz w:val="22"/>
-          <w:szCs w:val="22"/>
-          <w:lang w:val="en-ID"/>
-        </w:rPr>
-        <w:t xml:space="preserve"> bekerja sebagai </w:t>
-      </w:r>
-      <w:r>
-        <w:rPr>
-          <w:color w:val="FF0000"/>
-          <w:sz w:val="22"/>
-          <w:szCs w:val="22"/>
-          <w:lang w:val="en-ID"/>
-        </w:rPr>
-        <w:t xml:space="preserve">pedagang </w:t>
-      </w:r>
-      <w:r>
-        <w:rPr>
-          <w:sz w:val="22"/>
-          <w:szCs w:val="22"/>
-          <w:lang w:val="id-ID"/>
-        </w:rPr>
-        <w:t xml:space="preserve">dan </w:t>
-      </w:r>
-      <w:r>
-        <w:rPr>
-          <w:color w:val="FF0000"/>
-          <w:sz w:val="22"/>
-          <w:szCs w:val="22"/>
-        </w:rPr>
-        <w:t>pekebun</w:t>
-      </w:r>
-      <w:r>
-        <w:rPr>
-          <w:sz w:val="22"/>
-          <w:szCs w:val="22"/>
-        </w:rPr>
-        <w:t>.</w:t>
-      </w:r>
-    </w:p>
-    <w:p>
-      <w:pPr>
-        <w:widowControl w:val="0"/>
-        <w:numPr>
-          <w:ilvl w:val="2"/>
-          <w:numId w:val="17"/>
-        </w:numPr>
-        <w:spacing w:line="360" w:lineRule="auto"/>
-        <w:ind w:left="1134" w:right="-1"/>
-        <w:jc w:val="both"/>
-        <w:rPr>
-          <w:spacing w:val="-1"/>
-          <w:sz w:val="22"/>
-          <w:szCs w:val="22"/>
-        </w:rPr>
-      </w:pPr>
-      <w:r>
-        <w:rPr>
-          <w:spacing w:val="-1"/>
-          <w:sz w:val="22"/>
-          <w:szCs w:val="22"/>
-        </w:rPr>
-        <w:t>Stratifikasi Sosial Ekonomi Masyarakat</w:t>
-      </w:r>
-    </w:p>
-    <w:p>
-      <w:pPr>
-        <w:widowControl w:val="0"/>
-        <w:spacing w:line="360" w:lineRule="auto"/>
-        <w:ind w:left="1134" w:right="-1"/>
-        <w:jc w:val="both"/>
-        <w:rPr>
-          <w:spacing w:val="-1"/>
-          <w:sz w:val="22"/>
-          <w:szCs w:val="22"/>
-        </w:rPr>
-      </w:pPr>
-      <w:r>
-        <w:rPr>
-          <w:spacing w:val="-1"/>
-          <w:sz w:val="22"/>
-          <w:szCs w:val="22"/>
-        </w:rPr>
-        <w:t xml:space="preserve">Melihat dari kondisi rumah-rumah dan berdasarkan keterangan dari RT setempat, masyarakat di sekitar tempat tinggal klien dari segi ekonomi tergolong masyarakat dengan kemampuan ekonomi </w:t>
-      </w:r>
-      <w:r>
-        <w:rPr>
-          <w:color w:val="FF0000"/>
-          <w:spacing w:val="-1"/>
-          <w:sz w:val="22"/>
-          <w:szCs w:val="22"/>
-        </w:rPr>
-        <w:t>menengah kebawah</w:t>
-      </w:r>
-      <w:r>
-        <w:rPr>
-          <w:spacing w:val="-1"/>
-          <w:sz w:val="22"/>
-          <w:szCs w:val="22"/>
-        </w:rPr>
-        <w:t>.</w:t>
-      </w:r>
-    </w:p>
-    <w:p>
-      <w:pPr>
-        <w:widowControl w:val="0"/>
-        <w:numPr>
-          <w:ilvl w:val="2"/>
-          <w:numId w:val="17"/>
-        </w:numPr>
-        <w:spacing w:line="360" w:lineRule="auto"/>
-        <w:ind w:left="1134" w:right="-1"/>
-        <w:jc w:val="both"/>
-        <w:rPr>
-          <w:spacing w:val="-1"/>
-          <w:sz w:val="22"/>
-          <w:szCs w:val="22"/>
-        </w:rPr>
-      </w:pPr>
-      <w:r>
-        <w:rPr>
-          <w:spacing w:val="-1"/>
-          <w:sz w:val="22"/>
-          <w:szCs w:val="22"/>
-        </w:rPr>
-        <w:t>Tingkat pendidikan (rata-rata) warga masyarakat</w:t>
-      </w:r>
-    </w:p>
-    <w:p>
-      <w:pPr>
-        <w:widowControl w:val="0"/>
-        <w:spacing w:line="360" w:lineRule="auto"/>
-        <w:ind w:left="1134" w:right="-1"/>
-        <w:jc w:val="both"/>
-        <w:rPr>
-          <w:spacing w:val="-1"/>
-          <w:sz w:val="22"/>
-          <w:szCs w:val="22"/>
-        </w:rPr>
-      </w:pPr>
-      <w:r>
-        <w:rPr>
-          <w:spacing w:val="-1"/>
-          <w:sz w:val="22"/>
-          <w:szCs w:val="22"/>
-        </w:rPr>
-        <w:t xml:space="preserve">RT setempat menerangkan bahwa tingkat pendidikan warga di lingkungannya cukup beragam, sebagian besar hanya menamatkan pendidikan sampai jenjang </w:t>
-      </w:r>
-      <w:r>
-        <w:rPr>
-          <w:color w:val="FF0000"/>
-          <w:spacing w:val="-1"/>
-          <w:sz w:val="22"/>
-          <w:szCs w:val="22"/>
-        </w:rPr>
-        <w:t>SD</w:t>
-      </w:r>
-      <w:r>
-        <w:rPr>
-          <w:spacing w:val="-1"/>
-          <w:sz w:val="22"/>
-          <w:szCs w:val="22"/>
-        </w:rPr>
-        <w:t>.</w:t>
-      </w:r>
-    </w:p>
-    <w:p>
-      <w:pPr>
-        <w:widowControl w:val="0"/>
-        <w:numPr>
-          <w:ilvl w:val="2"/>
-          <w:numId w:val="17"/>
-        </w:numPr>
-        <w:spacing w:line="360" w:lineRule="auto"/>
-        <w:ind w:left="1134" w:right="-1"/>
-        <w:jc w:val="both"/>
-        <w:rPr>
-          <w:spacing w:val="-1"/>
-          <w:sz w:val="22"/>
-          <w:szCs w:val="22"/>
-        </w:rPr>
-      </w:pPr>
-      <w:r>
-        <w:rPr>
-          <w:spacing w:val="-1"/>
-          <w:sz w:val="22"/>
-          <w:szCs w:val="22"/>
-        </w:rPr>
-        <w:t>Pola hubungan (interaksi sosial) dalam masyarakat</w:t>
-      </w:r>
-    </w:p>
-    <w:p>
-      <w:pPr>
-        <w:pStyle w:val="ListParagraph"/>
-        <w:widowControl w:val="0"/>
-        <w:numPr>
-          <w:ilvl w:val="3"/>
-          <w:numId w:val="17"/>
-        </w:numPr>
-        <w:spacing w:line="360" w:lineRule="auto"/>
-        <w:ind w:left="1418" w:right="-1"/>
-        <w:rPr>
-          <w:sz w:val="22"/>
-          <w:szCs w:val="22"/>
-        </w:rPr>
-      </w:pPr>
-      <w:r>
-        <w:rPr>
-          <w:sz w:val="22"/>
-          <w:szCs w:val="22"/>
-        </w:rPr>
-        <w:t>Kepedulian terhadap Kehidupan Masyarakat</w:t>
-      </w:r>
-    </w:p>
-    <w:p>
-      <w:pPr>
-        <w:pStyle w:val="ListParagraph"/>
-        <w:widowControl w:val="0"/>
-        <w:spacing w:line="360" w:lineRule="auto"/>
-        <w:ind w:left="1418" w:right="-1"/>
-        <w:jc w:val="both"/>
-        <w:rPr>
-          <w:sz w:val="22"/>
-          <w:szCs w:val="22"/>
-        </w:rPr>
-      </w:pPr>
-      <w:r>
-        <w:rPr>
-          <w:sz w:val="22"/>
-          <w:szCs w:val="22"/>
-        </w:rPr>
-        <w:t>Warga Masyarakat di lingkungan tempat tinggal klien terdiri dari beragam etnis, oleh karena itu masyarakat setempat dapat dikategorikan masyarakat heterogen. Meskipun terdiri dari latar belakang kesukuan yang beragam, namun masyarakat setempat memiliki rasa toleransi yang cukup tinggi. Belum pernah terjadi konflik sosial antar etis yang terjadi di dareah tersebut.</w:t>
-      </w:r>
-    </w:p>
-    <w:p>
-      <w:pPr>
-        <w:pStyle w:val="ListParagraph"/>
-        <w:widowControl w:val="0"/>
-        <w:numPr>
-          <w:ilvl w:val="3"/>
-          <w:numId w:val="17"/>
-        </w:numPr>
-        <w:spacing w:line="360" w:lineRule="auto"/>
-        <w:ind w:left="1418" w:right="-1"/>
-        <w:rPr>
-          <w:sz w:val="22"/>
-          <w:szCs w:val="22"/>
-        </w:rPr>
-      </w:pPr>
-      <w:r>
-        <w:rPr>
-          <w:sz w:val="22"/>
-          <w:szCs w:val="22"/>
-        </w:rPr>
-        <w:t>Kepedulian terhadap Kegiatan Keagamaan</w:t>
-      </w:r>
-    </w:p>
-    <w:p>
-      <w:pPr>
-        <w:pStyle w:val="ListParagraph"/>
-        <w:widowControl w:val="0"/>
-        <w:spacing w:line="360" w:lineRule="auto"/>
-        <w:ind w:left="1418" w:right="-1"/>
-        <w:jc w:val="both"/>
-        <w:rPr>
-          <w:sz w:val="22"/>
-          <w:szCs w:val="22"/>
-        </w:rPr>
-      </w:pPr>
-      <w:r>
-        <w:rPr>
-          <w:sz w:val="22"/>
-          <w:szCs w:val="22"/>
-        </w:rPr>
-        <w:t>Sarana ibadah berupa masjid tersedia di lingkungan tempat tinggal penjamin. Mayoritas agama masyarakat di tempat tinggal tersebut adalah Islam, kegiatan keagamaan cukup hidup dengan adanya peringatan-peringatan hari besar keagamaan.</w:t>
-      </w:r>
-    </w:p>
-    <w:p>
-      <w:pPr>
-        <w:pStyle w:val="ListParagraph"/>
-        <w:widowControl w:val="0"/>
-        <w:numPr>
-          <w:ilvl w:val="3"/>
-          <w:numId w:val="17"/>
-        </w:numPr>
-        <w:spacing w:line="360" w:lineRule="auto"/>
-        <w:ind w:left="1418" w:right="-1"/>
-        <w:rPr>
-          <w:sz w:val="22"/>
-          <w:szCs w:val="22"/>
-        </w:rPr>
-      </w:pPr>
-      <w:r>
-        <w:rPr>
-          <w:sz w:val="22"/>
-          <w:szCs w:val="22"/>
-        </w:rPr>
-        <w:t>Kepedulian terhadap Penegak Hukum dan Norma yang berlaku</w:t>
-      </w:r>
-    </w:p>
-    <w:p>
-      <w:pPr>
-        <w:pStyle w:val="ListParagraph"/>
-        <w:widowControl w:val="0"/>
-        <w:spacing w:line="360" w:lineRule="auto"/>
-        <w:ind w:left="1418" w:right="-1"/>
-        <w:jc w:val="both"/>
-        <w:rPr>
-          <w:sz w:val="22"/>
-          <w:szCs w:val="22"/>
-        </w:rPr>
-      </w:pPr>
-      <w:r>
-        <w:rPr>
-          <w:sz w:val="22"/>
-          <w:szCs w:val="22"/>
-        </w:rPr>
-        <w:t>Masyarakat di lingkungan tempat tinggal klien merupakan masyarakat yang cukup memahami hukum serta menjunjung tinggi norma/nilai yang berlaku khususnya norma hukum dan agama. Apabila terjadi permasalahan di lingkungan tersebut, dilakukan musyawarah secara kekeluargaan sebelum dilanjutkan dengan proses hukum di kepolisian. Apabila permasalahan tersebut tidak terselesaikan, maka di serahkan kepada pihak kepolisian dengan proses hukum yang berlaku.</w:t>
-      </w:r>
-    </w:p>
-    <w:p>
-      <w:pPr>
-        <w:spacing w:after="200" w:line="360" w:lineRule="auto"/>
-        <w:rPr>
-          <w:sz w:val="22"/>
-          <w:szCs w:val="22"/>
+          <w:lang w:val="id-ID"/>
         </w:rPr>
       </w:pPr>
     </w:p>
@@ -14065,11 +13754,37 @@
       <w:r>
         <w:rPr>
           <w:noProof/>
-          <w:color w:val="FF0000"/>
-          <w:sz w:val="22"/>
-          <w:szCs w:val="22"/>
-        </w:rPr>
-        <w:t>{{latarbelakang_tp}}</w:t>
+          <w:sz w:val="22"/>
+          <w:szCs w:val="22"/>
+        </w:rPr>
+        <w:t>{{</w:t>
+      </w:r>
+      <w:r>
+        <w:rPr>
+          <w:noProof/>
+          <w:sz w:val="22"/>
+          <w:szCs w:val="22"/>
+          <w:lang w:val="id-ID"/>
+        </w:rPr>
+        <w:t>latarbelakang</w:t>
+      </w:r>
+      <w:r>
+        <w:rPr>
+          <w:noProof/>
+          <w:sz w:val="22"/>
+          <w:szCs w:val="22"/>
+          <w:lang w:val="id-ID"/>
+        </w:rPr>
+        <w:t>_tp</w:t>
+      </w:r>
+      <w:r>
+        <w:rPr>
+          <w:noProof/>
+          <w:sz w:val="22"/>
+          <w:szCs w:val="22"/>
+          <w:lang w:val="id-ID"/>
+        </w:rPr>
+        <w:t>}}</w:t>
       </w:r>
     </w:p>
     <w:p>
@@ -14093,73 +13808,57 @@
           <w:b/>
           <w:sz w:val="22"/>
           <w:szCs w:val="22"/>
-        </w:rPr>
-        <w:t>Kronologis</w:t>
+          <w:lang w:val="id-ID"/>
+        </w:rPr>
+        <w:t xml:space="preserve">Kronologi </w:t>
       </w:r>
     </w:p>
     <w:p>
       <w:pPr>
         <w:pStyle w:val="ListParagraph"/>
         <w:spacing w:line="360" w:lineRule="auto"/>
-        <w:ind w:left="851" w:firstLine="589"/>
+        <w:ind w:left="851"/>
         <w:jc w:val="both"/>
         <w:rPr>
+          <w:b/>
+          <w:sz w:val="22"/>
+          <w:szCs w:val="22"/>
+        </w:rPr>
+      </w:pPr>
+      <w:r>
+        <w:rPr>
           <w:noProof/>
-          <w:color w:val="FF0000"/>
-          <w:sz w:val="22"/>
-          <w:szCs w:val="22"/>
-        </w:rPr>
-      </w:pPr>
+          <w:sz w:val="22"/>
+          <w:szCs w:val="22"/>
+        </w:rPr>
+        <w:t>{{</w:t>
+      </w:r>
       <w:r>
         <w:rPr>
           <w:noProof/>
-          <w:color w:val="FF0000"/>
-          <w:sz w:val="22"/>
-          <w:szCs w:val="22"/>
-        </w:rPr>
-        <w:lastRenderedPageBreak/>
-        <w:t>{{kronologi}}</w:t>
-      </w:r>
-    </w:p>
-    <w:p>
-      <w:pPr>
-        <w:pStyle w:val="ListParagraph"/>
-        <w:spacing w:line="360" w:lineRule="auto"/>
-        <w:ind w:left="851" w:firstLine="589"/>
-        <w:jc w:val="both"/>
+          <w:sz w:val="22"/>
+          <w:szCs w:val="22"/>
+          <w:lang w:val="id-ID"/>
+        </w:rPr>
+        <w:t>kronologi</w:t>
+      </w:r>
+      <w:r>
         <w:rPr>
           <w:noProof/>
-          <w:color w:val="FF0000"/>
-          <w:sz w:val="22"/>
-          <w:szCs w:val="22"/>
-        </w:rPr>
-      </w:pPr>
+          <w:sz w:val="22"/>
+          <w:szCs w:val="22"/>
+          <w:lang w:val="id-ID"/>
+        </w:rPr>
+        <w:t>_detail</w:t>
+      </w:r>
       <w:r>
         <w:rPr>
           <w:noProof/>
-          <w:color w:val="FF0000"/>
-          <w:sz w:val="22"/>
-          <w:szCs w:val="22"/>
-        </w:rPr>
-        <w:t xml:space="preserve">Setelah menjalani tahapan pemeriksaan, Klien divonis bersalah dan dihukum berdasarkan tindak pidana yang dilakukannya. Saat ini Klien menjalani pidana di </w:t>
-      </w:r>
-      <w:r>
-        <w:rPr>
-          <w:noProof/>
-          <w:color w:val="FF0000"/>
-          <w:sz w:val="22"/>
-          <w:szCs w:val="22"/>
-        </w:rPr>
-        <w:t>{{asal_upt}}</w:t>
-      </w:r>
-      <w:r>
-        <w:rPr>
-          <w:noProof/>
-          <w:color w:val="FF0000"/>
-          <w:sz w:val="22"/>
-          <w:szCs w:val="22"/>
-        </w:rPr>
-        <w:t>.</w:t>
+          <w:sz w:val="22"/>
+          <w:szCs w:val="22"/>
+          <w:lang w:val="id-ID"/>
+        </w:rPr>
+        <w:t>}}</w:t>
       </w:r>
     </w:p>
     <w:p>
@@ -14183,34 +13882,48 @@
           <w:b/>
           <w:sz w:val="22"/>
           <w:szCs w:val="22"/>
-        </w:rPr>
-        <w:t>Kedaan Korban</w:t>
+          <w:lang w:val="id-ID"/>
+        </w:rPr>
+        <w:t>Keadaan Korban</w:t>
       </w:r>
     </w:p>
     <w:p>
       <w:pPr>
         <w:pStyle w:val="ListParagraph"/>
         <w:spacing w:line="360" w:lineRule="auto"/>
-        <w:ind w:left="851" w:firstLine="589"/>
+        <w:ind w:left="851"/>
         <w:jc w:val="both"/>
         <w:rPr>
           <w:sz w:val="22"/>
           <w:szCs w:val="22"/>
-        </w:rPr>
-      </w:pPr>
-      <w:r>
-        <w:rPr>
-          <w:sz w:val="22"/>
-          <w:szCs w:val="22"/>
-        </w:rPr>
-        <w:t>{{keadaan_korban}}</w:t>
-      </w:r>
-      <w:r>
-        <w:rPr>
-          <w:sz w:val="22"/>
-          <w:szCs w:val="22"/>
-        </w:rPr>
-        <w:t>.</w:t>
+          <w:lang w:val="id-ID"/>
+        </w:rPr>
+      </w:pPr>
+      <w:r>
+        <w:rPr>
+          <w:noProof/>
+          <w:sz w:val="22"/>
+          <w:szCs w:val="22"/>
+        </w:rPr>
+        <w:t>{{</w:t>
+      </w:r>
+      <w:r>
+        <w:rPr>
+          <w:noProof/>
+          <w:sz w:val="22"/>
+          <w:szCs w:val="22"/>
+          <w:lang w:val="id-ID"/>
+        </w:rPr>
+        <w:t>keadaan_korban</w:t>
+      </w:r>
+      <w:r>
+        <w:rPr>
+          <w:noProof/>
+          <w:sz w:val="22"/>
+          <w:szCs w:val="22"/>
+          <w:lang w:val="id-ID"/>
+        </w:rPr>
+        <w:t>}}</w:t>
       </w:r>
     </w:p>
     <w:p>
@@ -14240,246 +13953,89 @@
     </w:p>
     <w:p>
       <w:pPr>
-        <w:pStyle w:val="BodyText"/>
-        <w:widowControl w:val="0"/>
-        <w:numPr>
-          <w:ilvl w:val="2"/>
-          <w:numId w:val="18"/>
-        </w:numPr>
-        <w:tabs>
-          <w:tab w:val="left" w:pos="1418"/>
-        </w:tabs>
-        <w:spacing w:after="0" w:line="360" w:lineRule="auto"/>
-        <w:ind w:left="1134"/>
+        <w:pStyle w:val="ListParagraph"/>
+        <w:spacing w:line="360" w:lineRule="auto"/>
+        <w:ind w:left="851"/>
         <w:jc w:val="both"/>
         <w:rPr>
-          <w:sz w:val="22"/>
-          <w:szCs w:val="22"/>
-        </w:rPr>
-      </w:pPr>
-      <w:r>
-        <w:rPr>
-          <w:sz w:val="22"/>
-          <w:szCs w:val="22"/>
-          <w:lang w:val="id-ID"/>
-        </w:rPr>
-        <w:t>Terhadap klien</w:t>
-      </w:r>
-    </w:p>
-    <w:p>
-      <w:pPr>
-        <w:pStyle w:val="BodyText"/>
-        <w:widowControl w:val="0"/>
-        <w:tabs>
-          <w:tab w:val="left" w:pos="1418"/>
-        </w:tabs>
-        <w:spacing w:line="360" w:lineRule="auto"/>
-        <w:ind w:left="1134"/>
-        <w:jc w:val="both"/>
-        <w:rPr>
-          <w:noProof/>
-          <w:sz w:val="22"/>
-          <w:szCs w:val="22"/>
-          <w:lang w:val="id-ID"/>
-        </w:rPr>
-      </w:pPr>
-      <w:r>
-        <w:rPr>
-          <w:sz w:val="22"/>
-          <w:szCs w:val="22"/>
-        </w:rPr>
-        <w:t xml:space="preserve">Akibat dari sikap dan perilakunya, klien dijerat hukum karena melakukan tindak pidana </w:t>
-      </w:r>
-      <w:r>
-        <w:rPr>
-          <w:noProof/>
-          <w:sz w:val="22"/>
-          <w:szCs w:val="22"/>
-        </w:rPr>
-        <w:t>{{perkara}}</w:t>
-      </w:r>
-      <w:r>
-        <w:rPr>
-          <w:noProof/>
-          <w:sz w:val="22"/>
-          <w:szCs w:val="22"/>
-          <w:lang w:val="id-ID"/>
-        </w:rPr>
-        <w:t>/</w:t>
-      </w:r>
-    </w:p>
-    <w:p>
-      <w:pPr>
-        <w:pStyle w:val="BodyText"/>
-        <w:widowControl w:val="0"/>
-        <w:tabs>
-          <w:tab w:val="left" w:pos="1418"/>
-        </w:tabs>
-        <w:spacing w:after="0" w:line="360" w:lineRule="auto"/>
-        <w:ind w:left="1134"/>
-        <w:jc w:val="both"/>
-        <w:rPr>
-          <w:sz w:val="22"/>
-          <w:szCs w:val="22"/>
-        </w:rPr>
-      </w:pPr>
-      <w:r>
-        <w:rPr>
-          <w:noProof/>
-          <w:sz w:val="22"/>
-          <w:szCs w:val="22"/>
-        </w:rPr>
-        <w:t>{{pasal}}</w:t>
-      </w:r>
-      <w:r>
-        <w:rPr>
-          <w:sz w:val="22"/>
-          <w:szCs w:val="22"/>
-        </w:rPr>
-        <w:t xml:space="preserve">. Klien dijerat hukuman pidana penjara selama </w:t>
-      </w:r>
-      <w:r>
-        <w:rPr>
-          <w:sz w:val="22"/>
-          <w:szCs w:val="22"/>
-        </w:rPr>
-        <w:t>{{vonis}}</w:t>
-      </w:r>
-      <w:r>
-        <w:rPr>
-          <w:sz w:val="22"/>
-          <w:szCs w:val="22"/>
-          <w:lang w:val="id-ID"/>
-        </w:rPr>
-        <w:t xml:space="preserve"> K</w:t>
-      </w:r>
-      <w:r>
-        <w:rPr>
-          <w:sz w:val="22"/>
-          <w:szCs w:val="22"/>
-        </w:rPr>
-        <w:t xml:space="preserve">ini klien hanya bisa kecewa dan menyesal atas apa yang telah dilakukan. </w:t>
-      </w:r>
-    </w:p>
-    <w:p>
-      <w:pPr>
-        <w:pStyle w:val="BodyText"/>
-        <w:widowControl w:val="0"/>
-        <w:numPr>
-          <w:ilvl w:val="2"/>
-          <w:numId w:val="18"/>
-        </w:numPr>
-        <w:tabs>
-          <w:tab w:val="left" w:pos="1418"/>
-        </w:tabs>
-        <w:spacing w:after="0" w:line="360" w:lineRule="auto"/>
-        <w:ind w:left="1134"/>
-        <w:jc w:val="both"/>
-        <w:rPr>
-          <w:sz w:val="22"/>
-          <w:szCs w:val="22"/>
-          <w:lang w:val="id-ID"/>
-        </w:rPr>
-      </w:pPr>
-      <w:r>
-        <w:rPr>
-          <w:sz w:val="22"/>
-          <w:szCs w:val="22"/>
-          <w:lang w:val="id-ID"/>
-        </w:rPr>
-        <w:t>Terhadap keluarga</w:t>
-      </w:r>
-    </w:p>
-    <w:p>
-      <w:pPr>
-        <w:pStyle w:val="BodyText"/>
-        <w:widowControl w:val="0"/>
-        <w:tabs>
-          <w:tab w:val="left" w:pos="1418"/>
-        </w:tabs>
-        <w:spacing w:after="0" w:line="360" w:lineRule="auto"/>
-        <w:ind w:left="1134"/>
-        <w:jc w:val="both"/>
-        <w:rPr>
-          <w:sz w:val="22"/>
-          <w:szCs w:val="22"/>
-        </w:rPr>
-      </w:pPr>
-      <w:r>
-        <w:rPr>
-          <w:sz w:val="22"/>
-          <w:szCs w:val="22"/>
-        </w:rPr>
-        <w:t>Keluarga turut prihatin atas kejadian yang menimpa/ dilakukan klien, namun demikian mereka akan berusaha untuk tabah dan sabar agar klien dapat menjalani pidananya dengan baik dan dapat mengambil hikmah dari perbuatan tersebut.</w:t>
-      </w:r>
-    </w:p>
-    <w:p>
-      <w:pPr>
-        <w:pStyle w:val="BodyText"/>
-        <w:widowControl w:val="0"/>
-        <w:numPr>
-          <w:ilvl w:val="2"/>
-          <w:numId w:val="18"/>
-        </w:numPr>
-        <w:tabs>
-          <w:tab w:val="left" w:pos="1418"/>
-        </w:tabs>
-        <w:spacing w:after="0" w:line="360" w:lineRule="auto"/>
-        <w:ind w:left="1134"/>
-        <w:jc w:val="both"/>
-        <w:rPr>
-          <w:sz w:val="22"/>
-          <w:szCs w:val="22"/>
-          <w:lang w:val="id-ID"/>
-        </w:rPr>
-      </w:pPr>
-      <w:r>
-        <w:rPr>
-          <w:sz w:val="22"/>
-          <w:szCs w:val="22"/>
-          <w:lang w:val="id-ID"/>
-        </w:rPr>
-        <w:t>Terhadap masyarakat</w:t>
-      </w:r>
-    </w:p>
-    <w:p>
-      <w:pPr>
-        <w:pStyle w:val="BodyText"/>
-        <w:widowControl w:val="0"/>
-        <w:tabs>
-          <w:tab w:val="left" w:pos="1418"/>
-        </w:tabs>
-        <w:spacing w:after="0" w:line="360" w:lineRule="auto"/>
-        <w:ind w:left="1134"/>
-        <w:jc w:val="both"/>
-        <w:rPr>
-          <w:sz w:val="22"/>
-          <w:szCs w:val="22"/>
-        </w:rPr>
-      </w:pPr>
-      <w:r>
-        <w:rPr>
-          <w:sz w:val="22"/>
-          <w:szCs w:val="22"/>
-        </w:rPr>
-        <w:t>Perbuatan klien sangat meresahkan masyarakat sehingga masyarakat harus lebih waspada agar kejadian tersebut tidak menimpa anggota keluarganya.</w:t>
-      </w:r>
-    </w:p>
-    <w:p>
-      <w:pPr>
-        <w:pStyle w:val="BodyText"/>
-        <w:widowControl w:val="0"/>
-        <w:tabs>
-          <w:tab w:val="left" w:pos="1418"/>
-        </w:tabs>
-        <w:spacing w:after="0" w:line="360" w:lineRule="auto"/>
-        <w:ind w:left="1134"/>
-        <w:jc w:val="both"/>
-        <w:rPr>
-          <w:sz w:val="22"/>
-          <w:szCs w:val="22"/>
-        </w:rPr>
-      </w:pPr>
+          <w:bCs/>
+          <w:sz w:val="22"/>
+          <w:szCs w:val="22"/>
+          <w:lang w:val="id-ID"/>
+        </w:rPr>
+      </w:pPr>
+      <w:r>
+        <w:rPr>
+          <w:bCs/>
+          <w:sz w:val="22"/>
+          <w:szCs w:val="22"/>
+          <w:lang w:val="id-ID"/>
+        </w:rPr>
+        <w:t>{{akibat</w:t>
+      </w:r>
+      <w:r>
+        <w:rPr>
+          <w:bCs/>
+          <w:sz w:val="22"/>
+          <w:szCs w:val="22"/>
+          <w:lang w:val="id-ID"/>
+        </w:rPr>
+        <w:t>_klien</w:t>
+      </w:r>
+      <w:r>
+        <w:rPr>
+          <w:bCs/>
+          <w:sz w:val="22"/>
+          <w:szCs w:val="22"/>
+          <w:lang w:val="id-ID"/>
+        </w:rPr>
+        <w:t>}}</w:t>
+      </w:r>
+      <w:r>
+        <w:rPr>
+          <w:bCs/>
+          <w:sz w:val="22"/>
+          <w:szCs w:val="22"/>
+          <w:lang w:val="id-ID"/>
+        </w:rPr>
+        <w:br/>
+      </w:r>
+      <w:r>
+        <w:rPr>
+          <w:bCs/>
+          <w:sz w:val="22"/>
+          <w:szCs w:val="22"/>
+          <w:lang w:val="id-ID"/>
+        </w:rPr>
+        <w:t>{{akibat</w:t>
+      </w:r>
+      <w:r>
+        <w:rPr>
+          <w:bCs/>
+          <w:sz w:val="22"/>
+          <w:szCs w:val="22"/>
+          <w:lang w:val="id-ID"/>
+        </w:rPr>
+        <w:t>_</w:t>
+      </w:r>
+      <w:r>
+        <w:rPr>
+          <w:bCs/>
+          <w:sz w:val="22"/>
+          <w:szCs w:val="22"/>
+          <w:lang w:val="id-ID"/>
+        </w:rPr>
+        <w:t>masyarakat</w:t>
+      </w:r>
+      <w:r>
+        <w:rPr>
+          <w:bCs/>
+          <w:sz w:val="22"/>
+          <w:szCs w:val="22"/>
+          <w:lang w:val="id-ID"/>
+        </w:rPr>
+        <w:t>}}</w:t>
+      </w:r>
     </w:p>
     <w:p>
       <w:pPr>
@@ -14489,8 +14045,7 @@
           <w:numId w:val="6"/>
         </w:numPr>
         <w:spacing w:line="360" w:lineRule="auto"/>
-        <w:ind w:left="993" w:hanging="633"/>
-        <w:jc w:val="both"/>
+        <w:ind w:left="426" w:hanging="426"/>
         <w:rPr>
           <w:b/>
           <w:sz w:val="22"/>
@@ -14510,30 +14065,34 @@
       <w:pPr>
         <w:pStyle w:val="ListParagraph"/>
         <w:spacing w:line="360" w:lineRule="auto"/>
-        <w:ind w:left="993"/>
-        <w:jc w:val="both"/>
-        <w:rPr>
-          <w:sz w:val="22"/>
-          <w:szCs w:val="22"/>
-        </w:rPr>
-      </w:pPr>
-      <w:r>
-        <w:rPr>
-          <w:sz w:val="22"/>
-          <w:szCs w:val="22"/>
-        </w:rPr>
-        <w:t>Klien merasa menyesal serta pasrah atas semua yang telah dialaminya. Klien berharap dapat menjalani program re-integrasi secepatnya agar dapat segera berkumpul dengan keluarga.</w:t>
+        <w:ind w:left="426"/>
+        <w:rPr>
+          <w:bCs/>
+          <w:sz w:val="22"/>
+          <w:szCs w:val="22"/>
+          <w:lang w:val="id-ID"/>
+        </w:rPr>
+      </w:pPr>
+      <w:r>
+        <w:rPr>
+          <w:bCs/>
+          <w:sz w:val="22"/>
+          <w:szCs w:val="22"/>
+          <w:lang w:val="id-ID"/>
+        </w:rPr>
+        <w:t>{{sikap_bab7}}</w:t>
       </w:r>
     </w:p>
     <w:p>
       <w:pPr>
         <w:pStyle w:val="ListParagraph"/>
         <w:spacing w:line="360" w:lineRule="auto"/>
-        <w:ind w:left="993"/>
-        <w:jc w:val="both"/>
-        <w:rPr>
-          <w:sz w:val="22"/>
-          <w:szCs w:val="22"/>
+        <w:ind w:left="426"/>
+        <w:rPr>
+          <w:bCs/>
+          <w:sz w:val="22"/>
+          <w:szCs w:val="22"/>
+          <w:lang w:val="id-ID"/>
         </w:rPr>
       </w:pPr>
     </w:p>
@@ -14545,7 +14104,7 @@
           <w:numId w:val="6"/>
         </w:numPr>
         <w:spacing w:line="360" w:lineRule="auto"/>
-        <w:ind w:left="993" w:hanging="633"/>
+        <w:ind w:left="426" w:hanging="567"/>
         <w:jc w:val="both"/>
         <w:rPr>
           <w:b/>
@@ -14564,10 +14123,8 @@
       <w:r>
         <w:rPr>
           <w:b/>
-          <w:noProof/>
-          <w:sz w:val="22"/>
-          <w:szCs w:val="22"/>
-          <w:lang w:val="en-ID"/>
+          <w:sz w:val="22"/>
+          <w:szCs w:val="22"/>
         </w:rPr>
         <w:t>{{PROGRAM}}</w:t>
       </w:r>
@@ -14588,6 +14145,7 @@
           <w:numId w:val="5"/>
         </w:numPr>
         <w:spacing w:line="360" w:lineRule="auto"/>
+        <w:ind w:left="851"/>
         <w:jc w:val="both"/>
         <w:rPr>
           <w:b/>
@@ -14608,7 +14166,7 @@
       <w:pPr>
         <w:pStyle w:val="ListParagraph"/>
         <w:spacing w:line="360" w:lineRule="auto"/>
-        <w:ind w:left="1353"/>
+        <w:ind w:left="851"/>
         <w:jc w:val="both"/>
         <w:rPr>
           <w:b/>
@@ -14632,6 +14190,7 @@
           <w:numId w:val="5"/>
         </w:numPr>
         <w:spacing w:line="360" w:lineRule="auto"/>
+        <w:ind w:left="851"/>
         <w:jc w:val="both"/>
         <w:rPr>
           <w:b/>
@@ -14652,7 +14211,7 @@
       <w:pPr>
         <w:pStyle w:val="ListParagraph"/>
         <w:spacing w:line="360" w:lineRule="auto"/>
-        <w:ind w:left="1353"/>
+        <w:ind w:left="851"/>
         <w:jc w:val="both"/>
         <w:rPr>
           <w:b/>
@@ -14676,6 +14235,7 @@
           <w:numId w:val="5"/>
         </w:numPr>
         <w:spacing w:line="360" w:lineRule="auto"/>
+        <w:ind w:left="851"/>
         <w:jc w:val="both"/>
         <w:rPr>
           <w:b/>
@@ -14698,6 +14258,161 @@
           <w:szCs w:val="22"/>
         </w:rPr>
         <w:t xml:space="preserve"> </w:t>
+      </w:r>
+    </w:p>
+    <w:p>
+      <w:pPr>
+        <w:pStyle w:val="ListParagraph"/>
+        <w:spacing w:line="360" w:lineRule="auto"/>
+        <w:ind w:left="851"/>
+        <w:jc w:val="both"/>
+        <w:rPr>
+          <w:sz w:val="22"/>
+          <w:szCs w:val="22"/>
+        </w:rPr>
+      </w:pPr>
+      <w:r>
+        <w:rPr>
+          <w:sz w:val="22"/>
+          <w:szCs w:val="22"/>
+        </w:rPr>
+        <w:t xml:space="preserve">Pemerintah setempat yang diwakili oleh ketua RT memberikan tanggapan menyambut baik program </w:t>
+      </w:r>
+      <w:r>
+        <w:rPr>
+          <w:noProof/>
+          <w:sz w:val="22"/>
+          <w:szCs w:val="22"/>
+        </w:rPr>
+        <w:t>{{program}}</w:t>
+      </w:r>
+      <w:r>
+        <w:rPr>
+          <w:sz w:val="22"/>
+          <w:szCs w:val="22"/>
+        </w:rPr>
+        <w:t xml:space="preserve"> ini dan berharap jika nanti mendapatkan </w:t>
+      </w:r>
+      <w:r>
+        <w:rPr>
+          <w:noProof/>
+          <w:sz w:val="22"/>
+          <w:szCs w:val="22"/>
+        </w:rPr>
+        <w:t>{{program}}</w:t>
+      </w:r>
+      <w:r>
+        <w:rPr>
+          <w:sz w:val="22"/>
+          <w:szCs w:val="22"/>
+        </w:rPr>
+        <w:t xml:space="preserve"> agar nanti dapat mawas diri dan dapat bekerja serta bertanggung jawab pada keluarganya. Ketua RT juga bersedia untuk membantu mengawasi jika klien bebas.</w:t>
+      </w:r>
+    </w:p>
+    <w:p>
+      <w:pPr>
+        <w:pStyle w:val="ListParagraph"/>
+        <w:numPr>
+          <w:ilvl w:val="0"/>
+          <w:numId w:val="5"/>
+        </w:numPr>
+        <w:spacing w:line="360" w:lineRule="auto"/>
+        <w:ind w:left="851"/>
+        <w:jc w:val="both"/>
+        <w:rPr>
+          <w:sz w:val="22"/>
+          <w:szCs w:val="22"/>
+        </w:rPr>
+      </w:pPr>
+      <w:r>
+        <w:rPr>
+          <w:b/>
+          <w:sz w:val="22"/>
+          <w:szCs w:val="22"/>
+          <w:lang w:val="en-ID"/>
+        </w:rPr>
+        <w:t xml:space="preserve">Tanggapan dan harapan penanggung jawab terkait rencana program </w:t>
+      </w:r>
+      <w:r>
+        <w:rPr>
+          <w:b/>
+          <w:sz w:val="22"/>
+          <w:szCs w:val="22"/>
+          <w:lang w:val="id-ID"/>
+        </w:rPr>
+        <w:t>Reintegrasi</w:t>
+      </w:r>
+    </w:p>
+    <w:p>
+      <w:pPr>
+        <w:pStyle w:val="ListParagraph"/>
+        <w:spacing w:line="360" w:lineRule="auto"/>
+        <w:ind w:left="851"/>
+        <w:jc w:val="both"/>
+        <w:rPr>
+          <w:sz w:val="22"/>
+          <w:szCs w:val="22"/>
+        </w:rPr>
+      </w:pPr>
+      <w:r>
+        <w:rPr>
+          <w:sz w:val="22"/>
+          <w:szCs w:val="22"/>
+          <w:lang w:val="id-ID"/>
+        </w:rPr>
+        <w:t>{{nama_pjm}}</w:t>
+      </w:r>
+      <w:r>
+        <w:rPr>
+          <w:sz w:val="22"/>
+          <w:szCs w:val="22"/>
+        </w:rPr>
+        <w:t xml:space="preserve"> selaku </w:t>
+      </w:r>
+      <w:r>
+        <w:rPr>
+          <w:sz w:val="22"/>
+          <w:szCs w:val="22"/>
+          <w:lang w:val="id-ID"/>
+        </w:rPr>
+        <w:t>{{hub_pjm}}</w:t>
+      </w:r>
+      <w:r>
+        <w:rPr>
+          <w:sz w:val="22"/>
+          <w:szCs w:val="22"/>
+        </w:rPr>
+        <w:t xml:space="preserve"> Klien dalam hal pelaksaaan program </w:t>
+      </w:r>
+      <w:r>
+        <w:rPr>
+          <w:noProof/>
+          <w:sz w:val="22"/>
+          <w:szCs w:val="22"/>
+        </w:rPr>
+        <w:t>{{program}}</w:t>
+      </w:r>
+      <w:r>
+        <w:rPr>
+          <w:sz w:val="22"/>
+          <w:szCs w:val="22"/>
+        </w:rPr>
+        <w:t xml:space="preserve"> bagi Klien menanggapi dengan penuh pengharapan agar Klien dapat diusulkan kedalam program reintegrasi agar Klien dapat menjadi pribadi yang jauh lebih baik daripada sebelumnya, dapat membantu perekonomian keluarga dan berperan aktif dalam pembangunan di masyarakat. Penanggungjawab </w:t>
+      </w:r>
+      <w:r>
+        <w:rPr>
+          <w:sz w:val="22"/>
+          <w:szCs w:val="22"/>
+          <w:lang w:val="id-ID"/>
+        </w:rPr>
+        <w:t>{{layak_pjm}}</w:t>
+      </w:r>
+      <w:r>
+        <w:rPr>
+          <w:sz w:val="22"/>
+          <w:szCs w:val="22"/>
+        </w:rPr>
+        <w:t>.</w:t>
       </w:r>
     </w:p>
     <w:p>
@@ -14707,6 +14422,644 @@
         <w:ind w:left="1353"/>
         <w:jc w:val="both"/>
         <w:rPr>
+          <w:b/>
+          <w:sz w:val="22"/>
+          <w:szCs w:val="22"/>
+        </w:rPr>
+      </w:pPr>
+    </w:p>
+    <w:p>
+      <w:pPr>
+        <w:pStyle w:val="ListParagraph"/>
+        <w:numPr>
+          <w:ilvl w:val="0"/>
+          <w:numId w:val="6"/>
+        </w:numPr>
+        <w:spacing w:line="360" w:lineRule="auto"/>
+        <w:ind w:left="993" w:hanging="567"/>
+        <w:jc w:val="both"/>
+        <w:rPr>
+          <w:b/>
+          <w:sz w:val="22"/>
+          <w:szCs w:val="22"/>
+        </w:rPr>
+      </w:pPr>
+      <w:r>
+        <w:rPr>
+          <w:b/>
+          <w:sz w:val="22"/>
+          <w:szCs w:val="22"/>
+        </w:rPr>
+        <w:t xml:space="preserve">EVALUASI PERKEMBANGAN PEMBINAAN KLIEN </w:t>
+      </w:r>
+    </w:p>
+    <w:p>
+      <w:pPr>
+        <w:numPr>
+          <w:ilvl w:val="0"/>
+          <w:numId w:val="9"/>
+        </w:numPr>
+        <w:spacing w:line="360" w:lineRule="auto"/>
+        <w:contextualSpacing/>
+        <w:jc w:val="both"/>
+        <w:rPr>
+          <w:b/>
+          <w:sz w:val="22"/>
+          <w:szCs w:val="22"/>
+        </w:rPr>
+      </w:pPr>
+      <w:r>
+        <w:rPr>
+          <w:b/>
+          <w:sz w:val="22"/>
+          <w:szCs w:val="22"/>
+        </w:rPr>
+        <w:t>Evaluasi pelaksanaan program Admisi, Orientasi dan Observasi</w:t>
+      </w:r>
+    </w:p>
+    <w:p>
+      <w:pPr>
+        <w:spacing w:line="360" w:lineRule="auto"/>
+        <w:ind w:left="1353"/>
+        <w:contextualSpacing/>
+        <w:jc w:val="both"/>
+        <w:rPr>
+          <w:bCs/>
+          <w:sz w:val="22"/>
+          <w:szCs w:val="22"/>
+        </w:rPr>
+      </w:pPr>
+      <w:r>
+        <w:rPr>
+          <w:bCs/>
+          <w:sz w:val="22"/>
+          <w:szCs w:val="22"/>
+        </w:rPr>
+        <w:t>Pelaksanaan admisi orientasi dan observasi telah diikuti klien secara tertib oleh klien. Klien tidak pernah melakukan pelanggaran dan tidak terdaftar di buku register F.</w:t>
+      </w:r>
+    </w:p>
+    <w:p>
+      <w:pPr>
+        <w:numPr>
+          <w:ilvl w:val="0"/>
+          <w:numId w:val="9"/>
+        </w:numPr>
+        <w:spacing w:line="360" w:lineRule="auto"/>
+        <w:contextualSpacing/>
+        <w:jc w:val="both"/>
+        <w:rPr>
+          <w:b/>
+          <w:sz w:val="22"/>
+          <w:szCs w:val="22"/>
+        </w:rPr>
+      </w:pPr>
+      <w:r>
+        <w:rPr>
+          <w:b/>
+          <w:sz w:val="22"/>
+          <w:szCs w:val="22"/>
+        </w:rPr>
+        <w:t xml:space="preserve">Tanggal Tahapan Pembinaan </w:t>
+      </w:r>
+    </w:p>
+    <w:tbl>
+      <w:tblPr>
+        <w:tblStyle w:val="KisiTabel1"/>
+        <w:tblW w:w="6230" w:type="dxa"/>
+        <w:tblInd w:w="1353" w:type="dxa"/>
+        <w:tblBorders>
+          <w:top w:val="none" w:sz="0" w:space="0" w:color="auto"/>
+          <w:left w:val="none" w:sz="0" w:space="0" w:color="auto"/>
+          <w:bottom w:val="none" w:sz="0" w:space="0" w:color="auto"/>
+          <w:right w:val="none" w:sz="0" w:space="0" w:color="auto"/>
+          <w:insideH w:val="none" w:sz="0" w:space="0" w:color="auto"/>
+          <w:insideV w:val="none" w:sz="0" w:space="0" w:color="auto"/>
+        </w:tblBorders>
+        <w:tblLook w:val="04A0" w:firstRow="1" w:lastRow="0" w:firstColumn="1" w:lastColumn="0" w:noHBand="0" w:noVBand="1"/>
+      </w:tblPr>
+      <w:tblGrid>
+        <w:gridCol w:w="417"/>
+        <w:gridCol w:w="3333"/>
+        <w:gridCol w:w="296"/>
+        <w:gridCol w:w="2184"/>
+      </w:tblGrid>
+      <w:tr>
+        <w:trPr>
+          <w:trHeight w:val="89"/>
+        </w:trPr>
+        <w:tc>
+          <w:tcPr>
+            <w:tcW w:w="417" w:type="dxa"/>
+            <w:vAlign w:val="center"/>
+          </w:tcPr>
+          <w:p>
+            <w:pPr>
+              <w:spacing w:line="360" w:lineRule="auto"/>
+              <w:contextualSpacing/>
+              <w:jc w:val="center"/>
+              <w:rPr>
+                <w:bCs/>
+                <w:sz w:val="22"/>
+                <w:szCs w:val="22"/>
+              </w:rPr>
+            </w:pPr>
+            <w:r>
+              <w:rPr>
+                <w:bCs/>
+                <w:sz w:val="22"/>
+                <w:szCs w:val="22"/>
+              </w:rPr>
+              <w:t>1.</w:t>
+            </w:r>
+          </w:p>
+        </w:tc>
+        <w:tc>
+          <w:tcPr>
+            <w:tcW w:w="3333" w:type="dxa"/>
+            <w:vAlign w:val="center"/>
+          </w:tcPr>
+          <w:p>
+            <w:pPr>
+              <w:spacing w:line="360" w:lineRule="auto"/>
+              <w:contextualSpacing/>
+              <w:jc w:val="both"/>
+              <w:rPr>
+                <w:sz w:val="22"/>
+                <w:szCs w:val="22"/>
+              </w:rPr>
+            </w:pPr>
+            <w:r>
+              <w:rPr>
+                <w:sz w:val="22"/>
+                <w:szCs w:val="22"/>
+              </w:rPr>
+              <w:t>Tanggal 1/3 masa pidana</w:t>
+            </w:r>
+          </w:p>
+        </w:tc>
+        <w:tc>
+          <w:tcPr>
+            <w:tcW w:w="296" w:type="dxa"/>
+            <w:vAlign w:val="center"/>
+          </w:tcPr>
+          <w:p>
+            <w:pPr>
+              <w:spacing w:line="360" w:lineRule="auto"/>
+              <w:contextualSpacing/>
+              <w:jc w:val="both"/>
+              <w:rPr>
+                <w:sz w:val="22"/>
+                <w:szCs w:val="22"/>
+              </w:rPr>
+            </w:pPr>
+            <w:r>
+              <w:rPr>
+                <w:sz w:val="22"/>
+                <w:szCs w:val="22"/>
+              </w:rPr>
+              <w:t>:</w:t>
+            </w:r>
+          </w:p>
+        </w:tc>
+        <w:tc>
+          <w:tcPr>
+            <w:tcW w:w="2184" w:type="dxa"/>
+          </w:tcPr>
+          <w:p>
+            <w:pPr>
+              <w:spacing w:line="360" w:lineRule="auto"/>
+              <w:contextualSpacing/>
+              <w:jc w:val="both"/>
+              <w:rPr>
+                <w:color w:val="FF0000"/>
+                <w:sz w:val="22"/>
+                <w:szCs w:val="22"/>
+              </w:rPr>
+            </w:pPr>
+            <w:r>
+              <w:rPr>
+                <w:sz w:val="22"/>
+                <w:szCs w:val="22"/>
+              </w:rPr>
+              <w:t>{{tgl_1per3}}</w:t>
+            </w:r>
+          </w:p>
+        </w:tc>
+      </w:tr>
+      <w:tr>
+        <w:tc>
+          <w:tcPr>
+            <w:tcW w:w="417" w:type="dxa"/>
+          </w:tcPr>
+          <w:p>
+            <w:pPr>
+              <w:spacing w:line="360" w:lineRule="auto"/>
+              <w:contextualSpacing/>
+              <w:jc w:val="both"/>
+              <w:rPr>
+                <w:bCs/>
+                <w:sz w:val="22"/>
+                <w:szCs w:val="22"/>
+              </w:rPr>
+            </w:pPr>
+            <w:r>
+              <w:rPr>
+                <w:bCs/>
+                <w:sz w:val="22"/>
+                <w:szCs w:val="22"/>
+              </w:rPr>
+              <w:t>2.</w:t>
+            </w:r>
+          </w:p>
+        </w:tc>
+        <w:tc>
+          <w:tcPr>
+            <w:tcW w:w="3333" w:type="dxa"/>
+          </w:tcPr>
+          <w:p>
+            <w:pPr>
+              <w:spacing w:line="360" w:lineRule="auto"/>
+              <w:contextualSpacing/>
+              <w:jc w:val="both"/>
+              <w:rPr>
+                <w:sz w:val="22"/>
+                <w:szCs w:val="22"/>
+                <w:lang w:val="id-ID"/>
+              </w:rPr>
+            </w:pPr>
+            <w:r>
+              <w:rPr>
+                <w:sz w:val="22"/>
+                <w:szCs w:val="22"/>
+              </w:rPr>
+              <w:t>Tanggal 1/2 masa pidana</w:t>
+            </w:r>
+          </w:p>
+        </w:tc>
+        <w:tc>
+          <w:tcPr>
+            <w:tcW w:w="296" w:type="dxa"/>
+          </w:tcPr>
+          <w:p>
+            <w:pPr>
+              <w:spacing w:line="360" w:lineRule="auto"/>
+              <w:contextualSpacing/>
+              <w:jc w:val="both"/>
+              <w:rPr>
+                <w:bCs/>
+                <w:sz w:val="22"/>
+                <w:szCs w:val="22"/>
+              </w:rPr>
+            </w:pPr>
+            <w:r>
+              <w:rPr>
+                <w:bCs/>
+                <w:sz w:val="22"/>
+                <w:szCs w:val="22"/>
+              </w:rPr>
+              <w:t>:</w:t>
+            </w:r>
+          </w:p>
+        </w:tc>
+        <w:tc>
+          <w:tcPr>
+            <w:tcW w:w="2184" w:type="dxa"/>
+          </w:tcPr>
+          <w:p>
+            <w:pPr>
+              <w:spacing w:line="360" w:lineRule="auto"/>
+              <w:contextualSpacing/>
+              <w:jc w:val="both"/>
+              <w:rPr>
+                <w:color w:val="FF0000"/>
+                <w:sz w:val="22"/>
+                <w:szCs w:val="22"/>
+              </w:rPr>
+            </w:pPr>
+            <w:r>
+              <w:rPr>
+                <w:sz w:val="22"/>
+                <w:szCs w:val="22"/>
+              </w:rPr>
+              <w:t>{{tgl_1per2}}</w:t>
+            </w:r>
+          </w:p>
+        </w:tc>
+      </w:tr>
+      <w:tr>
+        <w:tc>
+          <w:tcPr>
+            <w:tcW w:w="417" w:type="dxa"/>
+          </w:tcPr>
+          <w:p>
+            <w:pPr>
+              <w:spacing w:line="360" w:lineRule="auto"/>
+              <w:contextualSpacing/>
+              <w:jc w:val="both"/>
+              <w:rPr>
+                <w:bCs/>
+                <w:sz w:val="22"/>
+                <w:szCs w:val="22"/>
+              </w:rPr>
+            </w:pPr>
+            <w:r>
+              <w:rPr>
+                <w:bCs/>
+                <w:sz w:val="22"/>
+                <w:szCs w:val="22"/>
+              </w:rPr>
+              <w:t>3.</w:t>
+            </w:r>
+          </w:p>
+        </w:tc>
+        <w:tc>
+          <w:tcPr>
+            <w:tcW w:w="3333" w:type="dxa"/>
+          </w:tcPr>
+          <w:p>
+            <w:pPr>
+              <w:spacing w:line="360" w:lineRule="auto"/>
+              <w:contextualSpacing/>
+              <w:jc w:val="both"/>
+              <w:rPr>
+                <w:sz w:val="22"/>
+                <w:szCs w:val="22"/>
+              </w:rPr>
+            </w:pPr>
+            <w:r>
+              <w:rPr>
+                <w:sz w:val="22"/>
+                <w:szCs w:val="22"/>
+              </w:rPr>
+              <w:t>Tanggal 2/3 masa pidan</w:t>
+            </w:r>
+            <w:r>
+              <w:rPr>
+                <w:sz w:val="22"/>
+                <w:szCs w:val="22"/>
+                <w:lang w:val="id-ID"/>
+              </w:rPr>
+              <w:t>a</w:t>
+            </w:r>
+          </w:p>
+        </w:tc>
+        <w:tc>
+          <w:tcPr>
+            <w:tcW w:w="296" w:type="dxa"/>
+          </w:tcPr>
+          <w:p>
+            <w:pPr>
+              <w:spacing w:line="360" w:lineRule="auto"/>
+              <w:contextualSpacing/>
+              <w:jc w:val="both"/>
+              <w:rPr>
+                <w:bCs/>
+                <w:sz w:val="22"/>
+                <w:szCs w:val="22"/>
+              </w:rPr>
+            </w:pPr>
+            <w:r>
+              <w:rPr>
+                <w:bCs/>
+                <w:sz w:val="22"/>
+                <w:szCs w:val="22"/>
+              </w:rPr>
+              <w:t>:</w:t>
+            </w:r>
+          </w:p>
+        </w:tc>
+        <w:tc>
+          <w:tcPr>
+            <w:tcW w:w="2184" w:type="dxa"/>
+          </w:tcPr>
+          <w:p>
+            <w:pPr>
+              <w:spacing w:line="360" w:lineRule="auto"/>
+              <w:contextualSpacing/>
+              <w:jc w:val="both"/>
+              <w:rPr>
+                <w:color w:val="FF0000"/>
+                <w:sz w:val="22"/>
+                <w:szCs w:val="22"/>
+              </w:rPr>
+            </w:pPr>
+            <w:r>
+              <w:rPr>
+                <w:sz w:val="22"/>
+                <w:szCs w:val="22"/>
+              </w:rPr>
+              <w:t>{{tgl_2per3}}</w:t>
+            </w:r>
+          </w:p>
+        </w:tc>
+      </w:tr>
+      <w:tr>
+        <w:tc>
+          <w:tcPr>
+            <w:tcW w:w="417" w:type="dxa"/>
+          </w:tcPr>
+          <w:p>
+            <w:pPr>
+              <w:spacing w:line="360" w:lineRule="auto"/>
+              <w:contextualSpacing/>
+              <w:jc w:val="both"/>
+              <w:rPr>
+                <w:bCs/>
+                <w:sz w:val="22"/>
+                <w:szCs w:val="22"/>
+              </w:rPr>
+            </w:pPr>
+            <w:r>
+              <w:rPr>
+                <w:bCs/>
+                <w:sz w:val="22"/>
+                <w:szCs w:val="22"/>
+              </w:rPr>
+              <w:t>4.</w:t>
+            </w:r>
+          </w:p>
+        </w:tc>
+        <w:tc>
+          <w:tcPr>
+            <w:tcW w:w="3333" w:type="dxa"/>
+          </w:tcPr>
+          <w:p>
+            <w:pPr>
+              <w:spacing w:line="360" w:lineRule="auto"/>
+              <w:contextualSpacing/>
+              <w:jc w:val="both"/>
+              <w:rPr>
+                <w:sz w:val="22"/>
+                <w:szCs w:val="22"/>
+              </w:rPr>
+            </w:pPr>
+            <w:r>
+              <w:rPr>
+                <w:sz w:val="22"/>
+                <w:szCs w:val="22"/>
+              </w:rPr>
+              <w:t>Masa Ekspirasi</w:t>
+            </w:r>
+            <w:r>
+              <w:rPr>
+                <w:sz w:val="22"/>
+                <w:szCs w:val="22"/>
+              </w:rPr>
+              <w:tab/>
+            </w:r>
+          </w:p>
+        </w:tc>
+        <w:tc>
+          <w:tcPr>
+            <w:tcW w:w="296" w:type="dxa"/>
+          </w:tcPr>
+          <w:p>
+            <w:pPr>
+              <w:spacing w:line="360" w:lineRule="auto"/>
+              <w:contextualSpacing/>
+              <w:jc w:val="both"/>
+              <w:rPr>
+                <w:bCs/>
+                <w:sz w:val="22"/>
+                <w:szCs w:val="22"/>
+              </w:rPr>
+            </w:pPr>
+            <w:r>
+              <w:rPr>
+                <w:bCs/>
+                <w:sz w:val="22"/>
+                <w:szCs w:val="22"/>
+              </w:rPr>
+              <w:t>:</w:t>
+            </w:r>
+          </w:p>
+        </w:tc>
+        <w:tc>
+          <w:tcPr>
+            <w:tcW w:w="2184" w:type="dxa"/>
+          </w:tcPr>
+          <w:p>
+            <w:pPr>
+              <w:spacing w:line="360" w:lineRule="auto"/>
+              <w:contextualSpacing/>
+              <w:jc w:val="both"/>
+              <w:rPr>
+                <w:bCs/>
+                <w:color w:val="FF0000"/>
+                <w:sz w:val="22"/>
+                <w:szCs w:val="22"/>
+              </w:rPr>
+            </w:pPr>
+            <w:r>
+              <w:rPr>
+                <w:sz w:val="22"/>
+                <w:szCs w:val="22"/>
+              </w:rPr>
+              <w:t>{{ekspirasi}}</w:t>
+            </w:r>
+          </w:p>
+        </w:tc>
+      </w:tr>
+    </w:tbl>
+    <w:p>
+      <w:pPr>
+        <w:pStyle w:val="ListParagraph"/>
+        <w:numPr>
+          <w:ilvl w:val="0"/>
+          <w:numId w:val="9"/>
+        </w:numPr>
+        <w:spacing w:line="360" w:lineRule="auto"/>
+        <w:jc w:val="both"/>
+        <w:rPr>
+          <w:b/>
+          <w:sz w:val="22"/>
+          <w:szCs w:val="22"/>
+        </w:rPr>
+      </w:pPr>
+      <w:r>
+        <w:rPr>
+          <w:b/>
+          <w:sz w:val="22"/>
+          <w:szCs w:val="22"/>
+        </w:rPr>
+        <w:t>Program Pembinaan Kepribadian</w:t>
+      </w:r>
+    </w:p>
+    <w:p>
+      <w:pPr>
+        <w:spacing w:line="360" w:lineRule="auto"/>
+        <w:ind w:left="1418"/>
+        <w:contextualSpacing/>
+        <w:jc w:val="both"/>
+        <w:rPr>
+          <w:sz w:val="22"/>
+          <w:szCs w:val="22"/>
+        </w:rPr>
+      </w:pPr>
+      <w:r>
+        <w:rPr>
+          <w:sz w:val="22"/>
+          <w:szCs w:val="22"/>
+        </w:rPr>
+        <w:t xml:space="preserve">Selama menjalani program pembinaan kepribadian di </w:t>
+      </w:r>
+      <w:r>
+        <w:rPr>
+          <w:noProof/>
+          <w:sz w:val="22"/>
+          <w:szCs w:val="22"/>
+        </w:rPr>
+        <w:t>{{upt}}</w:t>
+      </w:r>
+      <w:r>
+        <w:rPr>
+          <w:sz w:val="22"/>
+          <w:szCs w:val="22"/>
+        </w:rPr>
+        <w:t xml:space="preserve">, klien aktif mengikuti kegiatan yang diadakan pihak </w:t>
+      </w:r>
+      <w:r>
+        <w:rPr>
+          <w:noProof/>
+          <w:sz w:val="22"/>
+          <w:szCs w:val="22"/>
+        </w:rPr>
+        <w:t>{{upt}}</w:t>
+      </w:r>
+      <w:r>
+        <w:rPr>
+          <w:sz w:val="22"/>
+          <w:szCs w:val="22"/>
+        </w:rPr>
+        <w:t xml:space="preserve"> yaitu kegiatan</w:t>
+      </w:r>
+      <w:r>
+        <w:rPr>
+          <w:sz w:val="22"/>
+          <w:szCs w:val="22"/>
+          <w:lang w:val="id-ID"/>
+        </w:rPr>
+        <w:t xml:space="preserve"> {{bina_pribadi}}</w:t>
+      </w:r>
+      <w:r>
+        <w:rPr>
+          <w:sz w:val="22"/>
+          <w:szCs w:val="22"/>
+        </w:rPr>
+        <w:t>.</w:t>
+      </w:r>
+    </w:p>
+    <w:p>
+      <w:pPr>
+        <w:numPr>
+          <w:ilvl w:val="0"/>
+          <w:numId w:val="9"/>
+        </w:numPr>
+        <w:spacing w:line="360" w:lineRule="auto"/>
+        <w:contextualSpacing/>
+        <w:jc w:val="both"/>
+        <w:rPr>
+          <w:b/>
           <w:sz w:val="22"/>
           <w:szCs w:val="22"/>
         </w:rPr>
@@ -14720,13 +15073,13 @@
         <mc:AlternateContent>
           <mc:Choice Requires="wps">
             <w:drawing>
-              <wp:anchor distT="45720" distB="45720" distL="114300" distR="114300" simplePos="0" relativeHeight="251665408" behindDoc="0" locked="0" layoutInCell="1" allowOverlap="1" wp14:anchorId="71A2CAD0" wp14:editId="0D4B7232">
+              <wp:anchor distT="45720" distB="45720" distL="114300" distR="114300" simplePos="0" relativeHeight="251665408" behindDoc="0" locked="0" layoutInCell="1" allowOverlap="1" wp14:anchorId="71A2CAD0" wp14:editId="7E69EDC2">
                 <wp:simplePos x="0" y="0"/>
                 <wp:positionH relativeFrom="column">
-                  <wp:posOffset>5954915</wp:posOffset>
+                  <wp:posOffset>5691505</wp:posOffset>
                 </wp:positionH>
                 <wp:positionV relativeFrom="paragraph">
-                  <wp:posOffset>538100</wp:posOffset>
+                  <wp:posOffset>573405</wp:posOffset>
                 </wp:positionV>
                 <wp:extent cx="866775" cy="1404620"/>
                 <wp:effectExtent l="0" t="0" r="28575" b="24765"/>
@@ -14765,6 +15118,7 @@
                         <w:txbxContent>
                           <w:p>
                             <w:pPr>
+                              <w:jc w:val="right"/>
                               <w:rPr>
                                 <w:sz w:val="22"/>
                                 <w:szCs w:val="22"/>
@@ -14805,11 +15159,12 @@
           </mc:Choice>
           <mc:Fallback>
             <w:pict>
-              <v:shape w14:anchorId="71A2CAD0" id="Text Box 14" o:spid="_x0000_s1033" type="#_x0000_t202" style="position:absolute;left:0;text-align:left;margin-left:468.9pt;margin-top:42.35pt;width:68.25pt;height:110.6pt;z-index:251665408;visibility:visible;mso-wrap-style:square;mso-width-percent:0;mso-height-percent:200;mso-wrap-distance-left:9pt;mso-wrap-distance-top:3.6pt;mso-wrap-distance-right:9pt;mso-wrap-distance-bottom:3.6pt;mso-position-horizontal:absolute;mso-position-horizontal-relative:text;mso-position-vertical:absolute;mso-position-vertical-relative:text;mso-width-percent:0;mso-height-percent:200;mso-width-relative:margin;mso-height-relative:margin;v-text-anchor:top" o:gfxdata="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" strokecolor="window">
+              <v:shape w14:anchorId="71A2CAD0" id="Text Box 14" o:spid="_x0000_s1032" type="#_x0000_t202" style="position:absolute;left:0;text-align:left;margin-left:448.15pt;margin-top:45.15pt;width:68.25pt;height:110.6pt;z-index:251665408;visibility:visible;mso-wrap-style:square;mso-width-percent:0;mso-height-percent:200;mso-wrap-distance-left:9pt;mso-wrap-distance-top:3.6pt;mso-wrap-distance-right:9pt;mso-wrap-distance-bottom:3.6pt;mso-position-horizontal:absolute;mso-position-horizontal-relative:text;mso-position-vertical:absolute;mso-position-vertical-relative:text;mso-width-percent:0;mso-height-percent:200;mso-width-relative:margin;mso-height-relative:margin;v-text-anchor:top" o:gfxdata="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" strokecolor="window">
                 <v:textbox style="mso-fit-shape-to-text:t">
                   <w:txbxContent>
                     <w:p>
                       <w:pPr>
+                        <w:jc w:val="right"/>
                         <w:rPr>
                           <w:sz w:val="22"/>
                           <w:szCs w:val="22"/>
@@ -14841,170 +15196,11 @@
       </w:r>
       <w:r>
         <w:rPr>
-          <w:sz w:val="22"/>
-          <w:szCs w:val="22"/>
-        </w:rPr>
-        <w:t xml:space="preserve">Pemerintah setempat yang diwakili oleh ketua RT memberikan tanggapan menyambut baik program </w:t>
-      </w:r>
-      <w:r>
-        <w:rPr>
-          <w:noProof/>
-          <w:sz w:val="22"/>
-          <w:szCs w:val="22"/>
-        </w:rPr>
-        <w:t>{{program}}</w:t>
-      </w:r>
-      <w:r>
-        <w:rPr>
-          <w:sz w:val="22"/>
-          <w:szCs w:val="22"/>
-        </w:rPr>
-        <w:t xml:space="preserve"> ini dan berharap jika nanti mendapatkan </w:t>
-      </w:r>
-      <w:r>
-        <w:rPr>
-          <w:noProof/>
-          <w:sz w:val="22"/>
-          <w:szCs w:val="22"/>
-        </w:rPr>
-        <w:t>{{program}}</w:t>
-      </w:r>
-      <w:r>
-        <w:rPr>
-          <w:sz w:val="22"/>
-          <w:szCs w:val="22"/>
-        </w:rPr>
-        <w:t xml:space="preserve"> agar nanti dapat mawas diri dan dapat bekerja serta bertanggung jawab pada keluarganya. Ketua RT juga bersedia untuk membantu mengawasi jika klien bebas.</w:t>
-      </w:r>
-    </w:p>
-    <w:p>
-      <w:pPr>
-        <w:pStyle w:val="ListParagraph"/>
-        <w:numPr>
-          <w:ilvl w:val="0"/>
-          <w:numId w:val="5"/>
-        </w:numPr>
-        <w:spacing w:line="360" w:lineRule="auto"/>
-        <w:jc w:val="both"/>
-        <w:rPr>
-          <w:sz w:val="22"/>
-          <w:szCs w:val="22"/>
-        </w:rPr>
-      </w:pPr>
-      <w:r>
-        <w:rPr>
           <w:b/>
           <w:sz w:val="22"/>
           <w:szCs w:val="22"/>
-          <w:lang w:val="en-ID"/>
-        </w:rPr>
-        <w:t xml:space="preserve">Tanggapan dan harapan penanggung jawab terkait rencana program </w:t>
-      </w:r>
-      <w:r>
-        <w:rPr>
-          <w:b/>
-          <w:sz w:val="22"/>
-          <w:szCs w:val="22"/>
-          <w:lang w:val="id-ID"/>
-        </w:rPr>
-        <w:t>Reinteggrasi</w:t>
-      </w:r>
-    </w:p>
-    <w:p>
-      <w:pPr>
-        <w:pStyle w:val="ListParagraph"/>
-        <w:spacing w:line="360" w:lineRule="auto"/>
-        <w:ind w:left="1353"/>
-        <w:jc w:val="both"/>
-        <w:rPr>
-          <w:sz w:val="22"/>
-          <w:szCs w:val="22"/>
-        </w:rPr>
-      </w:pPr>
-      <w:r>
-        <w:rPr>
-          <w:sz w:val="22"/>
-          <w:szCs w:val="22"/>
-        </w:rPr>
-        <w:lastRenderedPageBreak/>
-        <w:t xml:space="preserve"> Klien selaku penanggungjawab Klien dalam hal pelaksaaan program </w:t>
-      </w:r>
-      <w:r>
-        <w:rPr>
-          <w:noProof/>
-          <w:sz w:val="22"/>
-          <w:szCs w:val="22"/>
-        </w:rPr>
-        <w:t>{{program}}</w:t>
-      </w:r>
-      <w:r>
-        <w:rPr>
-          <w:sz w:val="22"/>
-          <w:szCs w:val="22"/>
-        </w:rPr>
-        <w:t xml:space="preserve"> bagi Klien menanggapi dengan penuh pengharapan agar Klien dapat diusulkan kedalam program reintegrasi agar Klien dapat menjadi pribadi yang jauh lebih baik daripada sebelumnya, dapat membantu perekonomian keluarga dan berperan aktif dalam pembangunan di masyarakat. Penanggungjawab bersedia untuk berperan aktif dalam bersinergi dalam pelaksanaan program oleh Klien.</w:t>
-      </w:r>
-    </w:p>
-    <w:p>
-      <w:pPr>
-        <w:pStyle w:val="ListParagraph"/>
-        <w:spacing w:line="360" w:lineRule="auto"/>
-        <w:ind w:left="1353"/>
-        <w:jc w:val="both"/>
-        <w:rPr>
-          <w:b/>
-          <w:sz w:val="22"/>
-          <w:szCs w:val="22"/>
-        </w:rPr>
-      </w:pPr>
-    </w:p>
-    <w:p>
-      <w:pPr>
-        <w:pStyle w:val="ListParagraph"/>
-        <w:numPr>
-          <w:ilvl w:val="0"/>
-          <w:numId w:val="6"/>
-        </w:numPr>
-        <w:spacing w:line="360" w:lineRule="auto"/>
-        <w:ind w:left="993" w:hanging="567"/>
-        <w:jc w:val="both"/>
-        <w:rPr>
-          <w:b/>
-          <w:sz w:val="22"/>
-          <w:szCs w:val="22"/>
-        </w:rPr>
-      </w:pPr>
-      <w:r>
-        <w:rPr>
-          <w:b/>
-          <w:sz w:val="22"/>
-          <w:szCs w:val="22"/>
-        </w:rPr>
-        <w:t xml:space="preserve">EVALUASI PERKEMBANGAN PEMBINAAN KLIEN </w:t>
-      </w:r>
-    </w:p>
-    <w:p>
-      <w:pPr>
-        <w:numPr>
-          <w:ilvl w:val="0"/>
-          <w:numId w:val="9"/>
-        </w:numPr>
-        <w:spacing w:line="360" w:lineRule="auto"/>
-        <w:contextualSpacing/>
-        <w:jc w:val="both"/>
-        <w:rPr>
-          <w:b/>
-          <w:sz w:val="22"/>
-          <w:szCs w:val="22"/>
-        </w:rPr>
-      </w:pPr>
-      <w:r>
-        <w:rPr>
-          <w:b/>
-          <w:sz w:val="22"/>
-          <w:szCs w:val="22"/>
-        </w:rPr>
-        <w:t>Evaluasi pelaksanaan program Admisi, Orientasi dan Observasi</w:t>
+        </w:rPr>
+        <w:t>Program Pembinaan Kemandirian</w:t>
       </w:r>
     </w:p>
     <w:p>
@@ -15014,30 +15210,6 @@
         <w:contextualSpacing/>
         <w:jc w:val="both"/>
         <w:rPr>
-          <w:bCs/>
-          <w:sz w:val="22"/>
-          <w:szCs w:val="22"/>
-        </w:rPr>
-      </w:pPr>
-      <w:r>
-        <w:rPr>
-          <w:bCs/>
-          <w:sz w:val="22"/>
-          <w:szCs w:val="22"/>
-        </w:rPr>
-        <w:t>Pelaksanaan admisi orientasi dan observasi telah diikuti klien secara tertib oleh klien. Klien tidak pernah melakukan pelanggaran dan tidak terdaftar di buku register F.</w:t>
-      </w:r>
-    </w:p>
-    <w:p>
-      <w:pPr>
-        <w:numPr>
-          <w:ilvl w:val="0"/>
-          <w:numId w:val="9"/>
-        </w:numPr>
-        <w:spacing w:line="360" w:lineRule="auto"/>
-        <w:contextualSpacing/>
-        <w:jc w:val="both"/>
-        <w:rPr>
           <w:b/>
           <w:sz w:val="22"/>
           <w:szCs w:val="22"/>
@@ -15045,614 +15217,11 @@
       </w:pPr>
       <w:r>
         <w:rPr>
-          <w:b/>
-          <w:sz w:val="22"/>
-          <w:szCs w:val="22"/>
-        </w:rPr>
-        <w:t xml:space="preserve">Tanggal Tahapan Pembinaan </w:t>
-      </w:r>
-    </w:p>
-    <w:tbl>
-      <w:tblPr>
-        <w:tblStyle w:val="KisiTabel1"/>
-        <w:tblW w:w="6230" w:type="dxa"/>
-        <w:tblInd w:w="1353" w:type="dxa"/>
-        <w:tblBorders>
-          <w:top w:val="none" w:sz="0" w:space="0" w:color="auto"/>
-          <w:left w:val="none" w:sz="0" w:space="0" w:color="auto"/>
-          <w:bottom w:val="none" w:sz="0" w:space="0" w:color="auto"/>
-          <w:right w:val="none" w:sz="0" w:space="0" w:color="auto"/>
-          <w:insideH w:val="none" w:sz="0" w:space="0" w:color="auto"/>
-          <w:insideV w:val="none" w:sz="0" w:space="0" w:color="auto"/>
-        </w:tblBorders>
-        <w:tblLook w:val="04A0" w:firstRow="1" w:lastRow="0" w:firstColumn="1" w:lastColumn="0" w:noHBand="0" w:noVBand="1"/>
-      </w:tblPr>
-      <w:tblGrid>
-        <w:gridCol w:w="417"/>
-        <w:gridCol w:w="3333"/>
-        <w:gridCol w:w="296"/>
-        <w:gridCol w:w="2184"/>
-      </w:tblGrid>
-      <w:tr>
-        <w:trPr>
-          <w:trHeight w:val="89"/>
-        </w:trPr>
-        <w:tc>
-          <w:tcPr>
-            <w:tcW w:w="417" w:type="dxa"/>
-            <w:vAlign w:val="center"/>
-          </w:tcPr>
-          <w:p>
-            <w:pPr>
-              <w:spacing w:line="360" w:lineRule="auto"/>
-              <w:contextualSpacing/>
-              <w:jc w:val="center"/>
-              <w:rPr>
-                <w:bCs/>
-                <w:sz w:val="22"/>
-                <w:szCs w:val="22"/>
-              </w:rPr>
-            </w:pPr>
-            <w:r>
-              <w:rPr>
-                <w:bCs/>
-                <w:sz w:val="22"/>
-                <w:szCs w:val="22"/>
-              </w:rPr>
-              <w:t>1.</w:t>
-            </w:r>
-          </w:p>
-        </w:tc>
-        <w:tc>
-          <w:tcPr>
-            <w:tcW w:w="3333" w:type="dxa"/>
-            <w:vAlign w:val="center"/>
-          </w:tcPr>
-          <w:p>
-            <w:pPr>
-              <w:spacing w:line="360" w:lineRule="auto"/>
-              <w:contextualSpacing/>
-              <w:jc w:val="both"/>
-              <w:rPr>
-                <w:sz w:val="22"/>
-                <w:szCs w:val="22"/>
-              </w:rPr>
-            </w:pPr>
-            <w:r>
-              <w:rPr>
-                <w:sz w:val="22"/>
-                <w:szCs w:val="22"/>
-              </w:rPr>
-              <w:t>Tanggal 1/3 masa pidana</w:t>
-            </w:r>
-          </w:p>
-        </w:tc>
-        <w:tc>
-          <w:tcPr>
-            <w:tcW w:w="296" w:type="dxa"/>
-            <w:vAlign w:val="center"/>
-          </w:tcPr>
-          <w:p>
-            <w:pPr>
-              <w:spacing w:line="360" w:lineRule="auto"/>
-              <w:contextualSpacing/>
-              <w:jc w:val="both"/>
-              <w:rPr>
-                <w:sz w:val="22"/>
-                <w:szCs w:val="22"/>
-              </w:rPr>
-            </w:pPr>
-            <w:r>
-              <w:rPr>
-                <w:sz w:val="22"/>
-                <w:szCs w:val="22"/>
-              </w:rPr>
-              <w:t>:</w:t>
-            </w:r>
-          </w:p>
-        </w:tc>
-        <w:tc>
-          <w:tcPr>
-            <w:tcW w:w="2184" w:type="dxa"/>
-          </w:tcPr>
-          <w:p>
-            <w:pPr>
-              <w:spacing w:line="360" w:lineRule="auto"/>
-              <w:contextualSpacing/>
-              <w:jc w:val="both"/>
-              <w:rPr>
-                <w:color w:val="FF0000"/>
-                <w:sz w:val="22"/>
-                <w:szCs w:val="22"/>
-              </w:rPr>
-            </w:pPr>
-            <w:r>
-              <w:rPr>
-                <w:sz w:val="22"/>
-                <w:szCs w:val="22"/>
-              </w:rPr>
-              <w:t>{{tgl_1per3}}</w:t>
-            </w:r>
-          </w:p>
-        </w:tc>
-      </w:tr>
-      <w:tr>
-        <w:tc>
-          <w:tcPr>
-            <w:tcW w:w="417" w:type="dxa"/>
-          </w:tcPr>
-          <w:p>
-            <w:pPr>
-              <w:spacing w:line="360" w:lineRule="auto"/>
-              <w:contextualSpacing/>
-              <w:jc w:val="both"/>
-              <w:rPr>
-                <w:bCs/>
-                <w:sz w:val="22"/>
-                <w:szCs w:val="22"/>
-              </w:rPr>
-            </w:pPr>
-            <w:r>
-              <w:rPr>
-                <w:bCs/>
-                <w:sz w:val="22"/>
-                <w:szCs w:val="22"/>
-              </w:rPr>
-              <w:t>2.</w:t>
-            </w:r>
-          </w:p>
-        </w:tc>
-        <w:tc>
-          <w:tcPr>
-            <w:tcW w:w="3333" w:type="dxa"/>
-          </w:tcPr>
-          <w:p>
-            <w:pPr>
-              <w:spacing w:line="360" w:lineRule="auto"/>
-              <w:contextualSpacing/>
-              <w:jc w:val="both"/>
-              <w:rPr>
-                <w:sz w:val="22"/>
-                <w:szCs w:val="22"/>
-                <w:lang w:val="id-ID"/>
-              </w:rPr>
-            </w:pPr>
-            <w:r>
-              <w:rPr>
-                <w:sz w:val="22"/>
-                <w:szCs w:val="22"/>
-              </w:rPr>
-              <w:t>Tanggal 1/2 masa pidana</w:t>
-            </w:r>
-          </w:p>
-        </w:tc>
-        <w:tc>
-          <w:tcPr>
-            <w:tcW w:w="296" w:type="dxa"/>
-          </w:tcPr>
-          <w:p>
-            <w:pPr>
-              <w:spacing w:line="360" w:lineRule="auto"/>
-              <w:contextualSpacing/>
-              <w:jc w:val="both"/>
-              <w:rPr>
-                <w:bCs/>
-                <w:sz w:val="22"/>
-                <w:szCs w:val="22"/>
-              </w:rPr>
-            </w:pPr>
-            <w:r>
-              <w:rPr>
-                <w:bCs/>
-                <w:sz w:val="22"/>
-                <w:szCs w:val="22"/>
-              </w:rPr>
-              <w:t>:</w:t>
-            </w:r>
-          </w:p>
-        </w:tc>
-        <w:tc>
-          <w:tcPr>
-            <w:tcW w:w="2184" w:type="dxa"/>
-          </w:tcPr>
-          <w:p>
-            <w:pPr>
-              <w:spacing w:line="360" w:lineRule="auto"/>
-              <w:contextualSpacing/>
-              <w:jc w:val="both"/>
-              <w:rPr>
-                <w:color w:val="FF0000"/>
-                <w:sz w:val="22"/>
-                <w:szCs w:val="22"/>
-              </w:rPr>
-            </w:pPr>
-            <w:r>
-              <w:rPr>
-                <w:sz w:val="22"/>
-                <w:szCs w:val="22"/>
-              </w:rPr>
-              <w:t>{{tgl_1per2}}</w:t>
-            </w:r>
-          </w:p>
-        </w:tc>
-      </w:tr>
-      <w:tr>
-        <w:tc>
-          <w:tcPr>
-            <w:tcW w:w="417" w:type="dxa"/>
-          </w:tcPr>
-          <w:p>
-            <w:pPr>
-              <w:spacing w:line="360" w:lineRule="auto"/>
-              <w:contextualSpacing/>
-              <w:jc w:val="both"/>
-              <w:rPr>
-                <w:bCs/>
-                <w:sz w:val="22"/>
-                <w:szCs w:val="22"/>
-              </w:rPr>
-            </w:pPr>
-            <w:r>
-              <w:rPr>
-                <w:bCs/>
-                <w:sz w:val="22"/>
-                <w:szCs w:val="22"/>
-              </w:rPr>
-              <w:t>3.</w:t>
-            </w:r>
-          </w:p>
-        </w:tc>
-        <w:tc>
-          <w:tcPr>
-            <w:tcW w:w="3333" w:type="dxa"/>
-          </w:tcPr>
-          <w:p>
-            <w:pPr>
-              <w:spacing w:line="360" w:lineRule="auto"/>
-              <w:contextualSpacing/>
-              <w:jc w:val="both"/>
-              <w:rPr>
-                <w:sz w:val="22"/>
-                <w:szCs w:val="22"/>
-              </w:rPr>
-            </w:pPr>
-            <w:r>
-              <w:rPr>
-                <w:sz w:val="22"/>
-                <w:szCs w:val="22"/>
-              </w:rPr>
-              <w:t>Tanggal 2/3 masa pidan</w:t>
-            </w:r>
-            <w:r>
-              <w:rPr>
-                <w:sz w:val="22"/>
-                <w:szCs w:val="22"/>
-                <w:lang w:val="id-ID"/>
-              </w:rPr>
-              <w:t>a</w:t>
-            </w:r>
-          </w:p>
-        </w:tc>
-        <w:tc>
-          <w:tcPr>
-            <w:tcW w:w="296" w:type="dxa"/>
-          </w:tcPr>
-          <w:p>
-            <w:pPr>
-              <w:spacing w:line="360" w:lineRule="auto"/>
-              <w:contextualSpacing/>
-              <w:jc w:val="both"/>
-              <w:rPr>
-                <w:bCs/>
-                <w:sz w:val="22"/>
-                <w:szCs w:val="22"/>
-              </w:rPr>
-            </w:pPr>
-            <w:r>
-              <w:rPr>
-                <w:bCs/>
-                <w:sz w:val="22"/>
-                <w:szCs w:val="22"/>
-              </w:rPr>
-              <w:t>:</w:t>
-            </w:r>
-          </w:p>
-        </w:tc>
-        <w:tc>
-          <w:tcPr>
-            <w:tcW w:w="2184" w:type="dxa"/>
-          </w:tcPr>
-          <w:p>
-            <w:pPr>
-              <w:spacing w:line="360" w:lineRule="auto"/>
-              <w:contextualSpacing/>
-              <w:jc w:val="both"/>
-              <w:rPr>
-                <w:color w:val="FF0000"/>
-                <w:sz w:val="22"/>
-                <w:szCs w:val="22"/>
-              </w:rPr>
-            </w:pPr>
-            <w:r>
-              <w:rPr>
-                <w:sz w:val="22"/>
-                <w:szCs w:val="22"/>
-              </w:rPr>
-              <w:t>{{tgl_2per3}}</w:t>
-            </w:r>
-          </w:p>
-        </w:tc>
-      </w:tr>
-      <w:tr>
-        <w:tc>
-          <w:tcPr>
-            <w:tcW w:w="417" w:type="dxa"/>
-          </w:tcPr>
-          <w:p>
-            <w:pPr>
-              <w:spacing w:line="360" w:lineRule="auto"/>
-              <w:contextualSpacing/>
-              <w:jc w:val="both"/>
-              <w:rPr>
-                <w:bCs/>
-                <w:sz w:val="22"/>
-                <w:szCs w:val="22"/>
-              </w:rPr>
-            </w:pPr>
-            <w:r>
-              <w:rPr>
-                <w:bCs/>
-                <w:sz w:val="22"/>
-                <w:szCs w:val="22"/>
-              </w:rPr>
-              <w:t>4.</w:t>
-            </w:r>
-          </w:p>
-        </w:tc>
-        <w:tc>
-          <w:tcPr>
-            <w:tcW w:w="3333" w:type="dxa"/>
-          </w:tcPr>
-          <w:p>
-            <w:pPr>
-              <w:spacing w:line="360" w:lineRule="auto"/>
-              <w:contextualSpacing/>
-              <w:jc w:val="both"/>
-              <w:rPr>
-                <w:sz w:val="22"/>
-                <w:szCs w:val="22"/>
-              </w:rPr>
-            </w:pPr>
-            <w:r>
-              <w:rPr>
-                <w:sz w:val="22"/>
-                <w:szCs w:val="22"/>
-              </w:rPr>
-              <w:t>Masa Ekspirasi</w:t>
-            </w:r>
-            <w:r>
-              <w:rPr>
-                <w:sz w:val="22"/>
-                <w:szCs w:val="22"/>
-              </w:rPr>
-              <w:tab/>
-            </w:r>
-          </w:p>
-        </w:tc>
-        <w:tc>
-          <w:tcPr>
-            <w:tcW w:w="296" w:type="dxa"/>
-          </w:tcPr>
-          <w:p>
-            <w:pPr>
-              <w:spacing w:line="360" w:lineRule="auto"/>
-              <w:contextualSpacing/>
-              <w:jc w:val="both"/>
-              <w:rPr>
-                <w:bCs/>
-                <w:sz w:val="22"/>
-                <w:szCs w:val="22"/>
-              </w:rPr>
-            </w:pPr>
-            <w:r>
-              <w:rPr>
-                <w:bCs/>
-                <w:sz w:val="22"/>
-                <w:szCs w:val="22"/>
-              </w:rPr>
-              <w:t>:</w:t>
-            </w:r>
-          </w:p>
-        </w:tc>
-        <w:tc>
-          <w:tcPr>
-            <w:tcW w:w="2184" w:type="dxa"/>
-          </w:tcPr>
-          <w:p>
-            <w:pPr>
-              <w:spacing w:line="360" w:lineRule="auto"/>
-              <w:contextualSpacing/>
-              <w:jc w:val="both"/>
-              <w:rPr>
-                <w:bCs/>
-                <w:color w:val="FF0000"/>
-                <w:sz w:val="22"/>
-                <w:szCs w:val="22"/>
-              </w:rPr>
-            </w:pPr>
-            <w:r>
-              <w:rPr>
-                <w:sz w:val="22"/>
-                <w:szCs w:val="22"/>
-              </w:rPr>
-              <w:t>{{ekspirasi}}</w:t>
-            </w:r>
-          </w:p>
-        </w:tc>
-      </w:tr>
-    </w:tbl>
-    <w:p>
-      <w:pPr>
-        <w:pStyle w:val="ListParagraph"/>
-        <w:numPr>
-          <w:ilvl w:val="0"/>
-          <w:numId w:val="9"/>
-        </w:numPr>
-        <w:spacing w:line="360" w:lineRule="auto"/>
-        <w:jc w:val="both"/>
-        <w:rPr>
-          <w:b/>
-          <w:sz w:val="22"/>
-          <w:szCs w:val="22"/>
-        </w:rPr>
-      </w:pPr>
-      <w:r>
-        <w:rPr>
-          <w:b/>
-          <w:sz w:val="22"/>
-          <w:szCs w:val="22"/>
-        </w:rPr>
-        <w:t>Program Pembinaan Kepribadian</w:t>
-      </w:r>
-    </w:p>
-    <w:p>
-      <w:pPr>
-        <w:spacing w:line="360" w:lineRule="auto"/>
-        <w:ind w:left="1418"/>
-        <w:contextualSpacing/>
-        <w:jc w:val="both"/>
-        <w:rPr>
-          <w:sz w:val="22"/>
-          <w:szCs w:val="22"/>
-        </w:rPr>
-      </w:pPr>
-      <w:r>
-        <w:rPr>
-          <w:sz w:val="22"/>
-          <w:szCs w:val="22"/>
-        </w:rPr>
-        <w:t xml:space="preserve">Selama menjalani program pembinaan kepribadian di </w:t>
-      </w:r>
-      <w:r>
-        <w:rPr>
-          <w:noProof/>
-          <w:sz w:val="22"/>
-          <w:szCs w:val="22"/>
-        </w:rPr>
-        <w:t>{{asal_upt}}</w:t>
-      </w:r>
-      <w:r>
-        <w:rPr>
-          <w:sz w:val="22"/>
-          <w:szCs w:val="22"/>
-        </w:rPr>
-        <w:t xml:space="preserve">, klien aktif mengikuti kegiatan yang diadakan pihak </w:t>
-      </w:r>
-      <w:r>
-        <w:rPr>
-          <w:noProof/>
-          <w:sz w:val="22"/>
-          <w:szCs w:val="22"/>
-        </w:rPr>
-        <w:t>{{asal_upt}}</w:t>
-      </w:r>
-      <w:r>
-        <w:rPr>
-          <w:sz w:val="22"/>
-          <w:szCs w:val="22"/>
-        </w:rPr>
-        <w:t xml:space="preserve"> yaitu kegiatan pengajian, baca tulis Al-Quran, Tajwid, adzan dan ceramah. Selain itu klien juga peduli dengan lingkungan </w:t>
-      </w:r>
-      <w:r>
-        <w:rPr>
-          <w:noProof/>
-          <w:sz w:val="22"/>
-          <w:szCs w:val="22"/>
-        </w:rPr>
-        <w:t>{{asal_upt}}</w:t>
-      </w:r>
-      <w:r>
-        <w:rPr>
-          <w:sz w:val="22"/>
-          <w:szCs w:val="22"/>
-        </w:rPr>
-        <w:t xml:space="preserve"> dengan selalu menjaga kebersihan dalam lingkungan </w:t>
-      </w:r>
-      <w:r>
-        <w:rPr>
-          <w:noProof/>
-          <w:sz w:val="22"/>
-          <w:szCs w:val="22"/>
-        </w:rPr>
-        <w:t>{{asal_upt}}</w:t>
-      </w:r>
-      <w:r>
-        <w:rPr>
-          <w:sz w:val="22"/>
-          <w:szCs w:val="22"/>
-        </w:rPr>
-        <w:t>.</w:t>
-      </w:r>
-    </w:p>
-    <w:p>
-      <w:pPr>
-        <w:numPr>
-          <w:ilvl w:val="0"/>
-          <w:numId w:val="9"/>
-        </w:numPr>
-        <w:spacing w:line="360" w:lineRule="auto"/>
-        <w:contextualSpacing/>
-        <w:jc w:val="both"/>
-        <w:rPr>
-          <w:b/>
-          <w:sz w:val="22"/>
-          <w:szCs w:val="22"/>
-        </w:rPr>
-      </w:pPr>
-      <w:r>
-        <w:rPr>
-          <w:b/>
-          <w:sz w:val="22"/>
-          <w:szCs w:val="22"/>
-        </w:rPr>
-        <w:t>Program Pembinaan Kemandirian</w:t>
-      </w:r>
-    </w:p>
-    <w:p>
-      <w:pPr>
-        <w:spacing w:line="360" w:lineRule="auto"/>
-        <w:ind w:left="1353"/>
-        <w:contextualSpacing/>
-        <w:jc w:val="both"/>
-        <w:rPr>
-          <w:b/>
-          <w:sz w:val="22"/>
-          <w:szCs w:val="22"/>
-        </w:rPr>
-      </w:pPr>
-      <w:r>
-        <w:rPr>
-          <w:sz w:val="22"/>
-          <w:szCs w:val="22"/>
-          <w:lang w:val="id-ID"/>
-        </w:rPr>
-        <w:t xml:space="preserve">Klien tidak diikutkan dalam pembinaan </w:t>
-      </w:r>
-      <w:r>
-        <w:rPr>
-          <w:sz w:val="22"/>
-          <w:szCs w:val="22"/>
-          <w:lang w:val="id-ID"/>
-        </w:rPr>
-        <w:t>kemandirian</w:t>
-      </w:r>
-      <w:r>
-        <w:rPr>
-          <w:sz w:val="22"/>
-          <w:szCs w:val="22"/>
-          <w:lang w:val="id-ID"/>
-        </w:rPr>
-        <w:t xml:space="preserve"> karena klien tidak memiliki keterampilan.</w:t>
+          <w:sz w:val="22"/>
+          <w:szCs w:val="22"/>
+          <w:lang w:val="id-ID"/>
+        </w:rPr>
+        <w:t>Selama Klien menjalani pemidanaan, Klien diikutkan dalam kegiatan pembinaan kemandirian berupa{{bina_mandiri}}.</w:t>
       </w:r>
     </w:p>
     <w:p>
@@ -15759,6 +15328,7 @@
           <w:sz w:val="22"/>
           <w:szCs w:val="22"/>
         </w:rPr>
+        <w:lastRenderedPageBreak/>
         <w:t>Relasi klien dengan sesama warga binaan juga harmonis dan tidak ada permasalahan. Klien mampu beradaptasi dan kchadirannya diterima dengan baik oleh rekan sesama warga binaan. Klien dikenal sebagai sosok yang dewasa didalam kamar.</w:t>
       </w:r>
     </w:p>
@@ -15814,7 +15384,7 @@
           <w:sz w:val="22"/>
           <w:szCs w:val="22"/>
         </w:rPr>
-        <w:t>{{asal_upt}}</w:t>
+        <w:t>{{upt}}</w:t>
       </w:r>
       <w:r>
         <w:rPr>
@@ -15829,7 +15399,7 @@
           <w:sz w:val="22"/>
           <w:szCs w:val="22"/>
         </w:rPr>
-        <w:t>{{asal_upt}}</w:t>
+        <w:t>{{upt}}</w:t>
       </w:r>
       <w:r>
         <w:rPr>
@@ -15896,7 +15466,7 @@
           <w:sz w:val="22"/>
           <w:szCs w:val="22"/>
         </w:rPr>
-        <w:t>{{asal_upt}}</w:t>
+        <w:t>{{upt}}</w:t>
       </w:r>
       <w:r>
         <w:rPr>
@@ -15911,7 +15481,7 @@
           <w:sz w:val="22"/>
           <w:szCs w:val="22"/>
         </w:rPr>
-        <w:t>{{asal_upt}}</w:t>
+        <w:t>{{upt}}</w:t>
       </w:r>
       <w:r>
         <w:rPr>
@@ -16022,6 +15592,339 @@
         <w:ind w:left="993" w:firstLine="423"/>
         <w:jc w:val="both"/>
         <w:rPr>
+          <w:rStyle w:val="HTMLCode"/>
+          <w:rFonts w:ascii="Times New Roman" w:hAnsi="Times New Roman" w:cs="Times New Roman"/>
+          <w:sz w:val="22"/>
+          <w:szCs w:val="22"/>
+        </w:rPr>
+      </w:pPr>
+      <w:r>
+        <w:rPr>
+          <w:sz w:val="22"/>
+          <w:szCs w:val="22"/>
+        </w:rPr>
+        <w:t>Skor Akhir RRI</w:t>
+      </w:r>
+      <w:r>
+        <w:rPr>
+          <w:sz w:val="22"/>
+          <w:szCs w:val="22"/>
+          <w:lang w:val="id-ID"/>
+        </w:rPr>
+        <w:t xml:space="preserve"> </w:t>
+      </w:r>
+      <w:r>
+        <w:rPr>
+          <w:rStyle w:val="HTMLCode"/>
+          <w:rFonts w:ascii="Times New Roman" w:hAnsi="Times New Roman" w:cs="Times New Roman"/>
+          <w:sz w:val="22"/>
+          <w:szCs w:val="22"/>
+        </w:rPr>
+        <w:t>{{</w:t>
+      </w:r>
+      <w:r>
+        <w:rPr>
+          <w:rStyle w:val="HTMLCode"/>
+          <w:rFonts w:ascii="Times New Roman" w:hAnsi="Times New Roman" w:cs="Times New Roman"/>
+          <w:sz w:val="22"/>
+          <w:szCs w:val="22"/>
+          <w:lang w:val="id-ID"/>
+        </w:rPr>
+        <w:t>skor</w:t>
+      </w:r>
+      <w:r>
+        <w:rPr>
+          <w:rStyle w:val="HTMLCode"/>
+          <w:rFonts w:ascii="Times New Roman" w:hAnsi="Times New Roman" w:cs="Times New Roman"/>
+          <w:sz w:val="22"/>
+          <w:szCs w:val="22"/>
+        </w:rPr>
+        <w:t>_rri}}</w:t>
+      </w:r>
+    </w:p>
+    <w:p>
+      <w:pPr>
+        <w:pStyle w:val="ListParagraph"/>
+        <w:spacing w:line="360" w:lineRule="auto"/>
+        <w:ind w:left="993" w:firstLine="423"/>
+        <w:jc w:val="both"/>
+        <w:rPr>
+          <w:rStyle w:val="HTMLCode"/>
+          <w:rFonts w:ascii="Times New Roman" w:hAnsi="Times New Roman" w:cs="Times New Roman"/>
+          <w:sz w:val="22"/>
+          <w:szCs w:val="22"/>
+        </w:rPr>
+      </w:pPr>
+      <w:r>
+        <w:rPr>
+          <w:sz w:val="22"/>
+          <w:szCs w:val="22"/>
+        </w:rPr>
+        <w:t>Tingkat Risiko RRI</w:t>
+      </w:r>
+      <w:r>
+        <w:rPr>
+          <w:sz w:val="22"/>
+          <w:szCs w:val="22"/>
+          <w:lang w:val="id-ID"/>
+        </w:rPr>
+        <w:t xml:space="preserve"> </w:t>
+      </w:r>
+      <w:r>
+        <w:rPr>
+          <w:rStyle w:val="HTMLCode"/>
+          <w:rFonts w:ascii="Times New Roman" w:hAnsi="Times New Roman" w:cs="Times New Roman"/>
+          <w:sz w:val="22"/>
+          <w:szCs w:val="22"/>
+        </w:rPr>
+        <w:t>{{</w:t>
+      </w:r>
+      <w:r>
+        <w:rPr>
+          <w:rStyle w:val="HTMLCode"/>
+          <w:rFonts w:ascii="Times New Roman" w:hAnsi="Times New Roman" w:cs="Times New Roman"/>
+          <w:sz w:val="22"/>
+          <w:szCs w:val="22"/>
+          <w:lang w:val="id-ID"/>
+        </w:rPr>
+        <w:t>kat</w:t>
+      </w:r>
+      <w:r>
+        <w:rPr>
+          <w:rStyle w:val="HTMLCode"/>
+          <w:rFonts w:ascii="Times New Roman" w:hAnsi="Times New Roman" w:cs="Times New Roman"/>
+          <w:sz w:val="22"/>
+          <w:szCs w:val="22"/>
+        </w:rPr>
+        <w:t>_rri}}</w:t>
+      </w:r>
+    </w:p>
+    <w:p>
+      <w:pPr>
+        <w:pStyle w:val="ListParagraph"/>
+        <w:spacing w:line="360" w:lineRule="auto"/>
+        <w:ind w:left="993" w:firstLine="423"/>
+        <w:jc w:val="both"/>
+        <w:rPr>
+          <w:rStyle w:val="HTMLCode"/>
+          <w:rFonts w:ascii="Times New Roman" w:hAnsi="Times New Roman" w:cs="Times New Roman"/>
+          <w:sz w:val="22"/>
+          <w:szCs w:val="22"/>
+        </w:rPr>
+      </w:pPr>
+      <w:r>
+        <w:rPr>
+          <w:sz w:val="22"/>
+          <w:szCs w:val="22"/>
+        </w:rPr>
+        <w:t>Skor Kriminogenik</w:t>
+      </w:r>
+      <w:r>
+        <w:rPr>
+          <w:rStyle w:val="HTMLCode"/>
+          <w:rFonts w:ascii="Times New Roman" w:hAnsi="Times New Roman" w:cs="Times New Roman"/>
+          <w:sz w:val="22"/>
+          <w:szCs w:val="22"/>
+        </w:rPr>
+        <w:t>{{skor_krim}}</w:t>
+      </w:r>
+    </w:p>
+    <w:p>
+      <w:pPr>
+        <w:pStyle w:val="ListParagraph"/>
+        <w:spacing w:line="360" w:lineRule="auto"/>
+        <w:ind w:left="993" w:firstLine="423"/>
+        <w:jc w:val="both"/>
+        <w:rPr>
+          <w:rStyle w:val="HTMLCode"/>
+          <w:rFonts w:ascii="Times New Roman" w:hAnsi="Times New Roman" w:cs="Times New Roman"/>
+          <w:sz w:val="22"/>
+          <w:szCs w:val="22"/>
+          <w:lang w:bidi="en-US"/>
+        </w:rPr>
+      </w:pPr>
+      <w:r>
+        <w:rPr>
+          <w:rStyle w:val="HTMLCode"/>
+          <w:rFonts w:ascii="Times New Roman" w:hAnsi="Times New Roman" w:cs="Times New Roman"/>
+          <w:sz w:val="22"/>
+          <w:szCs w:val="22"/>
+          <w:lang w:val="id-ID"/>
+        </w:rPr>
+        <w:t xml:space="preserve">Faktor Kriminogenik : </w:t>
+      </w:r>
+      <w:r>
+        <w:rPr>
+          <w:sz w:val="22"/>
+          <w:szCs w:val="22"/>
+          <w:lang w:bidi="en-US"/>
+        </w:rPr>
+        <w:t>{{</w:t>
+      </w:r>
+      <w:r>
+        <w:rPr>
+          <w:sz w:val="22"/>
+          <w:szCs w:val="22"/>
+          <w:lang w:val="id-ID" w:bidi="en-US"/>
+        </w:rPr>
+        <w:t>kebutuhan</w:t>
+      </w:r>
+      <w:r>
+        <w:rPr>
+          <w:sz w:val="22"/>
+          <w:szCs w:val="22"/>
+          <w:lang w:bidi="en-US"/>
+        </w:rPr>
+        <w:t>}}</w:t>
+      </w:r>
+    </w:p>
+    <w:p>
+      <w:pPr>
+        <w:pStyle w:val="ListParagraph"/>
+        <w:spacing w:line="360" w:lineRule="auto"/>
+        <w:ind w:left="993" w:firstLine="423"/>
+        <w:jc w:val="both"/>
+        <w:rPr>
+          <w:color w:val="FF0000"/>
+          <w:sz w:val="22"/>
+          <w:szCs w:val="22"/>
+          <w:lang w:bidi="en-US"/>
+        </w:rPr>
+      </w:pPr>
+      <w:r>
+        <w:rPr>
+          <w:color w:val="FF0000"/>
+          <w:sz w:val="22"/>
+          <w:szCs w:val="22"/>
+          <w:lang w:val="id-ID" w:bidi="en-US"/>
+        </w:rPr>
+        <w:t xml:space="preserve">Skor ISPN </w:t>
+      </w:r>
+      <w:r>
+        <w:rPr>
+          <w:color w:val="FF0000"/>
+          <w:sz w:val="22"/>
+          <w:szCs w:val="22"/>
+          <w:lang w:bidi="en-US"/>
+        </w:rPr>
+        <w:t>{{skor_ispn}}</w:t>
+      </w:r>
+    </w:p>
+    <w:p>
+      <w:pPr>
+        <w:pStyle w:val="ListParagraph"/>
+        <w:spacing w:line="360" w:lineRule="auto"/>
+        <w:ind w:left="993" w:firstLine="423"/>
+        <w:jc w:val="both"/>
+        <w:rPr>
+          <w:color w:val="FF0000"/>
+          <w:sz w:val="22"/>
+          <w:szCs w:val="22"/>
+          <w:lang w:bidi="en-US"/>
+        </w:rPr>
+      </w:pPr>
+      <w:r>
+        <w:rPr>
+          <w:color w:val="FF0000"/>
+          <w:sz w:val="22"/>
+          <w:szCs w:val="22"/>
+          <w:lang w:val="id-ID" w:bidi="en-US"/>
+        </w:rPr>
+        <w:t>Rekomendasi penempatan :</w:t>
+      </w:r>
+      <w:r>
+        <w:rPr>
+          <w:color w:val="FF0000"/>
+          <w:sz w:val="22"/>
+          <w:szCs w:val="22"/>
+          <w:lang w:bidi="en-US"/>
+        </w:rPr>
+        <w:t>{{rekomendasi_ispn}}</w:t>
+      </w:r>
+    </w:p>
+    <w:p>
+      <w:pPr>
+        <w:pStyle w:val="ListParagraph"/>
+        <w:spacing w:line="360" w:lineRule="auto"/>
+        <w:ind w:left="993" w:firstLine="423"/>
+        <w:jc w:val="both"/>
+        <w:rPr>
+          <w:rStyle w:val="HTMLCode"/>
+          <w:rFonts w:ascii="Times New Roman" w:hAnsi="Times New Roman" w:cs="Times New Roman"/>
+          <w:color w:val="FF0000"/>
+          <w:sz w:val="22"/>
+          <w:szCs w:val="22"/>
+        </w:rPr>
+      </w:pPr>
+      <w:r>
+        <w:rPr>
+          <w:color w:val="FF0000"/>
+          <w:sz w:val="22"/>
+          <w:szCs w:val="22"/>
+        </w:rPr>
+        <w:t xml:space="preserve">Kesimpulan </w:t>
+      </w:r>
+      <w:r>
+        <w:rPr>
+          <w:color w:val="FF0000"/>
+          <w:sz w:val="22"/>
+          <w:szCs w:val="22"/>
+          <w:lang w:val="id-ID"/>
+        </w:rPr>
+        <w:t xml:space="preserve">Asesmen </w:t>
+      </w:r>
+      <w:r>
+        <w:rPr>
+          <w:rStyle w:val="HTMLCode"/>
+          <w:rFonts w:ascii="Times New Roman" w:hAnsi="Times New Roman" w:cs="Times New Roman"/>
+          <w:color w:val="FF0000"/>
+          <w:sz w:val="22"/>
+          <w:szCs w:val="22"/>
+        </w:rPr>
+        <w:t>{{kesimpulan_</w:t>
+      </w:r>
+      <w:r>
+        <w:rPr>
+          <w:rStyle w:val="HTMLCode"/>
+          <w:rFonts w:ascii="Times New Roman" w:hAnsi="Times New Roman" w:cs="Times New Roman"/>
+          <w:color w:val="FF0000"/>
+          <w:sz w:val="22"/>
+          <w:szCs w:val="22"/>
+          <w:lang w:val="id-ID"/>
+        </w:rPr>
+        <w:t>asesmen</w:t>
+      </w:r>
+      <w:r>
+        <w:rPr>
+          <w:rStyle w:val="HTMLCode"/>
+          <w:rFonts w:ascii="Times New Roman" w:hAnsi="Times New Roman" w:cs="Times New Roman"/>
+          <w:color w:val="FF0000"/>
+          <w:sz w:val="22"/>
+          <w:szCs w:val="22"/>
+        </w:rPr>
+        <w:t>}}</w:t>
+      </w:r>
+    </w:p>
+    <w:p>
+      <w:pPr>
+        <w:pStyle w:val="ListParagraph"/>
+        <w:spacing w:line="360" w:lineRule="auto"/>
+        <w:ind w:left="993" w:firstLine="423"/>
+        <w:jc w:val="both"/>
+        <w:rPr>
+          <w:sz w:val="22"/>
+          <w:szCs w:val="22"/>
+          <w:lang w:bidi="en-US"/>
+        </w:rPr>
+      </w:pPr>
+    </w:p>
+    <w:p>
+      <w:pPr>
+        <w:pStyle w:val="ListParagraph"/>
+        <w:spacing w:line="360" w:lineRule="auto"/>
+        <w:ind w:left="993" w:firstLine="423"/>
+        <w:jc w:val="both"/>
+        <w:rPr>
           <w:b/>
           <w:sz w:val="22"/>
           <w:szCs w:val="22"/>
@@ -16073,7 +15976,6 @@
           <w:szCs w:val="22"/>
           <w:lang w:bidi="en-US"/>
         </w:rPr>
-        <w:lastRenderedPageBreak/>
         <w:t xml:space="preserve">1. Bagian A, klien mendapatkan skor </w:t>
       </w:r>
       <w:r>
@@ -16172,23 +16074,7 @@
           <w:szCs w:val="22"/>
           <w:lang w:bidi="en-US"/>
         </w:rPr>
-        <w:t xml:space="preserve">Kebutuhan pembinaan dan pembimbingan Klien menunjukkan nilai </w:t>
-      </w:r>
-      <w:r>
-        <w:rPr>
-          <w:sz w:val="22"/>
-          <w:szCs w:val="22"/>
-          <w:lang w:bidi="en-US"/>
-        </w:rPr>
-        <w:t>{{hasil_kriminogenik}}</w:t>
-      </w:r>
-      <w:r>
-        <w:rPr>
-          <w:sz w:val="22"/>
-          <w:szCs w:val="22"/>
-          <w:lang w:bidi="en-US"/>
-        </w:rPr>
-        <w:t>. Hal ini dinilai dengan menggunakan alat</w:t>
+        <w:t>Kebutuhan pembinaan dan pembimbingan Klien menunjukkan nilai {{hasil_kriminogenik}}. Hal ini dinilai dengan menggunakan alat</w:t>
       </w:r>
       <w:r>
         <w:rPr>
@@ -16917,6 +16803,7 @@
                 <w:szCs w:val="22"/>
                 <w:lang w:val="id-ID" w:eastAsia="zh-CN"/>
               </w:rPr>
+              <w:lastRenderedPageBreak/>
               <w:t>Sikap Anti Sosial/ Pandangan Terhadap Tindak Pidana</w:t>
             </w:r>
           </w:p>
@@ -17152,295 +17039,152 @@
     <w:p>
       <w:pPr>
         <w:pStyle w:val="ListParagraph"/>
-        <w:numPr>
-          <w:ilvl w:val="0"/>
-          <w:numId w:val="1"/>
-        </w:numPr>
         <w:spacing w:line="360" w:lineRule="auto"/>
+        <w:ind w:left="1353"/>
         <w:jc w:val="both"/>
         <w:rPr>
+          <w:sz w:val="22"/>
+          <w:szCs w:val="22"/>
+        </w:rPr>
+      </w:pPr>
+      <w:r>
+        <w:rPr>
+          <w:sz w:val="22"/>
+          <w:szCs w:val="22"/>
+        </w:rPr>
+        <w:t>{{ai_analisis_hukum}}</w:t>
+      </w:r>
+    </w:p>
+    <w:p>
+      <w:pPr>
+        <w:pStyle w:val="ListParagraph"/>
+        <w:spacing w:line="360" w:lineRule="auto"/>
+        <w:ind w:left="1353"/>
+        <w:jc w:val="both"/>
+        <w:rPr>
+          <w:sz w:val="22"/>
+          <w:szCs w:val="22"/>
+        </w:rPr>
+      </w:pPr>
+      <w:r>
+        <w:rPr>
+          <w:sz w:val="22"/>
+          <w:szCs w:val="22"/>
+        </w:rPr>
+        <w:t>{</w:t>
+      </w:r>
+      <w:r>
+        <w:rPr>
+          <w:sz w:val="22"/>
+          <w:szCs w:val="22"/>
+          <w:lang w:val="id-ID"/>
+        </w:rPr>
+        <w:t>{</w:t>
+      </w:r>
+      <w:r>
+        <w:rPr>
+          <w:sz w:val="22"/>
+          <w:szCs w:val="22"/>
+        </w:rPr>
+        <w:t>ai_analisis_klien}}</w:t>
+      </w:r>
+    </w:p>
+    <w:p>
+      <w:pPr>
+        <w:pStyle w:val="ListParagraph"/>
+        <w:spacing w:line="360" w:lineRule="auto"/>
+        <w:ind w:left="1353"/>
+        <w:jc w:val="both"/>
+        <w:rPr>
+          <w:sz w:val="22"/>
+          <w:szCs w:val="22"/>
+        </w:rPr>
+      </w:pPr>
+      <w:r>
+        <w:rPr>
+          <w:sz w:val="22"/>
+          <w:szCs w:val="22"/>
+        </w:rPr>
+        <w:t>{{ai_analisis_penjamin}}</w:t>
+      </w:r>
+    </w:p>
+    <w:p>
+      <w:pPr>
+        <w:pStyle w:val="ListParagraph"/>
+        <w:spacing w:line="360" w:lineRule="auto"/>
+        <w:ind w:left="1353"/>
+        <w:jc w:val="both"/>
+        <w:rPr>
+          <w:sz w:val="22"/>
+          <w:szCs w:val="22"/>
+        </w:rPr>
+      </w:pPr>
+      <w:r>
+        <w:rPr>
+          <w:sz w:val="22"/>
+          <w:szCs w:val="22"/>
+        </w:rPr>
+        <w:t>{{ai_analisis_lingkungan}}</w:t>
+      </w:r>
+    </w:p>
+    <w:p>
+      <w:pPr>
+        <w:pStyle w:val="ListParagraph"/>
+        <w:spacing w:line="360" w:lineRule="auto"/>
+        <w:ind w:left="1353"/>
+        <w:jc w:val="both"/>
+        <w:rPr>
+          <w:sz w:val="22"/>
+          <w:szCs w:val="22"/>
+        </w:rPr>
+      </w:pPr>
+      <w:r>
+        <w:rPr>
+          <w:sz w:val="22"/>
+          <w:szCs w:val="22"/>
+        </w:rPr>
+        <w:t>{{skor_rri}} / {{kat_rri}}</w:t>
+      </w:r>
+    </w:p>
+    <w:p>
+      <w:pPr>
+        <w:pStyle w:val="ListParagraph"/>
+        <w:spacing w:line="360" w:lineRule="auto"/>
+        <w:ind w:left="1353"/>
+        <w:jc w:val="both"/>
+        <w:rPr>
+          <w:sz w:val="22"/>
+          <w:szCs w:val="22"/>
+        </w:rPr>
+      </w:pPr>
+      <w:r>
+        <w:rPr>
+          <w:sz w:val="22"/>
+          <w:szCs w:val="22"/>
+        </w:rPr>
+        <w:t>{{skor_krim}} / {{kat_krim}}</w:t>
+      </w:r>
+    </w:p>
+    <w:p>
+      <w:pPr>
+        <w:pStyle w:val="ListParagraph"/>
+        <w:spacing w:line="360" w:lineRule="auto"/>
+        <w:ind w:left="1353"/>
+        <w:jc w:val="both"/>
+        <w:rPr>
           <w:b/>
-          <w:bCs/>
-          <w:sz w:val="22"/>
-          <w:szCs w:val="22"/>
-        </w:rPr>
-      </w:pPr>
-      <w:r>
-        <w:rPr>
-          <w:b/>
-          <w:bCs/>
-          <w:sz w:val="22"/>
-          <w:szCs w:val="22"/>
-        </w:rPr>
-        <w:t>Sikap Klien Selama Mengikuti Pembinaan Dan Resiko Pengulangan Tindak Pidana</w:t>
-      </w:r>
-    </w:p>
-    <w:p>
-      <w:pPr>
-        <w:spacing w:after="240" w:line="360" w:lineRule="auto"/>
-        <w:ind w:left="1440"/>
-        <w:contextualSpacing/>
-        <w:jc w:val="both"/>
-        <w:rPr>
-          <w:sz w:val="22"/>
-          <w:szCs w:val="22"/>
-        </w:rPr>
-      </w:pPr>
-      <w:r>
-        <w:rPr>
-          <w:sz w:val="22"/>
-          <w:szCs w:val="22"/>
-        </w:rPr>
-        <w:t xml:space="preserve">Selama menjalankan masa pembinaan, sikap klien menunjukkan sikap perubahaan kearah positif. Klien berlaku tertib terhadap aturan yang berlaku di </w:t>
-      </w:r>
-      <w:r>
-        <w:rPr>
-          <w:noProof/>
-          <w:sz w:val="22"/>
-          <w:szCs w:val="22"/>
-        </w:rPr>
-        <w:t>{{asal_upt}}</w:t>
-      </w:r>
-      <w:r>
-        <w:rPr>
-          <w:sz w:val="22"/>
-          <w:szCs w:val="22"/>
-        </w:rPr>
-        <w:t xml:space="preserve">, serta antusias dalam melakukan program pembinaan yang diadakan pihak </w:t>
-      </w:r>
-      <w:r>
-        <w:rPr>
-          <w:noProof/>
-          <w:sz w:val="22"/>
-          <w:szCs w:val="22"/>
-        </w:rPr>
-        <w:t>{{asal_upt}}</w:t>
-      </w:r>
-      <w:r>
-        <w:rPr>
-          <w:sz w:val="22"/>
-          <w:szCs w:val="22"/>
-        </w:rPr>
-        <w:t xml:space="preserve">. Klien dapat beradaptasi dengan baik dengan lingkungan di </w:t>
-      </w:r>
-      <w:r>
-        <w:rPr>
-          <w:noProof/>
-          <w:sz w:val="22"/>
-          <w:szCs w:val="22"/>
-        </w:rPr>
-        <w:t>{{asal_upt}}</w:t>
-      </w:r>
-      <w:r>
-        <w:rPr>
-          <w:sz w:val="22"/>
-          <w:szCs w:val="22"/>
-        </w:rPr>
-        <w:t xml:space="preserve"> serta tidak pernah tercatat dalam buku register F. </w:t>
-      </w:r>
-    </w:p>
-    <w:p>
-      <w:pPr>
-        <w:spacing w:after="240" w:line="360" w:lineRule="auto"/>
-        <w:ind w:left="1440"/>
-        <w:contextualSpacing/>
-        <w:jc w:val="both"/>
-        <w:rPr>
-          <w:sz w:val="22"/>
-          <w:szCs w:val="22"/>
-        </w:rPr>
-      </w:pPr>
-      <w:r>
-        <w:rPr>
-          <w:sz w:val="22"/>
-          <w:szCs w:val="22"/>
-        </w:rPr>
-        <w:t xml:space="preserve">Perubahan perilaku klien dapat dilihat dari seringnya klien menghabiskan waktu didalam masjid melakukan ibadah dan membaca Al-Quran. Meskipun klien tidak mengikuti pembinaan kemandirian. Namun, perubahan perilaku klien dapat menjadikan klien mendapatkan hak untuk dapat diusulkan program re-integrasi berupa </w:t>
-      </w:r>
-      <w:r>
-        <w:rPr>
-          <w:noProof/>
-          <w:sz w:val="22"/>
-          <w:szCs w:val="22"/>
-        </w:rPr>
-        <w:t>{{program}}</w:t>
-      </w:r>
-      <w:r>
-        <w:rPr>
-          <w:sz w:val="22"/>
-          <w:szCs w:val="22"/>
-        </w:rPr>
-        <w:t>.</w:t>
-      </w:r>
-    </w:p>
-    <w:p>
-      <w:pPr>
-        <w:spacing w:line="360" w:lineRule="auto"/>
-        <w:ind w:left="1440"/>
-        <w:contextualSpacing/>
-        <w:jc w:val="both"/>
-        <w:rPr>
-          <w:sz w:val="22"/>
-          <w:szCs w:val="22"/>
-        </w:rPr>
-      </w:pPr>
-      <w:r>
-        <w:rPr>
-          <w:sz w:val="22"/>
-          <w:szCs w:val="22"/>
-        </w:rPr>
-        <w:t>Mengenai risiko pengulangan tindak pidana, klien memiliki risiko rendah. Sehingga diperlukan agar klien tetap mempertahankan perilaku dan bertindak sesuai norma yang berlaku.</w:t>
-      </w:r>
-    </w:p>
-    <w:p>
-      <w:pPr>
-        <w:pStyle w:val="ListParagraph"/>
-        <w:numPr>
-          <w:ilvl w:val="0"/>
-          <w:numId w:val="1"/>
-        </w:numPr>
-        <w:spacing w:line="360" w:lineRule="auto"/>
-        <w:jc w:val="both"/>
-        <w:rPr>
-          <w:b/>
-          <w:bCs/>
-          <w:sz w:val="22"/>
-          <w:szCs w:val="22"/>
-        </w:rPr>
-      </w:pPr>
-      <w:r>
-        <w:rPr>
-          <w:b/>
-          <w:bCs/>
-          <w:sz w:val="22"/>
-          <w:szCs w:val="22"/>
-        </w:rPr>
-        <w:t>Hasil Yang Diperoleh Klien Setelah Mengikuti Program Pembinaan Kepribadian Dan Kemandirian</w:t>
-      </w:r>
-    </w:p>
-    <w:p>
-      <w:pPr>
-        <w:spacing w:line="360" w:lineRule="auto"/>
-        <w:ind w:left="1440"/>
-        <w:contextualSpacing/>
-        <w:jc w:val="both"/>
-        <w:rPr>
-          <w:sz w:val="22"/>
-          <w:szCs w:val="22"/>
-        </w:rPr>
-      </w:pPr>
-      <w:r>
-        <w:rPr>
-          <w:sz w:val="22"/>
-          <w:szCs w:val="22"/>
-        </w:rPr>
-        <w:t>Setelah menjalankan program pembinaan kepribadian, terdapat perubahan perilaku kearah positif yaitu klien menjadi pribadi yang taat mengerti nilai-nilai agama dan bertanggungjawab dengan lingkungan sekitar. Klien tidak mengikuti pembinaan kemandirian dikarenakan klien tidak memiliki keterampilan.</w:t>
-      </w:r>
-    </w:p>
-    <w:p>
-      <w:pPr>
-        <w:pStyle w:val="ListParagraph"/>
-        <w:numPr>
-          <w:ilvl w:val="0"/>
-          <w:numId w:val="1"/>
-        </w:numPr>
-        <w:spacing w:line="360" w:lineRule="auto"/>
-        <w:jc w:val="both"/>
-        <w:rPr>
-          <w:b/>
-          <w:bCs/>
-          <w:sz w:val="22"/>
-          <w:szCs w:val="22"/>
-        </w:rPr>
-      </w:pPr>
-      <w:r>
-        <w:rPr>
-          <w:b/>
-          <w:bCs/>
-          <w:sz w:val="22"/>
-          <w:szCs w:val="22"/>
-        </w:rPr>
-        <w:t>Penerimaan dan Kesiapan Masyarakat, Pemerintah Setempat dan Korban</w:t>
-      </w:r>
-    </w:p>
-    <w:p>
-      <w:pPr>
-        <w:spacing w:line="360" w:lineRule="auto"/>
-        <w:ind w:left="1440"/>
-        <w:contextualSpacing/>
-        <w:jc w:val="both"/>
-        <w:rPr>
-          <w:sz w:val="22"/>
-          <w:szCs w:val="22"/>
-        </w:rPr>
-      </w:pPr>
-      <w:r>
-        <w:rPr>
-          <w:sz w:val="22"/>
-          <w:szCs w:val="22"/>
-        </w:rPr>
-        <w:lastRenderedPageBreak/>
-        <w:t>Masyarakat dan aparat Pemerintah di lingkungan tempat tinggal Klien tidak keberatan dan bersedia untuk menerima Klien kembali ke lingkungan mereka. Aparat juga siap untuk turut serta dalam mengawasi Klien.</w:t>
-      </w:r>
-    </w:p>
-    <w:p>
-      <w:pPr>
-        <w:pStyle w:val="ListParagraph"/>
-        <w:numPr>
-          <w:ilvl w:val="0"/>
-          <w:numId w:val="1"/>
-        </w:numPr>
-        <w:spacing w:after="240" w:line="360" w:lineRule="auto"/>
-        <w:jc w:val="both"/>
-        <w:rPr>
-          <w:b/>
-          <w:bCs/>
-          <w:sz w:val="22"/>
-          <w:szCs w:val="22"/>
-        </w:rPr>
-      </w:pPr>
-      <w:r>
-        <w:rPr>
-          <w:b/>
-          <w:bCs/>
-          <w:sz w:val="22"/>
-          <w:szCs w:val="22"/>
-        </w:rPr>
-        <w:t>Hasil Evaluasi Kemungkinan Memenuhi Syarat-Syarat atau Tidak Untuk Program Re-Integrasi.</w:t>
-      </w:r>
-    </w:p>
-    <w:p>
-      <w:pPr>
-        <w:pStyle w:val="ListParagraph"/>
-        <w:spacing w:after="240" w:line="360" w:lineRule="auto"/>
-        <w:ind w:left="1440"/>
-        <w:jc w:val="both"/>
-        <w:rPr>
-          <w:sz w:val="22"/>
-          <w:szCs w:val="22"/>
-        </w:rPr>
-      </w:pPr>
-      <w:r>
-        <w:rPr>
-          <w:sz w:val="22"/>
-          <w:szCs w:val="22"/>
-        </w:rPr>
-        <w:t xml:space="preserve">Berdasarkan telah tersaji diatas, Klien dinilai kooperatif terhadap segala ketentuan pemasyarakatan selama menjalani pidana di </w:t>
-      </w:r>
-      <w:r>
-        <w:rPr>
-          <w:noProof/>
-          <w:sz w:val="22"/>
-          <w:szCs w:val="22"/>
-        </w:rPr>
-        <w:t>{{asal_upt}}</w:t>
-      </w:r>
-      <w:r>
-        <w:rPr>
-          <w:sz w:val="22"/>
-          <w:szCs w:val="22"/>
-        </w:rPr>
-        <w:t xml:space="preserve"> baik secara administratif maupun substantf. Kondisi lingkungan sosial dinilai cukup mendukung dalam rangka pelaksanaan program reintegrasi bagi Klien.</w:t>
+          <w:sz w:val="22"/>
+          <w:szCs w:val="22"/>
+          <w:lang w:val="id-ID"/>
+        </w:rPr>
+      </w:pPr>
+      <w:r>
+        <w:rPr>
+          <w:sz w:val="22"/>
+          <w:szCs w:val="22"/>
+          <w:lang w:val="id-ID"/>
+        </w:rPr>
+        <w:t>{{kebutuhan}}</w:t>
       </w:r>
     </w:p>
     <w:p>
@@ -17501,390 +17245,54 @@
           <w:sz w:val="22"/>
           <w:szCs w:val="22"/>
         </w:rPr>
-        <w:t>Kesimpulan</w:t>
-      </w:r>
-    </w:p>
-    <w:p>
-      <w:pPr>
-        <w:widowControl w:val="0"/>
-        <w:numPr>
-          <w:ilvl w:val="2"/>
-          <w:numId w:val="2"/>
-        </w:numPr>
-        <w:pBdr>
-          <w:top w:val="nil"/>
-          <w:left w:val="nil"/>
-          <w:bottom w:val="nil"/>
-          <w:right w:val="nil"/>
-          <w:between w:val="nil"/>
-        </w:pBdr>
+        <w:t>Kesimpula</w:t>
+      </w:r>
+      <w:r>
+        <w:rPr>
+          <w:b/>
+          <w:sz w:val="22"/>
+          <w:szCs w:val="22"/>
+          <w:lang w:val="id-ID"/>
+        </w:rPr>
+        <w:t>n</w:t>
+      </w:r>
+    </w:p>
+    <w:p>
+      <w:pPr>
+        <w:pStyle w:val="ListParagraph"/>
         <w:spacing w:line="360" w:lineRule="auto"/>
-        <w:ind w:left="1701"/>
+        <w:ind w:left="1353"/>
         <w:jc w:val="both"/>
         <w:rPr>
-          <w:sz w:val="22"/>
-          <w:szCs w:val="22"/>
-        </w:rPr>
-      </w:pPr>
-      <w:r>
-        <w:rPr>
-          <w:rFonts w:eastAsia="Arial"/>
-          <w:sz w:val="22"/>
-          <w:szCs w:val="22"/>
-        </w:rPr>
-        <w:t>Klien dijatuhi</w:t>
-      </w:r>
-      <w:r>
-        <w:rPr>
-          <w:rFonts w:eastAsia="Arial"/>
-          <w:sz w:val="22"/>
-          <w:szCs w:val="22"/>
-        </w:rPr>
-        <w:t xml:space="preserve"> pidana penjara </w:t>
-      </w:r>
-      <w:r>
-        <w:t>{{vonis}}</w:t>
-      </w:r>
-      <w:r>
-        <w:rPr>
-          <w:rFonts w:eastAsia="Arial"/>
-          <w:sz w:val="22"/>
-          <w:szCs w:val="22"/>
-        </w:rPr>
-        <w:t xml:space="preserve"> oleh Pengadilan Negeri </w:t>
-      </w:r>
-      <w:r>
-        <w:t>{{pengadilan}}</w:t>
-      </w:r>
-      <w:r>
-        <w:rPr>
-          <w:lang w:val="id-ID"/>
-        </w:rPr>
-        <w:t xml:space="preserve"> </w:t>
-      </w:r>
-      <w:r>
-        <w:rPr>
-          <w:rFonts w:eastAsia="Arial"/>
-          <w:sz w:val="22"/>
-          <w:szCs w:val="22"/>
-        </w:rPr>
-        <w:t xml:space="preserve">dalam tindak pidana </w:t>
-      </w:r>
-      <w:r>
-        <w:rPr>
-          <w:rFonts w:eastAsia="Arial"/>
-          <w:noProof/>
-          <w:sz w:val="22"/>
-          <w:szCs w:val="22"/>
-        </w:rPr>
-        <w:t>{{perkara}}</w:t>
-      </w:r>
-      <w:r>
-        <w:rPr>
-          <w:rFonts w:eastAsia="Arial"/>
-          <w:noProof/>
-          <w:sz w:val="22"/>
-          <w:szCs w:val="22"/>
-          <w:lang w:val="id-ID"/>
-        </w:rPr>
-        <w:t xml:space="preserve"> </w:t>
-      </w:r>
-      <w:r>
-        <w:rPr>
-          <w:rFonts w:eastAsia="Arial"/>
-          <w:noProof/>
-          <w:sz w:val="22"/>
-          <w:szCs w:val="22"/>
-        </w:rPr>
-        <w:t xml:space="preserve">/ </w:t>
-      </w:r>
-      <w:r>
-        <w:rPr>
-          <w:rFonts w:eastAsia="Arial"/>
-          <w:noProof/>
-          <w:sz w:val="22"/>
-          <w:szCs w:val="22"/>
-        </w:rPr>
-        <w:t>{{pasal}}</w:t>
-      </w:r>
-      <w:r>
-        <w:rPr>
-          <w:rFonts w:eastAsia="Arial"/>
-          <w:sz w:val="22"/>
-          <w:szCs w:val="22"/>
-        </w:rPr>
-        <w:t xml:space="preserve">, </w:t>
-      </w:r>
-      <w:r>
-        <w:rPr>
-          <w:rFonts w:eastAsia="Arial"/>
-          <w:sz w:val="22"/>
-          <w:szCs w:val="22"/>
-        </w:rPr>
-        <w:t>klien menyesali perbuatannya dan telah siap untuk menjalani program yang akan dijalani.</w:t>
-      </w:r>
-    </w:p>
-    <w:p>
-      <w:pPr>
-        <w:widowControl w:val="0"/>
-        <w:numPr>
-          <w:ilvl w:val="2"/>
-          <w:numId w:val="2"/>
-        </w:numPr>
-        <w:pBdr>
-          <w:top w:val="nil"/>
-          <w:left w:val="nil"/>
-          <w:bottom w:val="nil"/>
-          <w:right w:val="nil"/>
-          <w:between w:val="nil"/>
-        </w:pBdr>
+          <w:bCs/>
+          <w:sz w:val="22"/>
+          <w:szCs w:val="22"/>
+          <w:lang w:val="id-ID"/>
+        </w:rPr>
+      </w:pPr>
+      <w:r>
+        <w:rPr>
+          <w:bCs/>
+          <w:sz w:val="22"/>
+          <w:szCs w:val="22"/>
+          <w:lang w:val="id-ID"/>
+        </w:rPr>
+        <w:t>{{ai_kesimpulan}}</w:t>
+      </w:r>
+    </w:p>
+    <w:p>
+      <w:pPr>
+        <w:pStyle w:val="ListParagraph"/>
         <w:spacing w:line="360" w:lineRule="auto"/>
-        <w:ind w:left="1701"/>
+        <w:ind w:left="1353"/>
         <w:jc w:val="both"/>
         <w:rPr>
-          <w:sz w:val="22"/>
-          <w:szCs w:val="22"/>
-        </w:rPr>
-      </w:pPr>
-      <w:r>
-        <w:rPr>
-          <w:sz w:val="22"/>
-          <w:szCs w:val="22"/>
-        </w:rPr>
-        <w:t xml:space="preserve">Selama menjalani masa pidana di </w:t>
-      </w:r>
-      <w:r>
-        <w:rPr>
-          <w:noProof/>
-          <w:sz w:val="22"/>
-          <w:szCs w:val="22"/>
-        </w:rPr>
-        <w:t>{{asal_upt}}</w:t>
-      </w:r>
-      <w:r>
-        <w:rPr>
-          <w:sz w:val="22"/>
-          <w:szCs w:val="22"/>
-        </w:rPr>
-        <w:t xml:space="preserve">, klien menunjukkan sikap dan perilaku yang baik, mampu berkomunikasi dan berinteraksi dengan sesama penghuni dan para petugas serta tidak pernah melakukan pelanggaran tata tertib, aktif mengikuti kegiatan yang ada, dan dinyatakan bebas Register F.  </w:t>
-      </w:r>
-    </w:p>
-    <w:p>
-      <w:pPr>
-        <w:widowControl w:val="0"/>
-        <w:numPr>
-          <w:ilvl w:val="2"/>
-          <w:numId w:val="2"/>
-        </w:numPr>
-        <w:pBdr>
-          <w:top w:val="nil"/>
-          <w:left w:val="nil"/>
-          <w:bottom w:val="nil"/>
-          <w:right w:val="nil"/>
-          <w:between w:val="nil"/>
-        </w:pBdr>
-        <w:spacing w:line="360" w:lineRule="auto"/>
-        <w:ind w:left="1701"/>
-        <w:jc w:val="both"/>
-        <w:rPr>
-          <w:sz w:val="22"/>
-          <w:szCs w:val="22"/>
-        </w:rPr>
-      </w:pPr>
-      <w:r>
-        <w:rPr>
-          <w:sz w:val="22"/>
-          <w:szCs w:val="22"/>
-        </w:rPr>
-        <w:t xml:space="preserve">Keluarga/ Penjamin sangat berharap klien dapat diusulkan mendapatkan program pembinaan luar </w:t>
-      </w:r>
-      <w:r>
-        <w:rPr>
-          <w:noProof/>
-          <w:sz w:val="22"/>
-          <w:szCs w:val="22"/>
-        </w:rPr>
-        <w:t>{{program}}</w:t>
-      </w:r>
-      <w:r>
-        <w:rPr>
-          <w:sz w:val="22"/>
-          <w:szCs w:val="22"/>
-        </w:rPr>
-        <w:t xml:space="preserve"> dan bersedia menerima kembali kehadirannya serta akan berusaha turut mengawasi dan membimbing agar tidak melakukan perbuatan melanggar hukum.</w:t>
-      </w:r>
-    </w:p>
-    <w:p>
-      <w:pPr>
-        <w:widowControl w:val="0"/>
-        <w:numPr>
-          <w:ilvl w:val="2"/>
-          <w:numId w:val="2"/>
-        </w:numPr>
-        <w:pBdr>
-          <w:top w:val="nil"/>
-          <w:left w:val="nil"/>
-          <w:bottom w:val="nil"/>
-          <w:right w:val="nil"/>
-          <w:between w:val="nil"/>
-        </w:pBdr>
-        <w:spacing w:line="360" w:lineRule="auto"/>
-        <w:ind w:left="1701"/>
-        <w:jc w:val="both"/>
-        <w:rPr>
-          <w:sz w:val="22"/>
-          <w:szCs w:val="22"/>
-        </w:rPr>
-      </w:pPr>
-      <w:r>
-        <w:rPr>
-          <w:sz w:val="22"/>
-          <w:szCs w:val="22"/>
-        </w:rPr>
-        <w:t xml:space="preserve">Pemerintah, warga masyarakat sekitar tempat tinggalnya menanggapi secara positif terhadap program pembinaan luar yang akan dijalani klien nantinya, mereka bersedia menerima kembali ditengah-tengah masyarakat dan berharap agar kejadian tersebut tidak terulang kembali. </w:t>
-      </w:r>
-    </w:p>
-    <w:p>
-      <w:pPr>
-        <w:widowControl w:val="0"/>
-        <w:numPr>
-          <w:ilvl w:val="2"/>
-          <w:numId w:val="2"/>
-        </w:numPr>
-        <w:pBdr>
-          <w:top w:val="nil"/>
-          <w:left w:val="nil"/>
-          <w:bottom w:val="nil"/>
-          <w:right w:val="nil"/>
-          <w:between w:val="nil"/>
-        </w:pBdr>
-        <w:spacing w:line="360" w:lineRule="auto"/>
-        <w:ind w:left="1701" w:hanging="285"/>
-        <w:jc w:val="both"/>
-        <w:rPr>
-          <w:sz w:val="22"/>
-          <w:szCs w:val="22"/>
-        </w:rPr>
-      </w:pPr>
-      <w:r>
-        <w:rPr>
           <w:bCs/>
           <w:sz w:val="22"/>
           <w:szCs w:val="22"/>
           <w:lang w:val="id-ID"/>
         </w:rPr>
-        <w:t xml:space="preserve">Penanggung jawab atau penjamin Klien dalam hal ini adalah </w:t>
-      </w:r>
-      <w:r>
-        <w:rPr>
-          <w:bCs/>
-          <w:sz w:val="22"/>
-          <w:szCs w:val="22"/>
-        </w:rPr>
-        <w:t xml:space="preserve"> K</w:t>
-      </w:r>
-      <w:r>
-        <w:rPr>
-          <w:bCs/>
-          <w:sz w:val="22"/>
-          <w:szCs w:val="22"/>
-          <w:lang w:val="id-ID"/>
-        </w:rPr>
-        <w:t>lien yang telah menyatakan kesanggupannya (dalam surat jaminan dan surat pernyataan keluarga terlampir yang diketahui oleh pemerintah setempat) sanggup menerima Klien serta memberikan jaminan bahwasanya Klien akan berperilaku baik, taat pada hukum, norma agama serta kaidah masyarakat yang berlaku.</w:t>
-      </w:r>
-    </w:p>
-    <w:p>
-      <w:pPr>
-        <w:widowControl w:val="0"/>
-        <w:numPr>
-          <w:ilvl w:val="2"/>
-          <w:numId w:val="2"/>
-        </w:numPr>
-        <w:pBdr>
-          <w:top w:val="nil"/>
-          <w:left w:val="nil"/>
-          <w:bottom w:val="nil"/>
-          <w:right w:val="nil"/>
-          <w:between w:val="nil"/>
-        </w:pBdr>
-        <w:spacing w:line="360" w:lineRule="auto"/>
-        <w:ind w:left="1701" w:hanging="285"/>
-        <w:jc w:val="both"/>
-        <w:rPr>
-          <w:sz w:val="22"/>
-          <w:szCs w:val="22"/>
-        </w:rPr>
-      </w:pPr>
-      <w:r>
-        <w:rPr>
-          <w:bCs/>
-          <w:sz w:val="22"/>
-          <w:szCs w:val="22"/>
-          <w:lang w:val="id-ID"/>
-        </w:rPr>
-        <w:t xml:space="preserve">Dalam masa pelaksanaan program pembebasan bersyarat Klien bersama keluarganya tinggal di </w:t>
-      </w:r>
-      <w:r>
-        <w:rPr>
-          <w:bCs/>
-          <w:noProof/>
-          <w:sz w:val="22"/>
-          <w:szCs w:val="22"/>
-          <w:lang w:val="id-ID"/>
-        </w:rPr>
-        <w:t>{{ alamat_klien }}</w:t>
-      </w:r>
-      <w:r>
-        <w:rPr>
-          <w:bCs/>
-          <w:sz w:val="22"/>
-          <w:szCs w:val="22"/>
-        </w:rPr>
-        <w:t>.</w:t>
-      </w:r>
-      <w:r>
-        <w:rPr>
-          <w:bCs/>
-          <w:sz w:val="22"/>
-          <w:szCs w:val="22"/>
-          <w:lang w:val="id-ID"/>
-        </w:rPr>
-        <w:t xml:space="preserve"> </w:t>
-      </w:r>
-      <w:r>
-        <w:rPr>
-          <w:bCs/>
-          <w:sz w:val="22"/>
-          <w:szCs w:val="22"/>
-        </w:rPr>
-        <w:t xml:space="preserve">Dengan dukungan fasilitas hunian </w:t>
-      </w:r>
-      <w:r>
-        <w:rPr>
-          <w:bCs/>
-          <w:sz w:val="22"/>
-          <w:szCs w:val="22"/>
-          <w:lang w:val="id-ID"/>
-        </w:rPr>
-        <w:t xml:space="preserve">yang dibangun dengan bangunan permanen, sumber air dari </w:t>
-      </w:r>
-      <w:r>
-        <w:rPr>
-          <w:bCs/>
-          <w:sz w:val="22"/>
-          <w:szCs w:val="22"/>
-        </w:rPr>
-        <w:t>PDAM</w:t>
-      </w:r>
-      <w:r>
-        <w:rPr>
-          <w:bCs/>
-          <w:sz w:val="22"/>
-          <w:szCs w:val="22"/>
-          <w:lang w:val="id-ID"/>
-        </w:rPr>
-        <w:t>, penerangan dari PLN dan fasilitas penunjang kehidupan yang cukup memadai. Secara umum tempat pelaksanaan program pembebasan bersyarat dalam kondisi cukup layak.</w:t>
-      </w:r>
+      </w:pPr>
     </w:p>
     <w:p>
       <w:pPr>
@@ -17928,199 +17336,58 @@
           <w:color w:val="000000"/>
           <w:sz w:val="22"/>
           <w:szCs w:val="22"/>
-        </w:rPr>
-      </w:pPr>
-      <w:r>
-        <w:rPr>
-          <w:noProof/>
-          <w:sz w:val="22"/>
-          <w:szCs w:val="22"/>
-        </w:rPr>
-        <mc:AlternateContent>
-          <mc:Choice Requires="wps">
-            <w:drawing>
-              <wp:anchor distT="45720" distB="45720" distL="114300" distR="114300" simplePos="0" relativeHeight="251663360" behindDoc="0" locked="0" layoutInCell="1" allowOverlap="1" wp14:anchorId="2268998B" wp14:editId="274A9D93">
-                <wp:simplePos x="0" y="0"/>
-                <wp:positionH relativeFrom="column">
-                  <wp:posOffset>5222240</wp:posOffset>
-                </wp:positionH>
-                <wp:positionV relativeFrom="paragraph">
-                  <wp:posOffset>1033714</wp:posOffset>
-                </wp:positionV>
-                <wp:extent cx="1335633" cy="1404620"/>
-                <wp:effectExtent l="0" t="0" r="17145" b="24765"/>
-                <wp:wrapTopAndBottom/>
-                <wp:docPr id="2127101217" name="Text Box 15"/>
-                <wp:cNvGraphicFramePr>
-                  <a:graphicFrameLocks xmlns:a="http://schemas.openxmlformats.org/drawingml/2006/main"/>
-                </wp:cNvGraphicFramePr>
-                <a:graphic xmlns:a="http://schemas.openxmlformats.org/drawingml/2006/main">
-                  <a:graphicData uri="http://schemas.microsoft.com/office/word/2010/wordprocessingShape">
-                    <wps:wsp>
-                      <wps:cNvSpPr txBox="1">
-                        <a:spLocks noChangeArrowheads="1"/>
-                      </wps:cNvSpPr>
-                      <wps:spPr bwMode="auto">
-                        <a:xfrm>
-                          <a:off x="0" y="0"/>
-                          <a:ext cx="1335633" cy="1404620"/>
-                        </a:xfrm>
-                        <a:prstGeom prst="rect">
-                          <a:avLst/>
-                        </a:prstGeom>
-                        <a:solidFill>
-                          <a:srgbClr val="FFFFFF"/>
-                        </a:solidFill>
-                        <a:ln w="9525">
-                          <a:solidFill>
-                            <a:sysClr val="window" lastClr="FFFFFF"/>
-                          </a:solidFill>
-                          <a:miter lim="800000"/>
-                          <a:headEnd/>
-                          <a:tailEnd/>
-                        </a:ln>
-                      </wps:spPr>
-                      <wps:txbx>
-                        <w:txbxContent>
-                          <w:p>
-                            <w:pPr>
-                              <w:jc w:val="right"/>
-                              <w:rPr>
-                                <w:sz w:val="22"/>
-                                <w:szCs w:val="22"/>
-                              </w:rPr>
-                            </w:pPr>
-                            <w:r>
-                              <w:rPr>
-                                <w:bCs/>
-                                <w:sz w:val="22"/>
-                                <w:szCs w:val="22"/>
-                              </w:rPr>
-                              <w:t xml:space="preserve">4. </w:t>
-                            </w:r>
-                            <w:r>
-                              <w:rPr>
-                                <w:sz w:val="22"/>
-                                <w:szCs w:val="22"/>
-                              </w:rPr>
-                              <w:t>Pemerintah</w:t>
-                            </w:r>
-                            <w:r>
-                              <w:rPr>
-                                <w:bCs/>
-                                <w:sz w:val="22"/>
-                                <w:szCs w:val="22"/>
-                                <w:lang w:val="id-ID"/>
-                              </w:rPr>
-                              <w:t xml:space="preserve"> </w:t>
-                            </w:r>
-                            <w:r>
-                              <w:rPr>
-                                <w:sz w:val="22"/>
-                                <w:szCs w:val="22"/>
-                              </w:rPr>
-                              <w:t>…</w:t>
-                            </w:r>
-                          </w:p>
-                        </w:txbxContent>
-                      </wps:txbx>
-                      <wps:bodyPr rot="0" vert="horz" wrap="square" lIns="91440" tIns="45720" rIns="91440" bIns="45720" anchor="t" anchorCtr="0">
-                        <a:spAutoFit/>
-                      </wps:bodyPr>
-                    </wps:wsp>
-                  </a:graphicData>
-                </a:graphic>
-                <wp14:sizeRelH relativeFrom="margin">
-                  <wp14:pctWidth>0</wp14:pctWidth>
-                </wp14:sizeRelH>
-                <wp14:sizeRelV relativeFrom="margin">
-                  <wp14:pctHeight>0</wp14:pctHeight>
-                </wp14:sizeRelV>
-              </wp:anchor>
-            </w:drawing>
-          </mc:Choice>
-          <mc:Fallback>
-            <w:pict>
-              <v:shape w14:anchorId="2268998B" id="Text Box 15" o:spid="_x0000_s1034" type="#_x0000_t202" style="position:absolute;left:0;text-align:left;margin-left:411.2pt;margin-top:81.4pt;width:105.15pt;height:110.6pt;z-index:251663360;visibility:visible;mso-wrap-style:square;mso-width-percent:0;mso-height-percent:0;mso-wrap-distance-left:9pt;mso-wrap-distance-top:3.6pt;mso-wrap-distance-right:9pt;mso-wrap-distance-bottom:3.6pt;mso-position-horizontal:absolute;mso-position-horizontal-relative:text;mso-position-vertical:absolute;mso-position-vertical-relative:text;mso-width-percent:0;mso-height-percent:0;mso-width-relative:margin;mso-height-relative:margin;v-text-anchor:top" o:gfxdata="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" strokecolor="window">
-                <v:textbox style="mso-fit-shape-to-text:t">
-                  <w:txbxContent>
-                    <w:p>
-                      <w:pPr>
-                        <w:jc w:val="right"/>
-                        <w:rPr>
-                          <w:sz w:val="22"/>
-                          <w:szCs w:val="22"/>
-                        </w:rPr>
-                      </w:pPr>
-                      <w:r>
-                        <w:rPr>
-                          <w:bCs/>
-                          <w:sz w:val="22"/>
-                          <w:szCs w:val="22"/>
-                        </w:rPr>
-                        <w:t xml:space="preserve">4. </w:t>
-                      </w:r>
-                      <w:r>
-                        <w:rPr>
-                          <w:sz w:val="22"/>
-                          <w:szCs w:val="22"/>
-                        </w:rPr>
-                        <w:t>Pemerintah</w:t>
-                      </w:r>
-                      <w:r>
-                        <w:rPr>
-                          <w:bCs/>
-                          <w:sz w:val="22"/>
-                          <w:szCs w:val="22"/>
-                          <w:lang w:val="id-ID"/>
-                        </w:rPr>
-                        <w:t xml:space="preserve"> </w:t>
-                      </w:r>
-                      <w:r>
-                        <w:rPr>
-                          <w:sz w:val="22"/>
-                          <w:szCs w:val="22"/>
-                        </w:rPr>
-                        <w:t>…</w:t>
-                      </w:r>
-                    </w:p>
-                  </w:txbxContent>
-                </v:textbox>
-                <w10:wrap type="topAndBottom"/>
-              </v:shape>
-            </w:pict>
-          </mc:Fallback>
-        </mc:AlternateContent>
-      </w:r>
+          <w:lang w:val="id-ID"/>
+        </w:rPr>
+      </w:pPr>
       <w:r>
         <w:rPr>
           <w:rFonts w:eastAsia="Arial"/>
           <w:color w:val="000000"/>
           <w:sz w:val="22"/>
           <w:szCs w:val="22"/>
-        </w:rPr>
-        <w:t xml:space="preserve">Berdasarkan Pasal 82 Peraturan Menteri Hukum dan Hak Asasi Manusia Republik Indonesia Nomor 7 Tahun 2022 Tentang Perubahan Kedua atas Peraturan Menteri Hukum dan Hak Asasi Manusia No. 3 tahun 2018 Tentang Syarat dan Tata Cara Pemberian Remisi, Pembebasan Bersyarat, Cuti Mengunjungi Keluarga, Pembebasan Bersyarat, Cuti Menjelang Bebas, dan </w:t>
-      </w:r>
-      <w:r>
+          <w:lang w:val="id-ID"/>
+        </w:rPr>
+        <w:t>{{rekomendasi}}</w:t>
+      </w:r>
+    </w:p>
+    <w:p>
+      <w:pPr>
+        <w:widowControl w:val="0"/>
+        <w:pBdr>
+          <w:top w:val="nil"/>
+          <w:left w:val="nil"/>
+          <w:bottom w:val="nil"/>
+          <w:right w:val="nil"/>
+          <w:between w:val="nil"/>
+        </w:pBdr>
+        <w:spacing w:before="1" w:line="360" w:lineRule="auto"/>
+        <w:ind w:left="1418" w:right="96" w:firstLine="305"/>
+        <w:jc w:val="both"/>
         <w:rPr>
           <w:rFonts w:eastAsia="Arial"/>
           <w:color w:val="000000"/>
           <w:sz w:val="22"/>
           <w:szCs w:val="22"/>
-          <w:lang w:val="id-ID"/>
-        </w:rPr>
-        <w:t xml:space="preserve">Cuti </w:t>
-      </w:r>
+        </w:rPr>
+      </w:pPr>
       <w:r>
         <w:rPr>
           <w:rFonts w:eastAsia="Arial"/>
           <w:color w:val="000000"/>
           <w:sz w:val="22"/>
           <w:szCs w:val="22"/>
-          <w:lang w:val="id-ID"/>
-        </w:rPr>
-        <w:lastRenderedPageBreak/>
-        <w:t>Bersyarat</w:t>
+        </w:rPr>
+        <w:t xml:space="preserve">Berdasarkan Pasal 82 Peraturan Menteri Hukum dan Hak Asasi Manusia Republik Indonesia Nomor 7 Tahun 2022 Tentang Perubahan Kedua atas Peraturan Menteri Hukum dan Hak Asasi Manusia No. 3 tahun 2018 Tentang Syarat dan Tata Cara Pemberian Remisi, Pembebasan Bersyarat, Cuti Mengunjungi Keluarga, Pembebasan Bersyarat, Cuti Menjelang Bebas, dan </w:t>
+      </w:r>
+      <w:r>
+        <w:rPr>
+          <w:rFonts w:eastAsia="Arial"/>
+          <w:color w:val="000000"/>
+          <w:sz w:val="22"/>
+          <w:szCs w:val="22"/>
+          <w:lang w:val="id-ID"/>
+        </w:rPr>
+        <w:t>Cuti Bersyarat</w:t>
       </w:r>
       <w:r>
         <w:rPr>
@@ -18188,11 +17455,22 @@
       <w:r>
         <w:rPr>
           <w:rFonts w:eastAsia="Arial"/>
+          <w:b/>
+          <w:bCs/>
           <w:color w:val="000000"/>
           <w:sz w:val="22"/>
           <w:szCs w:val="22"/>
         </w:rPr>
-        <w:t xml:space="preserve">dapat diusulkan dalam program Reintegrasi </w:t>
+        <w:t>dapat diusulkan</w:t>
+      </w:r>
+      <w:r>
+        <w:rPr>
+          <w:rFonts w:eastAsia="Arial"/>
+          <w:color w:val="000000"/>
+          <w:sz w:val="22"/>
+          <w:szCs w:val="22"/>
+        </w:rPr>
+        <w:t xml:space="preserve"> dalam program Reintegrasi </w:t>
       </w:r>
       <w:r>
         <w:rPr>
@@ -18319,7 +17597,7 @@
           <w:sz w:val="22"/>
           <w:szCs w:val="22"/>
         </w:rPr>
-        <w:t>{{asal_upt}}</w:t>
+        <w:t>{{upt}}</w:t>
       </w:r>
       <w:r>
         <w:rPr>
@@ -18521,6 +17799,7 @@
           <w:sz w:val="22"/>
           <w:szCs w:val="22"/>
         </w:rPr>
+        <w:lastRenderedPageBreak/>
         <w:t>Demikian laporan Penelitian Kemasyarakatan (Litmas) ini dibuat dengan sebenarnya, sebagai persyaratan dan bahan pertimbangan dalam pelaksanaan Reintegrasi.</w:t>
       </w:r>
     </w:p>
@@ -18546,7 +17825,7 @@
           <w:p>
             <w:pPr>
               <w:widowControl w:val="0"/>
-              <w:spacing w:line="360" w:lineRule="auto"/>
+              <w:spacing w:line="276" w:lineRule="auto"/>
               <w:ind w:left="567" w:rightChars="43" w:right="103"/>
               <w:jc w:val="both"/>
               <w:rPr>
@@ -18575,7 +17854,7 @@
           </w:tcPr>
           <w:p>
             <w:pPr>
-              <w:spacing w:line="360" w:lineRule="auto"/>
+              <w:spacing w:line="276" w:lineRule="auto"/>
               <w:jc w:val="both"/>
               <w:rPr>
                 <w:rFonts w:eastAsia="Arial"/>
@@ -18593,13 +17872,7 @@
           </w:tcPr>
           <w:p>
             <w:pPr>
-              <w:spacing w:line="360" w:lineRule="auto"/>
-              <w:rPr>
-                <w:rFonts w:eastAsia="Arial"/>
-                <w:spacing w:val="-1"/>
-                <w:sz w:val="22"/>
-                <w:szCs w:val="22"/>
-              </w:rPr>
+              <w:pStyle w:val="NormalWeb"/>
             </w:pPr>
             <w:r>
               <w:rPr>
@@ -18611,14 +17884,7 @@
               <w:t xml:space="preserve">Balikpapan, </w:t>
             </w:r>
             <w:r>
-              <w:rPr>
-                <w:rFonts w:eastAsia="Arial"/>
-                <w:noProof/>
-                <w:sz w:val="22"/>
-                <w:szCs w:val="22"/>
-                <w:lang w:val="id-ID"/>
-              </w:rPr>
-              <w:t>{{tgl_buat}}</w:t>
+              <w:t>{{tgl_tpp}}</w:t>
             </w:r>
           </w:p>
         </w:tc>
@@ -18731,7 +17997,7 @@
                   <wp:extent cx="1708785" cy="464185"/>
                   <wp:effectExtent l="0" t="0" r="5715" b="0"/>
                   <wp:wrapNone/>
-                  <wp:docPr id="429266817" name="Picture 16"/>
+                  <wp:docPr id="429266817" name="Picture 15"/>
                   <wp:cNvGraphicFramePr>
                     <a:graphicFrameLocks xmlns:a="http://schemas.openxmlformats.org/drawingml/2006/main" noChangeAspect="1"/>
                   </wp:cNvGraphicFramePr>
@@ -18855,7 +18121,7 @@
           </w:p>
           <w:p>
             <w:pPr>
-              <w:spacing w:line="360" w:lineRule="auto"/>
+              <w:spacing w:line="276" w:lineRule="auto"/>
               <w:ind w:left="426"/>
               <w:rPr>
                 <w:rFonts w:eastAsia="SimSun"/>
@@ -18944,7 +18210,7 @@
           </w:p>
           <w:p>
             <w:pPr>
-              <w:spacing w:line="360" w:lineRule="auto"/>
+              <w:spacing w:line="276" w:lineRule="auto"/>
               <w:jc w:val="both"/>
               <w:rPr>
                 <w:rFonts w:eastAsia="Arial"/>
@@ -19005,7 +18271,7 @@
                   <wp:extent cx="1708785" cy="898525"/>
                   <wp:effectExtent l="0" t="0" r="0" b="0"/>
                   <wp:wrapNone/>
-                  <wp:docPr id="616195004" name="Picture 17"/>
+                  <wp:docPr id="616195004" name="Picture 16"/>
                   <wp:cNvGraphicFramePr>
                     <a:graphicFrameLocks xmlns:a="http://schemas.openxmlformats.org/drawingml/2006/main" noChangeAspect="1"/>
                   </wp:cNvGraphicFramePr>
@@ -19169,7 +18435,7 @@
           </w:p>
           <w:p>
             <w:pPr>
-              <w:spacing w:line="360" w:lineRule="auto"/>
+              <w:spacing w:line="276" w:lineRule="auto"/>
               <w:ind w:left="173"/>
               <w:rPr>
                 <w:rFonts w:eastAsia="Arial"/>
@@ -19260,7 +18526,7 @@
           <wp:inline distT="0" distB="0" distL="0" distR="0" wp14:anchorId="1C6E76F0" wp14:editId="54D5A403">
             <wp:extent cx="1920472" cy="1442016"/>
             <wp:effectExtent l="0" t="0" r="3810" b="6350"/>
-            <wp:docPr id="1298750930" name="Picture 18"/>
+            <wp:docPr id="1298750930" name="Picture 17"/>
             <wp:cNvGraphicFramePr>
               <a:graphicFrameLocks xmlns:a="http://schemas.openxmlformats.org/drawingml/2006/main" noChangeAspect="1"/>
             </wp:cNvGraphicFramePr>
@@ -19402,7 +18668,7 @@
           <wp:inline distT="0" distB="0" distL="0" distR="0" wp14:anchorId="2301E43A" wp14:editId="1A9D5672">
             <wp:extent cx="1920472" cy="1442015"/>
             <wp:effectExtent l="0" t="0" r="3810" b="6350"/>
-            <wp:docPr id="2055102829" name="Picture 19"/>
+            <wp:docPr id="2055102829" name="Picture 18"/>
             <wp:cNvGraphicFramePr>
               <a:graphicFrameLocks xmlns:a="http://schemas.openxmlformats.org/drawingml/2006/main" noChangeAspect="1"/>
             </wp:cNvGraphicFramePr>
@@ -19609,7 +18875,7 @@
             <wp:extent cx="914400" cy="914400"/>
             <wp:effectExtent l="0" t="0" r="0" b="0"/>
             <wp:wrapSquare wrapText="bothSides"/>
-            <wp:docPr id="561667210" name="Picture 20"/>
+            <wp:docPr id="561667210" name="Picture 19"/>
             <wp:cNvGraphicFramePr>
               <a:graphicFrameLocks xmlns:a="http://schemas.openxmlformats.org/drawingml/2006/main" noChangeAspect="1"/>
             </wp:cNvGraphicFramePr>
@@ -20011,7 +19277,7 @@
                 <wp:extent cx="6315075" cy="0"/>
                 <wp:effectExtent l="0" t="0" r="0" b="0"/>
                 <wp:wrapNone/>
-                <wp:docPr id="419836974" name="Straight Connector 21"/>
+                <wp:docPr id="419836974" name="Straight Connector 20"/>
                 <wp:cNvGraphicFramePr>
                   <a:graphicFrameLocks xmlns:a="http://schemas.openxmlformats.org/drawingml/2006/main"/>
                 </wp:cNvGraphicFramePr>
@@ -20500,13 +19766,15 @@
           <w:sz w:val="22"/>
           <w:szCs w:val="22"/>
         </w:rPr>
-        <w:t>VIII.E/5/2026</w:t>
+        <w:t>{{no_reg_litmas}}</w:t>
       </w:r>
       <w:r>
         <w:rPr>
           <w:rFonts w:ascii="Arial" w:hAnsi="Arial" w:cs="Arial"/>
-          <w:sz w:val="22"/>
-          <w:szCs w:val="22"/>
+          <w:noProof/>
+          <w:sz w:val="22"/>
+          <w:szCs w:val="22"/>
+          <w:lang w:val="id-ID"/>
         </w:rPr>
         <w:t xml:space="preserve"> </w:t>
       </w:r>
@@ -20665,7 +19933,7 @@
           <w:szCs w:val="22"/>
           <w:lang w:val="id-ID"/>
         </w:rPr>
-        <w:t>10 Februari 2026</w:t>
+        <w:t>{{tgl_tpp}}</w:t>
       </w:r>
     </w:p>
     <w:tbl>
@@ -20844,7 +20112,7 @@
                   <wp:extent cx="1708785" cy="464185"/>
                   <wp:effectExtent l="0" t="0" r="5715" b="0"/>
                   <wp:wrapNone/>
-                  <wp:docPr id="995599402" name="Picture 22"/>
+                  <wp:docPr id="995599402" name="Picture 21"/>
                   <wp:cNvGraphicFramePr>
                     <a:graphicFrameLocks xmlns:a="http://schemas.openxmlformats.org/drawingml/2006/main" noChangeAspect="1"/>
                   </wp:cNvGraphicFramePr>
@@ -21032,7 +20300,7 @@
           <wp:inline distT="0" distB="0" distL="0" distR="0" wp14:anchorId="19445CFE" wp14:editId="6EB03E35">
             <wp:extent cx="6120765" cy="6301105"/>
             <wp:effectExtent l="0" t="0" r="0" b="0"/>
-            <wp:docPr id="1232185484" name="Picture 23"/>
+            <wp:docPr id="1232185484" name="Picture 22"/>
             <wp:cNvGraphicFramePr>
               <a:graphicFrameLocks xmlns:a="http://schemas.openxmlformats.org/drawingml/2006/main" noChangeAspect="1"/>
             </wp:cNvGraphicFramePr>
@@ -21115,7 +20383,7 @@
           <wp:inline distT="0" distB="0" distL="0" distR="0" wp14:anchorId="7A4F7175" wp14:editId="54C09F99">
             <wp:extent cx="5831205" cy="10260965"/>
             <wp:effectExtent l="0" t="0" r="0" b="0"/>
-            <wp:docPr id="1494254167" name="Picture 24"/>
+            <wp:docPr id="1494254167" name="Picture 23"/>
             <wp:cNvGraphicFramePr>
               <a:graphicFrameLocks xmlns:a="http://schemas.openxmlformats.org/drawingml/2006/main" noChangeAspect="1"/>
             </wp:cNvGraphicFramePr>
@@ -21169,7 +20437,7 @@
           <wp:inline distT="0" distB="0" distL="0" distR="0" wp14:anchorId="7CB7816D" wp14:editId="26ED326D">
             <wp:extent cx="5582920" cy="9360535"/>
             <wp:effectExtent l="0" t="0" r="0" b="0"/>
-            <wp:docPr id="1144556366" name="Picture 25"/>
+            <wp:docPr id="1144556366" name="Picture 24"/>
             <wp:cNvGraphicFramePr>
               <a:graphicFrameLocks xmlns:a="http://schemas.openxmlformats.org/drawingml/2006/main" noChangeAspect="1"/>
             </wp:cNvGraphicFramePr>
@@ -21223,7 +20491,7 @@
           <wp:inline distT="0" distB="0" distL="0" distR="0" wp14:anchorId="74B454F0" wp14:editId="452B771E">
             <wp:extent cx="5514340" cy="10260965"/>
             <wp:effectExtent l="0" t="0" r="0" b="6985"/>
-            <wp:docPr id="177549836" name="Picture 26"/>
+            <wp:docPr id="177549836" name="Picture 25"/>
             <wp:cNvGraphicFramePr>
               <a:graphicFrameLocks xmlns:a="http://schemas.openxmlformats.org/drawingml/2006/main" noChangeAspect="1"/>
             </wp:cNvGraphicFramePr>
@@ -21277,7 +20545,7 @@
           <wp:inline distT="0" distB="0" distL="0" distR="0" wp14:anchorId="2F85A486" wp14:editId="35056E5D">
             <wp:extent cx="6010275" cy="10260965"/>
             <wp:effectExtent l="0" t="0" r="0" b="0"/>
-            <wp:docPr id="1116852117" name="Picture 27"/>
+            <wp:docPr id="1116852117" name="Picture 26"/>
             <wp:cNvGraphicFramePr>
               <a:graphicFrameLocks xmlns:a="http://schemas.openxmlformats.org/drawingml/2006/main" noChangeAspect="1"/>
             </wp:cNvGraphicFramePr>
@@ -21331,7 +20599,7 @@
           <wp:inline distT="0" distB="0" distL="0" distR="0" wp14:anchorId="2C67BCC7" wp14:editId="22C1F3B7">
             <wp:extent cx="5871210" cy="8975725"/>
             <wp:effectExtent l="0" t="0" r="0" b="0"/>
-            <wp:docPr id="1401510850" name="Picture 28"/>
+            <wp:docPr id="1401510850" name="Picture 27"/>
             <wp:cNvGraphicFramePr>
               <a:graphicFrameLocks xmlns:a="http://schemas.openxmlformats.org/drawingml/2006/main" noChangeAspect="1"/>
             </wp:cNvGraphicFramePr>
@@ -21385,7 +20653,7 @@
           <wp:inline distT="0" distB="0" distL="0" distR="0" wp14:anchorId="05AF69A8" wp14:editId="35751205">
             <wp:extent cx="5653405" cy="10260965"/>
             <wp:effectExtent l="0" t="0" r="4445" b="6985"/>
-            <wp:docPr id="1000370850" name="Picture 29"/>
+            <wp:docPr id="1000370850" name="Picture 28"/>
             <wp:cNvGraphicFramePr>
               <a:graphicFrameLocks xmlns:a="http://schemas.openxmlformats.org/drawingml/2006/main" noChangeAspect="1"/>
             </wp:cNvGraphicFramePr>
@@ -21439,7 +20707,7 @@
           <wp:inline distT="0" distB="0" distL="0" distR="0" wp14:anchorId="6741284D" wp14:editId="49B3EDAF">
             <wp:extent cx="5252085" cy="10260965"/>
             <wp:effectExtent l="0" t="0" r="5715" b="0"/>
-            <wp:docPr id="1069049750" name="Picture 30"/>
+            <wp:docPr id="1069049750" name="Picture 29"/>
             <wp:cNvGraphicFramePr>
               <a:graphicFrameLocks xmlns:a="http://schemas.openxmlformats.org/drawingml/2006/main" noChangeAspect="1"/>
             </wp:cNvGraphicFramePr>
@@ -21493,7 +20761,7 @@
           <wp:inline distT="0" distB="0" distL="0" distR="0" wp14:anchorId="16B23901" wp14:editId="4E419A74">
             <wp:extent cx="6120765" cy="10029825"/>
             <wp:effectExtent l="0" t="0" r="0" b="0"/>
-            <wp:docPr id="364717444" name="Picture 31"/>
+            <wp:docPr id="364717444" name="Picture 30"/>
             <wp:cNvGraphicFramePr>
               <a:graphicFrameLocks xmlns:a="http://schemas.openxmlformats.org/drawingml/2006/main" noChangeAspect="1"/>
             </wp:cNvGraphicFramePr>
@@ -24564,6 +23832,19 @@
       <w:bCs/>
     </w:rPr>
   </w:style>
+  <w:style w:type="paragraph" w:styleId="NormalWeb">
+    <w:name w:val="Normal (Web)"/>
+    <w:basedOn w:val="Normal"/>
+    <w:uiPriority w:val="99"/>
+    <w:unhideWhenUsed/>
+    <w:rsid w:val="00CB6ECB"/>
+    <w:pPr>
+      <w:spacing w:before="100" w:beforeAutospacing="1" w:after="100" w:afterAutospacing="1"/>
+    </w:pPr>
+    <w:rPr>
+      <w:lang w:val="en-ID" w:eastAsia="en-ID"/>
+    </w:rPr>
+  </w:style>
 </w:styles>
 </file>
 
